--- a/docs/03 Finals/BusinessProposal.docx
+++ b/docs/03 Finals/BusinessProposal.docx
@@ -7,6 +7,7 @@
         <w:spacing w:after="80"/>
         <w:jc w:val="center"/>
       </w:pPr>
+      <w:proofErr w:type="spellStart"/>
       <w:r>
         <w:rPr>
           <w:b/>
@@ -17,6 +18,7 @@
         </w:rPr>
         <w:t>UniGuide</w:t>
       </w:r>
+      <w:proofErr w:type="spellEnd"/>
     </w:p>
     <w:p>
       <w:pPr>
@@ -39,13 +41,23 @@
         <w:spacing w:after="240"/>
         <w:jc w:val="center"/>
       </w:pPr>
+      <w:proofErr w:type="spellStart"/>
       <w:r>
         <w:rPr>
           <w:color w:val="595959"/>
           <w:sz w:val="16"/>
           <w:szCs w:val="16"/>
         </w:rPr>
-        <w:t>UMHackathon 2026, Final Round, Domain 1: AI Systems &amp; Agentic Workflow Automation</w:t>
+        <w:t>UMHackathon</w:t>
+      </w:r>
+      <w:proofErr w:type="spellEnd"/>
+      <w:r>
+        <w:rPr>
+          <w:color w:val="595959"/>
+          <w:sz w:val="16"/>
+          <w:szCs w:val="16"/>
+        </w:rPr>
+        <w:t xml:space="preserve"> 2026, Final Round, Domain 1: AI Systems &amp; Agentic Workflow Automation</w:t>
       </w:r>
     </w:p>
     <w:p>
@@ -61,23 +73,7 @@
         <w:t xml:space="preserve">Team: </w:t>
       </w:r>
       <w:r>
-        <w:t>Breaking Bank, Team 108, Universiti Malaya</w:t>
-      </w:r>
-    </w:p>
-    <w:p>
-      <w:pPr>
-        <w:spacing w:after="80"/>
-        <w:jc w:val="center"/>
-      </w:pPr>
-      <w:r>
-        <w:rPr>
-          <w:b/>
-          <w:bCs/>
-        </w:rPr>
-        <w:t xml:space="preserve">Mandatory model: </w:t>
-      </w:r>
-      <w:r>
-        <w:t>Z.AI GLM (per UMHackathon 2026 judging rules); ILMU GLM-5.1 (YTL AI Labs and UM) for Bahasa-heavy briefings</w:t>
+        <w:t>Breaking Bank, Team 108</w:t>
       </w:r>
     </w:p>
     <w:p>
@@ -92,9 +88,11 @@
         </w:rPr>
         <w:t xml:space="preserve">Live deploy: </w:t>
       </w:r>
+      <w:proofErr w:type="spellStart"/>
       <w:r>
         <w:t>uniguide-blush.vercel.app</w:t>
       </w:r>
+      <w:proofErr w:type="spellEnd"/>
     </w:p>
     <w:p>
       <w:pPr>
@@ -109,8 +107,13 @@
         <w:t xml:space="preserve">Repository: </w:t>
       </w:r>
       <w:r>
-        <w:t>github.com/ZenBen5173/uniguide</w:t>
-      </w:r>
+        <w:t>github.com/ZenBen5173/</w:t>
+      </w:r>
+      <w:proofErr w:type="spellStart"/>
+      <w:r>
+        <w:t>uniguide</w:t>
+      </w:r>
+      <w:proofErr w:type="spellEnd"/>
     </w:p>
     <w:p>
       <w:pPr>
@@ -125,23 +128,1899 @@
         <w:t xml:space="preserve">Document version: </w:t>
       </w:r>
       <w:r>
-        <w:t>Final Round v2.2, 2 May 2026 (financial breakdown updated)</w:t>
+        <w:t>Final Round v2.2, 2 May 2026</w:t>
+      </w:r>
+    </w:p>
+    <w:p>
+      <w:pPr>
+        <w:rPr>
+          <w:b/>
+          <w:color w:val="1F3864"/>
+          <w:sz w:val="2"/>
+        </w:rPr>
+      </w:pPr>
+      <w:r>
+        <w:rPr>
+          <w:b/>
+          <w:color w:val="1F3864"/>
+          <w:sz w:val="2"/>
+        </w:rPr>
+        <w:br w:type="page"/>
+      </w:r>
+    </w:p>
+    <w:p>
+      <w:pPr>
+        <w:rPr>
+          <w:noProof/>
+        </w:rPr>
+      </w:pPr>
+      <w:r>
+        <w:rPr>
+          <w:b/>
+          <w:color w:val="1F3864"/>
+          <w:sz w:val="30"/>
+        </w:rPr>
+        <w:lastRenderedPageBreak/>
+        <w:t>Table of Contents</w:t>
+      </w:r>
+      <w:r>
+        <w:rPr>
+          <w:b/>
+          <w:color w:val="1F3864"/>
+          <w:sz w:val="30"/>
+        </w:rPr>
+        <w:fldChar w:fldCharType="begin"/>
+      </w:r>
+      <w:r>
+        <w:rPr>
+          <w:b/>
+          <w:color w:val="1F3864"/>
+          <w:sz w:val="30"/>
+        </w:rPr>
+        <w:instrText xml:space="preserve"> TOC \o "1-2" \h \z \u \* MERGEFORMAT </w:instrText>
+      </w:r>
+      <w:r>
+        <w:rPr>
+          <w:b/>
+          <w:color w:val="1F3864"/>
+          <w:sz w:val="30"/>
+        </w:rPr>
+        <w:fldChar w:fldCharType="separate"/>
+      </w:r>
+    </w:p>
+    <w:p>
+      <w:pPr>
+        <w:pStyle w:val="TOC1"/>
+        <w:tabs>
+          <w:tab w:val="right" w:leader="dot" w:pos="9350"/>
+        </w:tabs>
+        <w:rPr>
+          <w:rFonts w:asciiTheme="minorHAnsi" w:eastAsiaTheme="minorEastAsia" w:hAnsiTheme="minorHAnsi" w:cstheme="minorBidi"/>
+          <w:noProof/>
+          <w:kern w:val="2"/>
+          <w:sz w:val="24"/>
+          <w:szCs w:val="24"/>
+          <w:lang w:val="en-US" w:eastAsia="zh-CN"/>
+          <w14:ligatures w14:val="standardContextual"/>
+        </w:rPr>
+      </w:pPr>
+      <w:hyperlink w:anchor="_Toc228651835" w:history="1">
+        <w:r>
+          <w:rPr>
+            <w:rStyle w:val="Hyperlink"/>
+            <w:noProof/>
+          </w:rPr>
+          <w:t>1. Executive Summary</w:t>
+        </w:r>
+        <w:r>
+          <w:rPr>
+            <w:noProof/>
+            <w:webHidden/>
+          </w:rPr>
+          <w:tab/>
+        </w:r>
+        <w:r>
+          <w:rPr>
+            <w:noProof/>
+            <w:webHidden/>
+          </w:rPr>
+          <w:fldChar w:fldCharType="begin"/>
+        </w:r>
+        <w:r>
+          <w:rPr>
+            <w:noProof/>
+            <w:webHidden/>
+          </w:rPr>
+          <w:instrText xml:space="preserve"> PAGEREF _Toc228651835 \h </w:instrText>
+        </w:r>
+        <w:r>
+          <w:rPr>
+            <w:noProof/>
+            <w:webHidden/>
+          </w:rPr>
+        </w:r>
+        <w:r>
+          <w:rPr>
+            <w:noProof/>
+            <w:webHidden/>
+          </w:rPr>
+          <w:fldChar w:fldCharType="separate"/>
+        </w:r>
+        <w:r>
+          <w:rPr>
+            <w:noProof/>
+            <w:webHidden/>
+          </w:rPr>
+          <w:t>3</w:t>
+        </w:r>
+        <w:r>
+          <w:rPr>
+            <w:noProof/>
+            <w:webHidden/>
+          </w:rPr>
+          <w:fldChar w:fldCharType="end"/>
+        </w:r>
+      </w:hyperlink>
+    </w:p>
+    <w:p>
+      <w:pPr>
+        <w:pStyle w:val="TOC1"/>
+        <w:tabs>
+          <w:tab w:val="right" w:leader="dot" w:pos="9350"/>
+        </w:tabs>
+        <w:rPr>
+          <w:rFonts w:asciiTheme="minorHAnsi" w:eastAsiaTheme="minorEastAsia" w:hAnsiTheme="minorHAnsi" w:cstheme="minorBidi"/>
+          <w:noProof/>
+          <w:kern w:val="2"/>
+          <w:sz w:val="24"/>
+          <w:szCs w:val="24"/>
+          <w:lang w:val="en-US" w:eastAsia="zh-CN"/>
+          <w14:ligatures w14:val="standardContextual"/>
+        </w:rPr>
+      </w:pPr>
+      <w:hyperlink w:anchor="_Toc228651836" w:history="1">
+        <w:r>
+          <w:rPr>
+            <w:rStyle w:val="Hyperlink"/>
+            <w:noProof/>
+          </w:rPr>
+          <w:t>2. Problem Statement</w:t>
+        </w:r>
+        <w:r>
+          <w:rPr>
+            <w:noProof/>
+            <w:webHidden/>
+          </w:rPr>
+          <w:tab/>
+        </w:r>
+        <w:r>
+          <w:rPr>
+            <w:noProof/>
+            <w:webHidden/>
+          </w:rPr>
+          <w:fldChar w:fldCharType="begin"/>
+        </w:r>
+        <w:r>
+          <w:rPr>
+            <w:noProof/>
+            <w:webHidden/>
+          </w:rPr>
+          <w:instrText xml:space="preserve"> PAGEREF _Toc228651836 \h </w:instrText>
+        </w:r>
+        <w:r>
+          <w:rPr>
+            <w:noProof/>
+            <w:webHidden/>
+          </w:rPr>
+        </w:r>
+        <w:r>
+          <w:rPr>
+            <w:noProof/>
+            <w:webHidden/>
+          </w:rPr>
+          <w:fldChar w:fldCharType="separate"/>
+        </w:r>
+        <w:r>
+          <w:rPr>
+            <w:noProof/>
+            <w:webHidden/>
+          </w:rPr>
+          <w:t>3</w:t>
+        </w:r>
+        <w:r>
+          <w:rPr>
+            <w:noProof/>
+            <w:webHidden/>
+          </w:rPr>
+          <w:fldChar w:fldCharType="end"/>
+        </w:r>
+      </w:hyperlink>
+    </w:p>
+    <w:p>
+      <w:pPr>
+        <w:pStyle w:val="TOC1"/>
+        <w:tabs>
+          <w:tab w:val="right" w:leader="dot" w:pos="9350"/>
+        </w:tabs>
+        <w:rPr>
+          <w:rFonts w:asciiTheme="minorHAnsi" w:eastAsiaTheme="minorEastAsia" w:hAnsiTheme="minorHAnsi" w:cstheme="minorBidi"/>
+          <w:noProof/>
+          <w:kern w:val="2"/>
+          <w:sz w:val="24"/>
+          <w:szCs w:val="24"/>
+          <w:lang w:val="en-US" w:eastAsia="zh-CN"/>
+          <w14:ligatures w14:val="standardContextual"/>
+        </w:rPr>
+      </w:pPr>
+      <w:hyperlink w:anchor="_Toc228651837" w:history="1">
+        <w:r>
+          <w:rPr>
+            <w:rStyle w:val="Hyperlink"/>
+            <w:noProof/>
+          </w:rPr>
+          <w:t>3. Solution</w:t>
+        </w:r>
+        <w:r>
+          <w:rPr>
+            <w:noProof/>
+            <w:webHidden/>
+          </w:rPr>
+          <w:tab/>
+        </w:r>
+        <w:r>
+          <w:rPr>
+            <w:noProof/>
+            <w:webHidden/>
+          </w:rPr>
+          <w:fldChar w:fldCharType="begin"/>
+        </w:r>
+        <w:r>
+          <w:rPr>
+            <w:noProof/>
+            <w:webHidden/>
+          </w:rPr>
+          <w:instrText xml:space="preserve"> PAGEREF _Toc228651837 \h </w:instrText>
+        </w:r>
+        <w:r>
+          <w:rPr>
+            <w:noProof/>
+            <w:webHidden/>
+          </w:rPr>
+        </w:r>
+        <w:r>
+          <w:rPr>
+            <w:noProof/>
+            <w:webHidden/>
+          </w:rPr>
+          <w:fldChar w:fldCharType="separate"/>
+        </w:r>
+        <w:r>
+          <w:rPr>
+            <w:noProof/>
+            <w:webHidden/>
+          </w:rPr>
+          <w:t>3</w:t>
+        </w:r>
+        <w:r>
+          <w:rPr>
+            <w:noProof/>
+            <w:webHidden/>
+          </w:rPr>
+          <w:fldChar w:fldCharType="end"/>
+        </w:r>
+      </w:hyperlink>
+    </w:p>
+    <w:p>
+      <w:pPr>
+        <w:pStyle w:val="TOC1"/>
+        <w:tabs>
+          <w:tab w:val="right" w:leader="dot" w:pos="9350"/>
+        </w:tabs>
+        <w:rPr>
+          <w:rFonts w:asciiTheme="minorHAnsi" w:eastAsiaTheme="minorEastAsia" w:hAnsiTheme="minorHAnsi" w:cstheme="minorBidi"/>
+          <w:noProof/>
+          <w:kern w:val="2"/>
+          <w:sz w:val="24"/>
+          <w:szCs w:val="24"/>
+          <w:lang w:val="en-US" w:eastAsia="zh-CN"/>
+          <w14:ligatures w14:val="standardContextual"/>
+        </w:rPr>
+      </w:pPr>
+      <w:hyperlink w:anchor="_Toc228651838" w:history="1">
+        <w:r>
+          <w:rPr>
+            <w:rStyle w:val="Hyperlink"/>
+            <w:noProof/>
+          </w:rPr>
+          <w:t>4. Market Analysis</w:t>
+        </w:r>
+        <w:r>
+          <w:rPr>
+            <w:noProof/>
+            <w:webHidden/>
+          </w:rPr>
+          <w:tab/>
+        </w:r>
+        <w:r>
+          <w:rPr>
+            <w:noProof/>
+            <w:webHidden/>
+          </w:rPr>
+          <w:fldChar w:fldCharType="begin"/>
+        </w:r>
+        <w:r>
+          <w:rPr>
+            <w:noProof/>
+            <w:webHidden/>
+          </w:rPr>
+          <w:instrText xml:space="preserve"> PAGEREF _Toc228651838 \h </w:instrText>
+        </w:r>
+        <w:r>
+          <w:rPr>
+            <w:noProof/>
+            <w:webHidden/>
+          </w:rPr>
+        </w:r>
+        <w:r>
+          <w:rPr>
+            <w:noProof/>
+            <w:webHidden/>
+          </w:rPr>
+          <w:fldChar w:fldCharType="separate"/>
+        </w:r>
+        <w:r>
+          <w:rPr>
+            <w:noProof/>
+            <w:webHidden/>
+          </w:rPr>
+          <w:t>4</w:t>
+        </w:r>
+        <w:r>
+          <w:rPr>
+            <w:noProof/>
+            <w:webHidden/>
+          </w:rPr>
+          <w:fldChar w:fldCharType="end"/>
+        </w:r>
+      </w:hyperlink>
+    </w:p>
+    <w:p>
+      <w:pPr>
+        <w:pStyle w:val="TOC2"/>
+        <w:tabs>
+          <w:tab w:val="right" w:leader="dot" w:pos="9350"/>
+        </w:tabs>
+        <w:rPr>
+          <w:rFonts w:asciiTheme="minorHAnsi" w:eastAsiaTheme="minorEastAsia" w:hAnsiTheme="minorHAnsi" w:cstheme="minorBidi"/>
+          <w:noProof/>
+          <w:kern w:val="2"/>
+          <w:sz w:val="24"/>
+          <w:szCs w:val="24"/>
+          <w:lang w:val="en-US" w:eastAsia="zh-CN"/>
+          <w14:ligatures w14:val="standardContextual"/>
+        </w:rPr>
+      </w:pPr>
+      <w:hyperlink w:anchor="_Toc228651839" w:history="1">
+        <w:r>
+          <w:rPr>
+            <w:rStyle w:val="Hyperlink"/>
+            <w:noProof/>
+          </w:rPr>
+          <w:t>4.1 Universiti Malaya (Starting Market)</w:t>
+        </w:r>
+        <w:r>
+          <w:rPr>
+            <w:noProof/>
+            <w:webHidden/>
+          </w:rPr>
+          <w:tab/>
+        </w:r>
+        <w:r>
+          <w:rPr>
+            <w:noProof/>
+            <w:webHidden/>
+          </w:rPr>
+          <w:fldChar w:fldCharType="begin"/>
+        </w:r>
+        <w:r>
+          <w:rPr>
+            <w:noProof/>
+            <w:webHidden/>
+          </w:rPr>
+          <w:instrText xml:space="preserve"> PAGEREF _Toc228651839 \h </w:instrText>
+        </w:r>
+        <w:r>
+          <w:rPr>
+            <w:noProof/>
+            <w:webHidden/>
+          </w:rPr>
+        </w:r>
+        <w:r>
+          <w:rPr>
+            <w:noProof/>
+            <w:webHidden/>
+          </w:rPr>
+          <w:fldChar w:fldCharType="separate"/>
+        </w:r>
+        <w:r>
+          <w:rPr>
+            <w:noProof/>
+            <w:webHidden/>
+          </w:rPr>
+          <w:t>4</w:t>
+        </w:r>
+        <w:r>
+          <w:rPr>
+            <w:noProof/>
+            <w:webHidden/>
+          </w:rPr>
+          <w:fldChar w:fldCharType="end"/>
+        </w:r>
+      </w:hyperlink>
+    </w:p>
+    <w:p>
+      <w:pPr>
+        <w:pStyle w:val="TOC2"/>
+        <w:tabs>
+          <w:tab w:val="right" w:leader="dot" w:pos="9350"/>
+        </w:tabs>
+        <w:rPr>
+          <w:rFonts w:asciiTheme="minorHAnsi" w:eastAsiaTheme="minorEastAsia" w:hAnsiTheme="minorHAnsi" w:cstheme="minorBidi"/>
+          <w:noProof/>
+          <w:kern w:val="2"/>
+          <w:sz w:val="24"/>
+          <w:szCs w:val="24"/>
+          <w:lang w:val="en-US" w:eastAsia="zh-CN"/>
+          <w14:ligatures w14:val="standardContextual"/>
+        </w:rPr>
+      </w:pPr>
+      <w:hyperlink w:anchor="_Toc228651840" w:history="1">
+        <w:r>
+          <w:rPr>
+            <w:rStyle w:val="Hyperlink"/>
+            <w:noProof/>
+          </w:rPr>
+          <w:t>4.2 Malaysian Public Universities (Phase 2)</w:t>
+        </w:r>
+        <w:r>
+          <w:rPr>
+            <w:noProof/>
+            <w:webHidden/>
+          </w:rPr>
+          <w:tab/>
+        </w:r>
+        <w:r>
+          <w:rPr>
+            <w:noProof/>
+            <w:webHidden/>
+          </w:rPr>
+          <w:fldChar w:fldCharType="begin"/>
+        </w:r>
+        <w:r>
+          <w:rPr>
+            <w:noProof/>
+            <w:webHidden/>
+          </w:rPr>
+          <w:instrText xml:space="preserve"> PAGEREF _Toc228651840 \h </w:instrText>
+        </w:r>
+        <w:r>
+          <w:rPr>
+            <w:noProof/>
+            <w:webHidden/>
+          </w:rPr>
+        </w:r>
+        <w:r>
+          <w:rPr>
+            <w:noProof/>
+            <w:webHidden/>
+          </w:rPr>
+          <w:fldChar w:fldCharType="separate"/>
+        </w:r>
+        <w:r>
+          <w:rPr>
+            <w:noProof/>
+            <w:webHidden/>
+          </w:rPr>
+          <w:t>4</w:t>
+        </w:r>
+        <w:r>
+          <w:rPr>
+            <w:noProof/>
+            <w:webHidden/>
+          </w:rPr>
+          <w:fldChar w:fldCharType="end"/>
+        </w:r>
+      </w:hyperlink>
+    </w:p>
+    <w:p>
+      <w:pPr>
+        <w:pStyle w:val="TOC2"/>
+        <w:tabs>
+          <w:tab w:val="right" w:leader="dot" w:pos="9350"/>
+        </w:tabs>
+        <w:rPr>
+          <w:rFonts w:asciiTheme="minorHAnsi" w:eastAsiaTheme="minorEastAsia" w:hAnsiTheme="minorHAnsi" w:cstheme="minorBidi"/>
+          <w:noProof/>
+          <w:kern w:val="2"/>
+          <w:sz w:val="24"/>
+          <w:szCs w:val="24"/>
+          <w:lang w:val="en-US" w:eastAsia="zh-CN"/>
+          <w14:ligatures w14:val="standardContextual"/>
+        </w:rPr>
+      </w:pPr>
+      <w:hyperlink w:anchor="_Toc228651841" w:history="1">
+        <w:r>
+          <w:rPr>
+            <w:rStyle w:val="Hyperlink"/>
+            <w:noProof/>
+          </w:rPr>
+          <w:t>4.3 ASEAN Universities (Phase 3)</w:t>
+        </w:r>
+        <w:r>
+          <w:rPr>
+            <w:noProof/>
+            <w:webHidden/>
+          </w:rPr>
+          <w:tab/>
+        </w:r>
+        <w:r>
+          <w:rPr>
+            <w:noProof/>
+            <w:webHidden/>
+          </w:rPr>
+          <w:fldChar w:fldCharType="begin"/>
+        </w:r>
+        <w:r>
+          <w:rPr>
+            <w:noProof/>
+            <w:webHidden/>
+          </w:rPr>
+          <w:instrText xml:space="preserve"> PAGEREF _Toc228651841 \h </w:instrText>
+        </w:r>
+        <w:r>
+          <w:rPr>
+            <w:noProof/>
+            <w:webHidden/>
+          </w:rPr>
+        </w:r>
+        <w:r>
+          <w:rPr>
+            <w:noProof/>
+            <w:webHidden/>
+          </w:rPr>
+          <w:fldChar w:fldCharType="separate"/>
+        </w:r>
+        <w:r>
+          <w:rPr>
+            <w:noProof/>
+            <w:webHidden/>
+          </w:rPr>
+          <w:t>4</w:t>
+        </w:r>
+        <w:r>
+          <w:rPr>
+            <w:noProof/>
+            <w:webHidden/>
+          </w:rPr>
+          <w:fldChar w:fldCharType="end"/>
+        </w:r>
+      </w:hyperlink>
+    </w:p>
+    <w:p>
+      <w:pPr>
+        <w:pStyle w:val="TOC1"/>
+        <w:tabs>
+          <w:tab w:val="right" w:leader="dot" w:pos="9350"/>
+        </w:tabs>
+        <w:rPr>
+          <w:rFonts w:asciiTheme="minorHAnsi" w:eastAsiaTheme="minorEastAsia" w:hAnsiTheme="minorHAnsi" w:cstheme="minorBidi"/>
+          <w:noProof/>
+          <w:kern w:val="2"/>
+          <w:sz w:val="24"/>
+          <w:szCs w:val="24"/>
+          <w:lang w:val="en-US" w:eastAsia="zh-CN"/>
+          <w14:ligatures w14:val="standardContextual"/>
+        </w:rPr>
+      </w:pPr>
+      <w:hyperlink w:anchor="_Toc228651842" w:history="1">
+        <w:r>
+          <w:rPr>
+            <w:rStyle w:val="Hyperlink"/>
+            <w:noProof/>
+          </w:rPr>
+          <w:t>5. Competitor Analysis</w:t>
+        </w:r>
+        <w:r>
+          <w:rPr>
+            <w:noProof/>
+            <w:webHidden/>
+          </w:rPr>
+          <w:tab/>
+        </w:r>
+        <w:r>
+          <w:rPr>
+            <w:noProof/>
+            <w:webHidden/>
+          </w:rPr>
+          <w:fldChar w:fldCharType="begin"/>
+        </w:r>
+        <w:r>
+          <w:rPr>
+            <w:noProof/>
+            <w:webHidden/>
+          </w:rPr>
+          <w:instrText xml:space="preserve"> PAGEREF _Toc228651842 \h </w:instrText>
+        </w:r>
+        <w:r>
+          <w:rPr>
+            <w:noProof/>
+            <w:webHidden/>
+          </w:rPr>
+        </w:r>
+        <w:r>
+          <w:rPr>
+            <w:noProof/>
+            <w:webHidden/>
+          </w:rPr>
+          <w:fldChar w:fldCharType="separate"/>
+        </w:r>
+        <w:r>
+          <w:rPr>
+            <w:noProof/>
+            <w:webHidden/>
+          </w:rPr>
+          <w:t>4</w:t>
+        </w:r>
+        <w:r>
+          <w:rPr>
+            <w:noProof/>
+            <w:webHidden/>
+          </w:rPr>
+          <w:fldChar w:fldCharType="end"/>
+        </w:r>
+      </w:hyperlink>
+    </w:p>
+    <w:p>
+      <w:pPr>
+        <w:pStyle w:val="TOC1"/>
+        <w:tabs>
+          <w:tab w:val="right" w:leader="dot" w:pos="9350"/>
+        </w:tabs>
+        <w:rPr>
+          <w:rFonts w:asciiTheme="minorHAnsi" w:eastAsiaTheme="minorEastAsia" w:hAnsiTheme="minorHAnsi" w:cstheme="minorBidi"/>
+          <w:noProof/>
+          <w:kern w:val="2"/>
+          <w:sz w:val="24"/>
+          <w:szCs w:val="24"/>
+          <w:lang w:val="en-US" w:eastAsia="zh-CN"/>
+          <w14:ligatures w14:val="standardContextual"/>
+        </w:rPr>
+      </w:pPr>
+      <w:hyperlink w:anchor="_Toc228651843" w:history="1">
+        <w:r>
+          <w:rPr>
+            <w:rStyle w:val="Hyperlink"/>
+            <w:noProof/>
+          </w:rPr>
+          <w:t>6. Value Proposition</w:t>
+        </w:r>
+        <w:r>
+          <w:rPr>
+            <w:noProof/>
+            <w:webHidden/>
+          </w:rPr>
+          <w:tab/>
+        </w:r>
+        <w:r>
+          <w:rPr>
+            <w:noProof/>
+            <w:webHidden/>
+          </w:rPr>
+          <w:fldChar w:fldCharType="begin"/>
+        </w:r>
+        <w:r>
+          <w:rPr>
+            <w:noProof/>
+            <w:webHidden/>
+          </w:rPr>
+          <w:instrText xml:space="preserve"> PAGEREF _Toc228651843 \h </w:instrText>
+        </w:r>
+        <w:r>
+          <w:rPr>
+            <w:noProof/>
+            <w:webHidden/>
+          </w:rPr>
+        </w:r>
+        <w:r>
+          <w:rPr>
+            <w:noProof/>
+            <w:webHidden/>
+          </w:rPr>
+          <w:fldChar w:fldCharType="separate"/>
+        </w:r>
+        <w:r>
+          <w:rPr>
+            <w:noProof/>
+            <w:webHidden/>
+          </w:rPr>
+          <w:t>5</w:t>
+        </w:r>
+        <w:r>
+          <w:rPr>
+            <w:noProof/>
+            <w:webHidden/>
+          </w:rPr>
+          <w:fldChar w:fldCharType="end"/>
+        </w:r>
+      </w:hyperlink>
+    </w:p>
+    <w:p>
+      <w:pPr>
+        <w:pStyle w:val="TOC1"/>
+        <w:tabs>
+          <w:tab w:val="right" w:leader="dot" w:pos="9350"/>
+        </w:tabs>
+        <w:rPr>
+          <w:rFonts w:asciiTheme="minorHAnsi" w:eastAsiaTheme="minorEastAsia" w:hAnsiTheme="minorHAnsi" w:cstheme="minorBidi"/>
+          <w:noProof/>
+          <w:kern w:val="2"/>
+          <w:sz w:val="24"/>
+          <w:szCs w:val="24"/>
+          <w:lang w:val="en-US" w:eastAsia="zh-CN"/>
+          <w14:ligatures w14:val="standardContextual"/>
+        </w:rPr>
+      </w:pPr>
+      <w:hyperlink w:anchor="_Toc228651844" w:history="1">
+        <w:r>
+          <w:rPr>
+            <w:rStyle w:val="Hyperlink"/>
+            <w:noProof/>
+          </w:rPr>
+          <w:t>7. Business Model</w:t>
+        </w:r>
+        <w:r>
+          <w:rPr>
+            <w:noProof/>
+            <w:webHidden/>
+          </w:rPr>
+          <w:tab/>
+        </w:r>
+        <w:r>
+          <w:rPr>
+            <w:noProof/>
+            <w:webHidden/>
+          </w:rPr>
+          <w:fldChar w:fldCharType="begin"/>
+        </w:r>
+        <w:r>
+          <w:rPr>
+            <w:noProof/>
+            <w:webHidden/>
+          </w:rPr>
+          <w:instrText xml:space="preserve"> PAGEREF _Toc228651844 \h </w:instrText>
+        </w:r>
+        <w:r>
+          <w:rPr>
+            <w:noProof/>
+            <w:webHidden/>
+          </w:rPr>
+        </w:r>
+        <w:r>
+          <w:rPr>
+            <w:noProof/>
+            <w:webHidden/>
+          </w:rPr>
+          <w:fldChar w:fldCharType="separate"/>
+        </w:r>
+        <w:r>
+          <w:rPr>
+            <w:noProof/>
+            <w:webHidden/>
+          </w:rPr>
+          <w:t>5</w:t>
+        </w:r>
+        <w:r>
+          <w:rPr>
+            <w:noProof/>
+            <w:webHidden/>
+          </w:rPr>
+          <w:fldChar w:fldCharType="end"/>
+        </w:r>
+      </w:hyperlink>
+    </w:p>
+    <w:p>
+      <w:pPr>
+        <w:pStyle w:val="TOC2"/>
+        <w:tabs>
+          <w:tab w:val="right" w:leader="dot" w:pos="9350"/>
+        </w:tabs>
+        <w:rPr>
+          <w:rFonts w:asciiTheme="minorHAnsi" w:eastAsiaTheme="minorEastAsia" w:hAnsiTheme="minorHAnsi" w:cstheme="minorBidi"/>
+          <w:noProof/>
+          <w:kern w:val="2"/>
+          <w:sz w:val="24"/>
+          <w:szCs w:val="24"/>
+          <w:lang w:val="en-US" w:eastAsia="zh-CN"/>
+          <w14:ligatures w14:val="standardContextual"/>
+        </w:rPr>
+      </w:pPr>
+      <w:hyperlink w:anchor="_Toc228651845" w:history="1">
+        <w:r>
+          <w:rPr>
+            <w:rStyle w:val="Hyperlink"/>
+            <w:noProof/>
+          </w:rPr>
+          <w:t>7.1 Pricing (B2B SaaS, per-student-seat)</w:t>
+        </w:r>
+        <w:r>
+          <w:rPr>
+            <w:noProof/>
+            <w:webHidden/>
+          </w:rPr>
+          <w:tab/>
+        </w:r>
+        <w:r>
+          <w:rPr>
+            <w:noProof/>
+            <w:webHidden/>
+          </w:rPr>
+          <w:fldChar w:fldCharType="begin"/>
+        </w:r>
+        <w:r>
+          <w:rPr>
+            <w:noProof/>
+            <w:webHidden/>
+          </w:rPr>
+          <w:instrText xml:space="preserve"> PAGEREF _Toc228651845 \h </w:instrText>
+        </w:r>
+        <w:r>
+          <w:rPr>
+            <w:noProof/>
+            <w:webHidden/>
+          </w:rPr>
+        </w:r>
+        <w:r>
+          <w:rPr>
+            <w:noProof/>
+            <w:webHidden/>
+          </w:rPr>
+          <w:fldChar w:fldCharType="separate"/>
+        </w:r>
+        <w:r>
+          <w:rPr>
+            <w:noProof/>
+            <w:webHidden/>
+          </w:rPr>
+          <w:t>5</w:t>
+        </w:r>
+        <w:r>
+          <w:rPr>
+            <w:noProof/>
+            <w:webHidden/>
+          </w:rPr>
+          <w:fldChar w:fldCharType="end"/>
+        </w:r>
+      </w:hyperlink>
+    </w:p>
+    <w:p>
+      <w:pPr>
+        <w:pStyle w:val="TOC2"/>
+        <w:tabs>
+          <w:tab w:val="right" w:leader="dot" w:pos="9350"/>
+        </w:tabs>
+        <w:rPr>
+          <w:rFonts w:asciiTheme="minorHAnsi" w:eastAsiaTheme="minorEastAsia" w:hAnsiTheme="minorHAnsi" w:cstheme="minorBidi"/>
+          <w:noProof/>
+          <w:kern w:val="2"/>
+          <w:sz w:val="24"/>
+          <w:szCs w:val="24"/>
+          <w:lang w:val="en-US" w:eastAsia="zh-CN"/>
+          <w14:ligatures w14:val="standardContextual"/>
+        </w:rPr>
+      </w:pPr>
+      <w:hyperlink w:anchor="_Toc228651846" w:history="1">
+        <w:r>
+          <w:rPr>
+            <w:rStyle w:val="Hyperlink"/>
+            <w:noProof/>
+          </w:rPr>
+          <w:t>7.2 Cost Categories</w:t>
+        </w:r>
+        <w:r>
+          <w:rPr>
+            <w:noProof/>
+            <w:webHidden/>
+          </w:rPr>
+          <w:tab/>
+        </w:r>
+        <w:r>
+          <w:rPr>
+            <w:noProof/>
+            <w:webHidden/>
+          </w:rPr>
+          <w:fldChar w:fldCharType="begin"/>
+        </w:r>
+        <w:r>
+          <w:rPr>
+            <w:noProof/>
+            <w:webHidden/>
+          </w:rPr>
+          <w:instrText xml:space="preserve"> PAGEREF _Toc228651846 \h </w:instrText>
+        </w:r>
+        <w:r>
+          <w:rPr>
+            <w:noProof/>
+            <w:webHidden/>
+          </w:rPr>
+        </w:r>
+        <w:r>
+          <w:rPr>
+            <w:noProof/>
+            <w:webHidden/>
+          </w:rPr>
+          <w:fldChar w:fldCharType="separate"/>
+        </w:r>
+        <w:r>
+          <w:rPr>
+            <w:noProof/>
+            <w:webHidden/>
+          </w:rPr>
+          <w:t>6</w:t>
+        </w:r>
+        <w:r>
+          <w:rPr>
+            <w:noProof/>
+            <w:webHidden/>
+          </w:rPr>
+          <w:fldChar w:fldCharType="end"/>
+        </w:r>
+      </w:hyperlink>
+    </w:p>
+    <w:p>
+      <w:pPr>
+        <w:pStyle w:val="TOC2"/>
+        <w:tabs>
+          <w:tab w:val="right" w:leader="dot" w:pos="9350"/>
+        </w:tabs>
+        <w:rPr>
+          <w:rFonts w:asciiTheme="minorHAnsi" w:eastAsiaTheme="minorEastAsia" w:hAnsiTheme="minorHAnsi" w:cstheme="minorBidi"/>
+          <w:noProof/>
+          <w:kern w:val="2"/>
+          <w:sz w:val="24"/>
+          <w:szCs w:val="24"/>
+          <w:lang w:val="en-US" w:eastAsia="zh-CN"/>
+          <w14:ligatures w14:val="standardContextual"/>
+        </w:rPr>
+      </w:pPr>
+      <w:hyperlink w:anchor="_Toc228651847" w:history="1">
+        <w:r>
+          <w:rPr>
+            <w:rStyle w:val="Hyperlink"/>
+            <w:noProof/>
+          </w:rPr>
+          <w:t>7.3 Revenue Sources</w:t>
+        </w:r>
+        <w:r>
+          <w:rPr>
+            <w:noProof/>
+            <w:webHidden/>
+          </w:rPr>
+          <w:tab/>
+        </w:r>
+        <w:r>
+          <w:rPr>
+            <w:noProof/>
+            <w:webHidden/>
+          </w:rPr>
+          <w:fldChar w:fldCharType="begin"/>
+        </w:r>
+        <w:r>
+          <w:rPr>
+            <w:noProof/>
+            <w:webHidden/>
+          </w:rPr>
+          <w:instrText xml:space="preserve"> PAGEREF _Toc228651847 \h </w:instrText>
+        </w:r>
+        <w:r>
+          <w:rPr>
+            <w:noProof/>
+            <w:webHidden/>
+          </w:rPr>
+        </w:r>
+        <w:r>
+          <w:rPr>
+            <w:noProof/>
+            <w:webHidden/>
+          </w:rPr>
+          <w:fldChar w:fldCharType="separate"/>
+        </w:r>
+        <w:r>
+          <w:rPr>
+            <w:noProof/>
+            <w:webHidden/>
+          </w:rPr>
+          <w:t>6</w:t>
+        </w:r>
+        <w:r>
+          <w:rPr>
+            <w:noProof/>
+            <w:webHidden/>
+          </w:rPr>
+          <w:fldChar w:fldCharType="end"/>
+        </w:r>
+      </w:hyperlink>
+    </w:p>
+    <w:p>
+      <w:pPr>
+        <w:pStyle w:val="TOC1"/>
+        <w:tabs>
+          <w:tab w:val="right" w:leader="dot" w:pos="9350"/>
+        </w:tabs>
+        <w:rPr>
+          <w:rFonts w:asciiTheme="minorHAnsi" w:eastAsiaTheme="minorEastAsia" w:hAnsiTheme="minorHAnsi" w:cstheme="minorBidi"/>
+          <w:noProof/>
+          <w:kern w:val="2"/>
+          <w:sz w:val="24"/>
+          <w:szCs w:val="24"/>
+          <w:lang w:val="en-US" w:eastAsia="zh-CN"/>
+          <w14:ligatures w14:val="standardContextual"/>
+        </w:rPr>
+      </w:pPr>
+      <w:hyperlink w:anchor="_Toc228651848" w:history="1">
+        <w:r>
+          <w:rPr>
+            <w:rStyle w:val="Hyperlink"/>
+            <w:noProof/>
+          </w:rPr>
+          <w:t>8. Financial Projections</w:t>
+        </w:r>
+        <w:r>
+          <w:rPr>
+            <w:noProof/>
+            <w:webHidden/>
+          </w:rPr>
+          <w:tab/>
+        </w:r>
+        <w:r>
+          <w:rPr>
+            <w:noProof/>
+            <w:webHidden/>
+          </w:rPr>
+          <w:fldChar w:fldCharType="begin"/>
+        </w:r>
+        <w:r>
+          <w:rPr>
+            <w:noProof/>
+            <w:webHidden/>
+          </w:rPr>
+          <w:instrText xml:space="preserve"> PAGEREF _Toc228651848 \h </w:instrText>
+        </w:r>
+        <w:r>
+          <w:rPr>
+            <w:noProof/>
+            <w:webHidden/>
+          </w:rPr>
+        </w:r>
+        <w:r>
+          <w:rPr>
+            <w:noProof/>
+            <w:webHidden/>
+          </w:rPr>
+          <w:fldChar w:fldCharType="separate"/>
+        </w:r>
+        <w:r>
+          <w:rPr>
+            <w:noProof/>
+            <w:webHidden/>
+          </w:rPr>
+          <w:t>6</w:t>
+        </w:r>
+        <w:r>
+          <w:rPr>
+            <w:noProof/>
+            <w:webHidden/>
+          </w:rPr>
+          <w:fldChar w:fldCharType="end"/>
+        </w:r>
+      </w:hyperlink>
+    </w:p>
+    <w:p>
+      <w:pPr>
+        <w:pStyle w:val="TOC1"/>
+        <w:tabs>
+          <w:tab w:val="right" w:leader="dot" w:pos="9350"/>
+        </w:tabs>
+        <w:rPr>
+          <w:rFonts w:asciiTheme="minorHAnsi" w:eastAsiaTheme="minorEastAsia" w:hAnsiTheme="minorHAnsi" w:cstheme="minorBidi"/>
+          <w:noProof/>
+          <w:kern w:val="2"/>
+          <w:sz w:val="24"/>
+          <w:szCs w:val="24"/>
+          <w:lang w:val="en-US" w:eastAsia="zh-CN"/>
+          <w14:ligatures w14:val="standardContextual"/>
+        </w:rPr>
+      </w:pPr>
+      <w:hyperlink w:anchor="_Toc228651849" w:history="1">
+        <w:r>
+          <w:rPr>
+            <w:rStyle w:val="Hyperlink"/>
+            <w:noProof/>
+          </w:rPr>
+          <w:t>9. Go-to-Market Strategy</w:t>
+        </w:r>
+        <w:r>
+          <w:rPr>
+            <w:noProof/>
+            <w:webHidden/>
+          </w:rPr>
+          <w:tab/>
+        </w:r>
+        <w:r>
+          <w:rPr>
+            <w:noProof/>
+            <w:webHidden/>
+          </w:rPr>
+          <w:fldChar w:fldCharType="begin"/>
+        </w:r>
+        <w:r>
+          <w:rPr>
+            <w:noProof/>
+            <w:webHidden/>
+          </w:rPr>
+          <w:instrText xml:space="preserve"> PAGEREF _Toc228651849 \h </w:instrText>
+        </w:r>
+        <w:r>
+          <w:rPr>
+            <w:noProof/>
+            <w:webHidden/>
+          </w:rPr>
+        </w:r>
+        <w:r>
+          <w:rPr>
+            <w:noProof/>
+            <w:webHidden/>
+          </w:rPr>
+          <w:fldChar w:fldCharType="separate"/>
+        </w:r>
+        <w:r>
+          <w:rPr>
+            <w:noProof/>
+            <w:webHidden/>
+          </w:rPr>
+          <w:t>7</w:t>
+        </w:r>
+        <w:r>
+          <w:rPr>
+            <w:noProof/>
+            <w:webHidden/>
+          </w:rPr>
+          <w:fldChar w:fldCharType="end"/>
+        </w:r>
+      </w:hyperlink>
+    </w:p>
+    <w:p>
+      <w:pPr>
+        <w:pStyle w:val="TOC2"/>
+        <w:tabs>
+          <w:tab w:val="right" w:leader="dot" w:pos="9350"/>
+        </w:tabs>
+        <w:rPr>
+          <w:rFonts w:asciiTheme="minorHAnsi" w:eastAsiaTheme="minorEastAsia" w:hAnsiTheme="minorHAnsi" w:cstheme="minorBidi"/>
+          <w:noProof/>
+          <w:kern w:val="2"/>
+          <w:sz w:val="24"/>
+          <w:szCs w:val="24"/>
+          <w:lang w:val="en-US" w:eastAsia="zh-CN"/>
+          <w14:ligatures w14:val="standardContextual"/>
+        </w:rPr>
+      </w:pPr>
+      <w:hyperlink w:anchor="_Toc228651850" w:history="1">
+        <w:r>
+          <w:rPr>
+            <w:rStyle w:val="Hyperlink"/>
+            <w:noProof/>
+          </w:rPr>
+          <w:t>Phase 1: UM as Starting Market (Months 0 to 6)</w:t>
+        </w:r>
+        <w:r>
+          <w:rPr>
+            <w:noProof/>
+            <w:webHidden/>
+          </w:rPr>
+          <w:tab/>
+        </w:r>
+        <w:r>
+          <w:rPr>
+            <w:noProof/>
+            <w:webHidden/>
+          </w:rPr>
+          <w:fldChar w:fldCharType="begin"/>
+        </w:r>
+        <w:r>
+          <w:rPr>
+            <w:noProof/>
+            <w:webHidden/>
+          </w:rPr>
+          <w:instrText xml:space="preserve"> PAGEREF _Toc228651850 \h </w:instrText>
+        </w:r>
+        <w:r>
+          <w:rPr>
+            <w:noProof/>
+            <w:webHidden/>
+          </w:rPr>
+        </w:r>
+        <w:r>
+          <w:rPr>
+            <w:noProof/>
+            <w:webHidden/>
+          </w:rPr>
+          <w:fldChar w:fldCharType="separate"/>
+        </w:r>
+        <w:r>
+          <w:rPr>
+            <w:noProof/>
+            <w:webHidden/>
+          </w:rPr>
+          <w:t>7</w:t>
+        </w:r>
+        <w:r>
+          <w:rPr>
+            <w:noProof/>
+            <w:webHidden/>
+          </w:rPr>
+          <w:fldChar w:fldCharType="end"/>
+        </w:r>
+      </w:hyperlink>
+    </w:p>
+    <w:p>
+      <w:pPr>
+        <w:pStyle w:val="TOC2"/>
+        <w:tabs>
+          <w:tab w:val="right" w:leader="dot" w:pos="9350"/>
+        </w:tabs>
+        <w:rPr>
+          <w:rFonts w:asciiTheme="minorHAnsi" w:eastAsiaTheme="minorEastAsia" w:hAnsiTheme="minorHAnsi" w:cstheme="minorBidi"/>
+          <w:noProof/>
+          <w:kern w:val="2"/>
+          <w:sz w:val="24"/>
+          <w:szCs w:val="24"/>
+          <w:lang w:val="en-US" w:eastAsia="zh-CN"/>
+          <w14:ligatures w14:val="standardContextual"/>
+        </w:rPr>
+      </w:pPr>
+      <w:hyperlink w:anchor="_Toc228651851" w:history="1">
+        <w:r>
+          <w:rPr>
+            <w:rStyle w:val="Hyperlink"/>
+            <w:noProof/>
+          </w:rPr>
+          <w:t>Phase 2: Malaysian Public Sector (Months 6 to 18)</w:t>
+        </w:r>
+        <w:r>
+          <w:rPr>
+            <w:noProof/>
+            <w:webHidden/>
+          </w:rPr>
+          <w:tab/>
+        </w:r>
+        <w:r>
+          <w:rPr>
+            <w:noProof/>
+            <w:webHidden/>
+          </w:rPr>
+          <w:fldChar w:fldCharType="begin"/>
+        </w:r>
+        <w:r>
+          <w:rPr>
+            <w:noProof/>
+            <w:webHidden/>
+          </w:rPr>
+          <w:instrText xml:space="preserve"> PAGEREF _Toc228651851 \h </w:instrText>
+        </w:r>
+        <w:r>
+          <w:rPr>
+            <w:noProof/>
+            <w:webHidden/>
+          </w:rPr>
+        </w:r>
+        <w:r>
+          <w:rPr>
+            <w:noProof/>
+            <w:webHidden/>
+          </w:rPr>
+          <w:fldChar w:fldCharType="separate"/>
+        </w:r>
+        <w:r>
+          <w:rPr>
+            <w:noProof/>
+            <w:webHidden/>
+          </w:rPr>
+          <w:t>7</w:t>
+        </w:r>
+        <w:r>
+          <w:rPr>
+            <w:noProof/>
+            <w:webHidden/>
+          </w:rPr>
+          <w:fldChar w:fldCharType="end"/>
+        </w:r>
+      </w:hyperlink>
+    </w:p>
+    <w:p>
+      <w:pPr>
+        <w:pStyle w:val="TOC2"/>
+        <w:tabs>
+          <w:tab w:val="right" w:leader="dot" w:pos="9350"/>
+        </w:tabs>
+        <w:rPr>
+          <w:rFonts w:asciiTheme="minorHAnsi" w:eastAsiaTheme="minorEastAsia" w:hAnsiTheme="minorHAnsi" w:cstheme="minorBidi"/>
+          <w:noProof/>
+          <w:kern w:val="2"/>
+          <w:sz w:val="24"/>
+          <w:szCs w:val="24"/>
+          <w:lang w:val="en-US" w:eastAsia="zh-CN"/>
+          <w14:ligatures w14:val="standardContextual"/>
+        </w:rPr>
+      </w:pPr>
+      <w:hyperlink w:anchor="_Toc228651852" w:history="1">
+        <w:r>
+          <w:rPr>
+            <w:rStyle w:val="Hyperlink"/>
+            <w:noProof/>
+          </w:rPr>
+          <w:t>Phase 3: Malaysian Private Universities (Months 18 to 36)</w:t>
+        </w:r>
+        <w:r>
+          <w:rPr>
+            <w:noProof/>
+            <w:webHidden/>
+          </w:rPr>
+          <w:tab/>
+        </w:r>
+        <w:r>
+          <w:rPr>
+            <w:noProof/>
+            <w:webHidden/>
+          </w:rPr>
+          <w:fldChar w:fldCharType="begin"/>
+        </w:r>
+        <w:r>
+          <w:rPr>
+            <w:noProof/>
+            <w:webHidden/>
+          </w:rPr>
+          <w:instrText xml:space="preserve"> PAGEREF _Toc228651852 \h </w:instrText>
+        </w:r>
+        <w:r>
+          <w:rPr>
+            <w:noProof/>
+            <w:webHidden/>
+          </w:rPr>
+        </w:r>
+        <w:r>
+          <w:rPr>
+            <w:noProof/>
+            <w:webHidden/>
+          </w:rPr>
+          <w:fldChar w:fldCharType="separate"/>
+        </w:r>
+        <w:r>
+          <w:rPr>
+            <w:noProof/>
+            <w:webHidden/>
+          </w:rPr>
+          <w:t>7</w:t>
+        </w:r>
+        <w:r>
+          <w:rPr>
+            <w:noProof/>
+            <w:webHidden/>
+          </w:rPr>
+          <w:fldChar w:fldCharType="end"/>
+        </w:r>
+      </w:hyperlink>
+    </w:p>
+    <w:p>
+      <w:pPr>
+        <w:pStyle w:val="TOC2"/>
+        <w:tabs>
+          <w:tab w:val="right" w:leader="dot" w:pos="9350"/>
+        </w:tabs>
+        <w:rPr>
+          <w:rFonts w:asciiTheme="minorHAnsi" w:eastAsiaTheme="minorEastAsia" w:hAnsiTheme="minorHAnsi" w:cstheme="minorBidi"/>
+          <w:noProof/>
+          <w:kern w:val="2"/>
+          <w:sz w:val="24"/>
+          <w:szCs w:val="24"/>
+          <w:lang w:val="en-US" w:eastAsia="zh-CN"/>
+          <w14:ligatures w14:val="standardContextual"/>
+        </w:rPr>
+      </w:pPr>
+      <w:hyperlink w:anchor="_Toc228651853" w:history="1">
+        <w:r>
+          <w:rPr>
+            <w:rStyle w:val="Hyperlink"/>
+            <w:noProof/>
+          </w:rPr>
+          <w:t>Phase 4: ASEAN Expansion (Year 4 onwards)</w:t>
+        </w:r>
+        <w:r>
+          <w:rPr>
+            <w:noProof/>
+            <w:webHidden/>
+          </w:rPr>
+          <w:tab/>
+        </w:r>
+        <w:r>
+          <w:rPr>
+            <w:noProof/>
+            <w:webHidden/>
+          </w:rPr>
+          <w:fldChar w:fldCharType="begin"/>
+        </w:r>
+        <w:r>
+          <w:rPr>
+            <w:noProof/>
+            <w:webHidden/>
+          </w:rPr>
+          <w:instrText xml:space="preserve"> PAGEREF _Toc228651853 \h </w:instrText>
+        </w:r>
+        <w:r>
+          <w:rPr>
+            <w:noProof/>
+            <w:webHidden/>
+          </w:rPr>
+        </w:r>
+        <w:r>
+          <w:rPr>
+            <w:noProof/>
+            <w:webHidden/>
+          </w:rPr>
+          <w:fldChar w:fldCharType="separate"/>
+        </w:r>
+        <w:r>
+          <w:rPr>
+            <w:noProof/>
+            <w:webHidden/>
+          </w:rPr>
+          <w:t>7</w:t>
+        </w:r>
+        <w:r>
+          <w:rPr>
+            <w:noProof/>
+            <w:webHidden/>
+          </w:rPr>
+          <w:fldChar w:fldCharType="end"/>
+        </w:r>
+      </w:hyperlink>
+    </w:p>
+    <w:p>
+      <w:pPr>
+        <w:pStyle w:val="TOC1"/>
+        <w:tabs>
+          <w:tab w:val="right" w:leader="dot" w:pos="9350"/>
+        </w:tabs>
+        <w:rPr>
+          <w:rFonts w:asciiTheme="minorHAnsi" w:eastAsiaTheme="minorEastAsia" w:hAnsiTheme="minorHAnsi" w:cstheme="minorBidi"/>
+          <w:noProof/>
+          <w:kern w:val="2"/>
+          <w:sz w:val="24"/>
+          <w:szCs w:val="24"/>
+          <w:lang w:val="en-US" w:eastAsia="zh-CN"/>
+          <w14:ligatures w14:val="standardContextual"/>
+        </w:rPr>
+      </w:pPr>
+      <w:hyperlink w:anchor="_Toc228651854" w:history="1">
+        <w:r>
+          <w:rPr>
+            <w:rStyle w:val="Hyperlink"/>
+            <w:noProof/>
+          </w:rPr>
+          <w:t>10. Team &amp; Execution</w:t>
+        </w:r>
+        <w:r>
+          <w:rPr>
+            <w:noProof/>
+            <w:webHidden/>
+          </w:rPr>
+          <w:tab/>
+        </w:r>
+        <w:r>
+          <w:rPr>
+            <w:noProof/>
+            <w:webHidden/>
+          </w:rPr>
+          <w:fldChar w:fldCharType="begin"/>
+        </w:r>
+        <w:r>
+          <w:rPr>
+            <w:noProof/>
+            <w:webHidden/>
+          </w:rPr>
+          <w:instrText xml:space="preserve"> PAGEREF _Toc228651854 \h </w:instrText>
+        </w:r>
+        <w:r>
+          <w:rPr>
+            <w:noProof/>
+            <w:webHidden/>
+          </w:rPr>
+        </w:r>
+        <w:r>
+          <w:rPr>
+            <w:noProof/>
+            <w:webHidden/>
+          </w:rPr>
+          <w:fldChar w:fldCharType="separate"/>
+        </w:r>
+        <w:r>
+          <w:rPr>
+            <w:noProof/>
+            <w:webHidden/>
+          </w:rPr>
+          <w:t>8</w:t>
+        </w:r>
+        <w:r>
+          <w:rPr>
+            <w:noProof/>
+            <w:webHidden/>
+          </w:rPr>
+          <w:fldChar w:fldCharType="end"/>
+        </w:r>
+      </w:hyperlink>
+    </w:p>
+    <w:p>
+      <w:pPr>
+        <w:pStyle w:val="TOC1"/>
+        <w:tabs>
+          <w:tab w:val="right" w:leader="dot" w:pos="9350"/>
+        </w:tabs>
+        <w:rPr>
+          <w:rFonts w:asciiTheme="minorHAnsi" w:eastAsiaTheme="minorEastAsia" w:hAnsiTheme="minorHAnsi" w:cstheme="minorBidi"/>
+          <w:noProof/>
+          <w:kern w:val="2"/>
+          <w:sz w:val="24"/>
+          <w:szCs w:val="24"/>
+          <w:lang w:val="en-US" w:eastAsia="zh-CN"/>
+          <w14:ligatures w14:val="standardContextual"/>
+        </w:rPr>
+      </w:pPr>
+      <w:hyperlink w:anchor="_Toc228651855" w:history="1">
+        <w:r>
+          <w:rPr>
+            <w:rStyle w:val="Hyperlink"/>
+            <w:noProof/>
+          </w:rPr>
+          <w:t>11. Risks &amp; Mitigations</w:t>
+        </w:r>
+        <w:r>
+          <w:rPr>
+            <w:noProof/>
+            <w:webHidden/>
+          </w:rPr>
+          <w:tab/>
+        </w:r>
+        <w:r>
+          <w:rPr>
+            <w:noProof/>
+            <w:webHidden/>
+          </w:rPr>
+          <w:fldChar w:fldCharType="begin"/>
+        </w:r>
+        <w:r>
+          <w:rPr>
+            <w:noProof/>
+            <w:webHidden/>
+          </w:rPr>
+          <w:instrText xml:space="preserve"> PAGEREF _Toc228651855 \h </w:instrText>
+        </w:r>
+        <w:r>
+          <w:rPr>
+            <w:noProof/>
+            <w:webHidden/>
+          </w:rPr>
+        </w:r>
+        <w:r>
+          <w:rPr>
+            <w:noProof/>
+            <w:webHidden/>
+          </w:rPr>
+          <w:fldChar w:fldCharType="separate"/>
+        </w:r>
+        <w:r>
+          <w:rPr>
+            <w:noProof/>
+            <w:webHidden/>
+          </w:rPr>
+          <w:t>8</w:t>
+        </w:r>
+        <w:r>
+          <w:rPr>
+            <w:noProof/>
+            <w:webHidden/>
+          </w:rPr>
+          <w:fldChar w:fldCharType="end"/>
+        </w:r>
+      </w:hyperlink>
+    </w:p>
+    <w:p>
+      <w:pPr>
+        <w:pStyle w:val="TOC1"/>
+        <w:tabs>
+          <w:tab w:val="right" w:leader="dot" w:pos="9350"/>
+        </w:tabs>
+        <w:rPr>
+          <w:rFonts w:asciiTheme="minorHAnsi" w:eastAsiaTheme="minorEastAsia" w:hAnsiTheme="minorHAnsi" w:cstheme="minorBidi"/>
+          <w:noProof/>
+          <w:kern w:val="2"/>
+          <w:sz w:val="24"/>
+          <w:szCs w:val="24"/>
+          <w:lang w:val="en-US" w:eastAsia="zh-CN"/>
+          <w14:ligatures w14:val="standardContextual"/>
+        </w:rPr>
+      </w:pPr>
+      <w:hyperlink w:anchor="_Toc228651856" w:history="1">
+        <w:r>
+          <w:rPr>
+            <w:rStyle w:val="Hyperlink"/>
+            <w:noProof/>
+          </w:rPr>
+          <w:t>12. Funding &amp; Sustainability</w:t>
+        </w:r>
+        <w:r>
+          <w:rPr>
+            <w:noProof/>
+            <w:webHidden/>
+          </w:rPr>
+          <w:tab/>
+        </w:r>
+        <w:r>
+          <w:rPr>
+            <w:noProof/>
+            <w:webHidden/>
+          </w:rPr>
+          <w:fldChar w:fldCharType="begin"/>
+        </w:r>
+        <w:r>
+          <w:rPr>
+            <w:noProof/>
+            <w:webHidden/>
+          </w:rPr>
+          <w:instrText xml:space="preserve"> PAGEREF _Toc228651856 \h </w:instrText>
+        </w:r>
+        <w:r>
+          <w:rPr>
+            <w:noProof/>
+            <w:webHidden/>
+          </w:rPr>
+        </w:r>
+        <w:r>
+          <w:rPr>
+            <w:noProof/>
+            <w:webHidden/>
+          </w:rPr>
+          <w:fldChar w:fldCharType="separate"/>
+        </w:r>
+        <w:r>
+          <w:rPr>
+            <w:noProof/>
+            <w:webHidden/>
+          </w:rPr>
+          <w:t>9</w:t>
+        </w:r>
+        <w:r>
+          <w:rPr>
+            <w:noProof/>
+            <w:webHidden/>
+          </w:rPr>
+          <w:fldChar w:fldCharType="end"/>
+        </w:r>
+      </w:hyperlink>
+    </w:p>
+    <w:p>
+      <w:pPr>
+        <w:pStyle w:val="TOC1"/>
+        <w:tabs>
+          <w:tab w:val="right" w:leader="dot" w:pos="9350"/>
+        </w:tabs>
+        <w:rPr>
+          <w:rFonts w:asciiTheme="minorHAnsi" w:eastAsiaTheme="minorEastAsia" w:hAnsiTheme="minorHAnsi" w:cstheme="minorBidi"/>
+          <w:noProof/>
+          <w:kern w:val="2"/>
+          <w:sz w:val="24"/>
+          <w:szCs w:val="24"/>
+          <w:lang w:val="en-US" w:eastAsia="zh-CN"/>
+          <w14:ligatures w14:val="standardContextual"/>
+        </w:rPr>
+      </w:pPr>
+      <w:hyperlink w:anchor="_Toc228651857" w:history="1">
+        <w:r>
+          <w:rPr>
+            <w:rStyle w:val="Hyperlink"/>
+            <w:noProof/>
+          </w:rPr>
+          <w:t>13. Product Roadmap</w:t>
+        </w:r>
+        <w:r>
+          <w:rPr>
+            <w:noProof/>
+            <w:webHidden/>
+          </w:rPr>
+          <w:tab/>
+        </w:r>
+        <w:r>
+          <w:rPr>
+            <w:noProof/>
+            <w:webHidden/>
+          </w:rPr>
+          <w:fldChar w:fldCharType="begin"/>
+        </w:r>
+        <w:r>
+          <w:rPr>
+            <w:noProof/>
+            <w:webHidden/>
+          </w:rPr>
+          <w:instrText xml:space="preserve"> PAGEREF _Toc228651857 \h </w:instrText>
+        </w:r>
+        <w:r>
+          <w:rPr>
+            <w:noProof/>
+            <w:webHidden/>
+          </w:rPr>
+        </w:r>
+        <w:r>
+          <w:rPr>
+            <w:noProof/>
+            <w:webHidden/>
+          </w:rPr>
+          <w:fldChar w:fldCharType="separate"/>
+        </w:r>
+        <w:r>
+          <w:rPr>
+            <w:noProof/>
+            <w:webHidden/>
+          </w:rPr>
+          <w:t>9</w:t>
+        </w:r>
+        <w:r>
+          <w:rPr>
+            <w:noProof/>
+            <w:webHidden/>
+          </w:rPr>
+          <w:fldChar w:fldCharType="end"/>
+        </w:r>
+      </w:hyperlink>
+    </w:p>
+    <w:p>
+      <w:pPr>
+        <w:pStyle w:val="TOC1"/>
+        <w:tabs>
+          <w:tab w:val="right" w:leader="dot" w:pos="9350"/>
+        </w:tabs>
+        <w:rPr>
+          <w:rFonts w:asciiTheme="minorHAnsi" w:eastAsiaTheme="minorEastAsia" w:hAnsiTheme="minorHAnsi" w:cstheme="minorBidi"/>
+          <w:noProof/>
+          <w:kern w:val="2"/>
+          <w:sz w:val="24"/>
+          <w:szCs w:val="24"/>
+          <w:lang w:val="en-US" w:eastAsia="zh-CN"/>
+          <w14:ligatures w14:val="standardContextual"/>
+        </w:rPr>
+      </w:pPr>
+      <w:hyperlink w:anchor="_Toc228651858" w:history="1">
+        <w:r>
+          <w:rPr>
+            <w:rStyle w:val="Hyperlink"/>
+            <w:noProof/>
+          </w:rPr>
+          <w:t>14. Terms &amp; Definitions</w:t>
+        </w:r>
+        <w:r>
+          <w:rPr>
+            <w:noProof/>
+            <w:webHidden/>
+          </w:rPr>
+          <w:tab/>
+        </w:r>
+        <w:r>
+          <w:rPr>
+            <w:noProof/>
+            <w:webHidden/>
+          </w:rPr>
+          <w:fldChar w:fldCharType="begin"/>
+        </w:r>
+        <w:r>
+          <w:rPr>
+            <w:noProof/>
+            <w:webHidden/>
+          </w:rPr>
+          <w:instrText xml:space="preserve"> PAGEREF _Toc228651858 \h </w:instrText>
+        </w:r>
+        <w:r>
+          <w:rPr>
+            <w:noProof/>
+            <w:webHidden/>
+          </w:rPr>
+        </w:r>
+        <w:r>
+          <w:rPr>
+            <w:noProof/>
+            <w:webHidden/>
+          </w:rPr>
+          <w:fldChar w:fldCharType="separate"/>
+        </w:r>
+        <w:r>
+          <w:rPr>
+            <w:noProof/>
+            <w:webHidden/>
+          </w:rPr>
+          <w:t>9</w:t>
+        </w:r>
+        <w:r>
+          <w:rPr>
+            <w:noProof/>
+            <w:webHidden/>
+          </w:rPr>
+          <w:fldChar w:fldCharType="end"/>
+        </w:r>
+      </w:hyperlink>
+    </w:p>
+    <w:p>
+      <w:pPr>
+        <w:rPr>
+          <w:b/>
+          <w:color w:val="1F3864"/>
+          <w:sz w:val="30"/>
+        </w:rPr>
+      </w:pPr>
+      <w:r>
+        <w:fldChar w:fldCharType="end"/>
       </w:r>
     </w:p>
     <w:p>
       <w:pPr>
         <w:pStyle w:val="Heading1"/>
-      </w:pPr>
-      <w:r>
+        <w:spacing w:before="0" w:after="0"/>
+        <w:rPr>
+          <w:sz w:val="2"/>
+        </w:rPr>
+      </w:pPr>
+      <w:r>
+        <w:rPr>
+          <w:sz w:val="2"/>
+        </w:rPr>
+        <w:br w:type="page"/>
+      </w:r>
+    </w:p>
+    <w:p>
+      <w:pPr>
+        <w:pStyle w:val="Heading1"/>
+      </w:pPr>
+      <w:bookmarkStart w:id="0" w:name="_Toc228651835"/>
+      <w:r>
+        <w:lastRenderedPageBreak/>
         <w:t>1. Executive Summary</w:t>
       </w:r>
+      <w:bookmarkEnd w:id="0"/>
     </w:p>
     <w:p>
       <w:pPr>
         <w:spacing w:after="140"/>
       </w:pPr>
-      <w:r>
-        <w:t>UniGuide is an AI co-pilot that ends the silent-fail problem in university administrative paperwork. Built on Z.AI's GLM as a hard architectural dependency, it walks Universiti Malaya students through five high-stakes procedures (scholarship applications, final-year projects, deferments, exam-result appeals, and postgraduate admissions) by reading the official Standard Operating Procedure (SOP) and the student's history, then asking for the next thing it needs, one step at a time.</w:t>
+      <w:proofErr w:type="spellStart"/>
+      <w:r>
+        <w:t>UniGuide</w:t>
+      </w:r>
+      <w:proofErr w:type="spellEnd"/>
+      <w:r>
+        <w:t xml:space="preserve"> is an AI co-pilot that ends the silent-fail problem in university administrative paperwork. Built on </w:t>
+      </w:r>
+      <w:proofErr w:type="gramStart"/>
+      <w:r>
+        <w:t>Z.AI's</w:t>
+      </w:r>
+      <w:proofErr w:type="gramEnd"/>
+      <w:r>
+        <w:t xml:space="preserve"> GLM as a hard architectural dependency, it walks Universiti Malaya students through five high-stakes procedures (scholarship applications, final-year projects, deferments, exam-result appeals, and postgraduate admissions) by reading the official Standard Operating Procedure (SOP) and the student's history, then asking for the next thing it needs, one step at a time.</w:t>
       </w:r>
     </w:p>
     <w:p>
@@ -157,16 +2036,26 @@
         <w:spacing w:after="140"/>
       </w:pPr>
       <w:r>
-        <w:t>Beyond the hackathon, UniGuide is a B2B-to-University SaaS opportunity. Malaysia has 20 public universities serving roughly 1.2 million students; ASEAN serves more than 12 million. Each university spends substantial coordinator time on procedural rework that AI grounding can eliminate. We propose a pilot with UM that scales to other Malaysian public universities, then to private institutions, then to the broader ASEAN region, with ILMU (the Malaysian-sovereign LLM by YTL AI Labs and UM) as a structural advantage for government-sector procurement.</w:t>
+        <w:t xml:space="preserve">Beyond the hackathon, </w:t>
+      </w:r>
+      <w:proofErr w:type="spellStart"/>
+      <w:r>
+        <w:t>UniGuide</w:t>
+      </w:r>
+      <w:proofErr w:type="spellEnd"/>
+      <w:r>
+        <w:t xml:space="preserve"> is a B2B-to-University SaaS opportunity. Malaysia has 20 public universities serving roughly 1.2 million students; ASEAN serves more than 12 million. Each university spends substantial coordinator time on procedural rework that AI grounding can eliminate. We propose a pilot with UM that scales to other Malaysian public universities, then to private institutions, then to the broader ASEAN region, with ILMU (the Malaysian-sovereign LLM by YTL AI Labs and UM) as a structural advantage for government-sector procurement.</w:t>
       </w:r>
     </w:p>
     <w:p>
       <w:pPr>
         <w:pStyle w:val="Heading1"/>
       </w:pPr>
+      <w:bookmarkStart w:id="1" w:name="_Toc228651836"/>
       <w:r>
         <w:t>2. Problem Statement</w:t>
       </w:r>
+      <w:bookmarkEnd w:id="1"/>
     </w:p>
     <w:p>
       <w:pPr>
@@ -181,11 +2070,7 @@
         <w:spacing w:after="140"/>
       </w:pPr>
       <w:r>
-        <w:t>The system is also costly for the institution. Coordinators triage hundreds of submissions per intake, repeating the same eligibility checks by eye. Response deadlines (Service-Level Agreements, or SLAs, the response-time commitment per case) slip because the inbox is sorted oldest-first rather than risk-</w:t>
-      </w:r>
-      <w:r>
-        <w:lastRenderedPageBreak/>
-        <w:t>weighted. Decision letters are hand-written from templates, so wording inconsistencies slip past review. Audit traceability is patchy: there is no single record of how a particular decision was reached.</w:t>
+        <w:t>The system is also costly for the institution. Coordinators triage hundreds of submissions per intake, repeating the same eligibility checks by eye. Response deadlines (Service-Level Agreements, or SLAs, the response-time commitment per case) slip because the inbox is sorted oldest-first rather than risk-weighted. Decision letters are hand-written from templates, so wording inconsistencies slip past review. Audit traceability is patchy: there is no single record of how a particular decision was reached.</w:t>
       </w:r>
     </w:p>
     <w:p>
@@ -200,16 +2085,23 @@
       <w:pPr>
         <w:pStyle w:val="Heading1"/>
       </w:pPr>
+      <w:bookmarkStart w:id="2" w:name="_Toc228651837"/>
       <w:r>
         <w:t>3. Solution</w:t>
       </w:r>
+      <w:bookmarkEnd w:id="2"/>
     </w:p>
     <w:p>
       <w:pPr>
         <w:spacing w:after="140"/>
       </w:pPr>
-      <w:r>
-        <w:t>UniGuide is an end-to-end loop, not a chatbot. The full student to AI to coordinator to letter cycle works on the live site for all five MVP procedures, with the AI doing four load-bearing things on the application's behalf:</w:t>
+      <w:proofErr w:type="spellStart"/>
+      <w:r>
+        <w:t>UniGuide</w:t>
+      </w:r>
+      <w:proofErr w:type="spellEnd"/>
+      <w:r>
+        <w:t xml:space="preserve"> is an end-to-end loop, not a chatbot. The full student to AI to coordinator to letter cycle works on the live site for all five MVP procedures, with the AI doing four load-bearing things on the application's behalf:</w:t>
       </w:r>
     </w:p>
     <w:p>
@@ -226,10 +2118,19 @@
           <w:b/>
           <w:bCs/>
         </w:rPr>
+        <w:lastRenderedPageBreak/>
         <w:t xml:space="preserve">Planning the next question. </w:t>
       </w:r>
       <w:r>
-        <w:t>GLM reads the SOP excerpts and the student's history at every turn and emits the next step with citations to the SOP sections it relied on. There is no static template and no hard-coded branches.</w:t>
+        <w:t xml:space="preserve">GLM reads the SOP excerpts and the student's history at every turn and emits the next step with citations to the SOP sections it relied on. There </w:t>
+      </w:r>
+      <w:proofErr w:type="gramStart"/>
+      <w:r>
+        <w:t>is</w:t>
+      </w:r>
+      <w:proofErr w:type="gramEnd"/>
+      <w:r>
+        <w:t xml:space="preserve"> no static template and no hard-coded branches.</w:t>
       </w:r>
     </w:p>
     <w:p>
@@ -304,9 +2205,11 @@
       <w:pPr>
         <w:pStyle w:val="Heading1"/>
       </w:pPr>
+      <w:bookmarkStart w:id="3" w:name="_Toc228651838"/>
       <w:r>
         <w:t>4. Market Analysis</w:t>
       </w:r>
+      <w:bookmarkEnd w:id="3"/>
     </w:p>
     <w:p>
       <w:pPr>
@@ -320,45 +2223,63 @@
       <w:pPr>
         <w:pStyle w:val="Heading2"/>
       </w:pPr>
+      <w:bookmarkStart w:id="4" w:name="_Toc228651839"/>
       <w:r>
         <w:t>4.1 Universiti Malaya (Starting Market)</w:t>
       </w:r>
+      <w:bookmarkEnd w:id="4"/>
     </w:p>
     <w:p>
       <w:pPr>
         <w:spacing w:after="140"/>
       </w:pPr>
       <w:r>
-        <w:t>UM enrols approximately 23,000 undergraduates and 19,000 postgraduates (FY24 enrolment), totalling around 33,000 active students once part-time and continuing-education enrolments are included. The Hal Ehwal Pelajar (HEP) office, faculty academic offices, and the Institute of Graduate Studies (IGS) collectively process tens of thousands of administrative procedures per year. Coordinator headcount is thin relative to volume, and the institution has visible appetite for AI augmentation through partnerships with YTL AI Labs (the ILMU programme) and with Z.AI.</w:t>
+        <w:t xml:space="preserve">UM enrols approximately 23,000 undergraduates and 19,000 postgraduates (FY24 enrolment), totalling around 33,000 active students once part-time and continuing-education enrolments are included. The Hal </w:t>
+      </w:r>
+      <w:proofErr w:type="spellStart"/>
+      <w:r>
+        <w:t>Ehwal</w:t>
+      </w:r>
+      <w:proofErr w:type="spellEnd"/>
+      <w:r>
+        <w:t xml:space="preserve"> </w:t>
+      </w:r>
+      <w:proofErr w:type="spellStart"/>
+      <w:r>
+        <w:t>Pelajar</w:t>
+      </w:r>
+      <w:proofErr w:type="spellEnd"/>
+      <w:r>
+        <w:t xml:space="preserve"> (HEP) office, faculty academic offices, and the Institute of Graduate Studies (IGS) collectively process tens of thousands of administrative procedures per year. Coordinator headcount is thin relative to volume, and the institution has visible appetite for AI augmentation through partnerships with YTL AI Labs (the ILMU programme) and with Z.AI.</w:t>
       </w:r>
     </w:p>
     <w:p>
       <w:pPr>
         <w:pStyle w:val="Heading2"/>
       </w:pPr>
+      <w:bookmarkStart w:id="5" w:name="_Toc228651840"/>
       <w:r>
         <w:t>4.2 Malaysian Public Universities (Phase 2)</w:t>
       </w:r>
+      <w:bookmarkEnd w:id="5"/>
     </w:p>
     <w:p>
       <w:pPr>
         <w:spacing w:after="140"/>
       </w:pPr>
       <w:r>
-        <w:t xml:space="preserve">Twenty public universities across Malaysia serve roughly 1.2 million students. UPM, USM, UKM, UTM, UM, UIA, and UPSI are the largest by enrolment. Procedures are broadly similar across institutions because they share regulatory parents (MOHE, JPA, EMGS for international students). A pattern that </w:t>
-      </w:r>
-      <w:r>
-        <w:lastRenderedPageBreak/>
-        <w:t>works for UM should generalise with low per-institution customisation cost, primarily SOP uploads and letter-template edits.</w:t>
+        <w:t>Twenty public universities across Malaysia serve roughly 1.2 million students. UPM, USM, UKM, UTM, UM, UIA, and UPSI are the largest by enrolment. Procedures are broadly similar across institutions because they share regulatory parents (MOHE, JPA, EMGS for international students). A pattern that works for UM should generalise with low per-institution customisation cost, primarily SOP uploads and letter-template edits.</w:t>
       </w:r>
     </w:p>
     <w:p>
       <w:pPr>
         <w:pStyle w:val="Heading2"/>
       </w:pPr>
+      <w:bookmarkStart w:id="6" w:name="_Toc228651841"/>
       <w:r>
         <w:t>4.3 ASEAN Universities (Phase 3)</w:t>
       </w:r>
+      <w:bookmarkEnd w:id="6"/>
     </w:p>
     <w:p>
       <w:pPr>
@@ -372,9 +2293,11 @@
       <w:pPr>
         <w:pStyle w:val="Heading1"/>
       </w:pPr>
+      <w:bookmarkStart w:id="7" w:name="_Toc228651842"/>
       <w:r>
         <w:t>5. Competitor Analysis</w:t>
       </w:r>
+      <w:bookmarkEnd w:id="7"/>
     </w:p>
     <w:tbl>
       <w:tblPr>
@@ -399,12 +2322,6 @@
         <w:gridCol w:w="3660"/>
       </w:tblGrid>
       <w:tr>
-        <w:tblPrEx>
-          <w:tblCellMar>
-            <w:top w:w="0" w:type="dxa"/>
-            <w:bottom w:w="0" w:type="dxa"/>
-          </w:tblCellMar>
-        </w:tblPrEx>
         <w:trPr>
           <w:tblHeader/>
         </w:trPr>
@@ -432,6 +2349,7 @@
                 <w:bCs/>
                 <w:color w:val="FFFFFF"/>
               </w:rPr>
+              <w:lastRenderedPageBreak/>
               <w:t>Alternative</w:t>
             </w:r>
           </w:p>
@@ -488,18 +2406,30 @@
                 <w:bCs/>
                 <w:color w:val="FFFFFF"/>
               </w:rPr>
-              <w:t>Why UniGuide wins</w:t>
+              <w:t xml:space="preserve">Why </w:t>
+            </w:r>
+            <w:proofErr w:type="spellStart"/>
+            <w:r>
+              <w:rPr>
+                <w:b/>
+                <w:bCs/>
+                <w:color w:val="FFFFFF"/>
+              </w:rPr>
+              <w:t>UniGuide</w:t>
+            </w:r>
+            <w:proofErr w:type="spellEnd"/>
+            <w:r>
+              <w:rPr>
+                <w:b/>
+                <w:bCs/>
+                <w:color w:val="FFFFFF"/>
+              </w:rPr>
+              <w:t xml:space="preserve"> wins</w:t>
             </w:r>
           </w:p>
         </w:tc>
       </w:tr>
       <w:tr>
-        <w:tblPrEx>
-          <w:tblCellMar>
-            <w:top w:w="0" w:type="dxa"/>
-            <w:bottom w:w="0" w:type="dxa"/>
-          </w:tblCellMar>
-        </w:tblPrEx>
         <w:tc>
           <w:tcPr>
             <w:tcW w:w="2400" w:type="dxa"/>
@@ -518,7 +2448,23 @@
           </w:tcPr>
           <w:p>
             <w:r>
-              <w:t>UM existing portals (MAYA, SiswaMail, SPeCTRUM, AskUM)</w:t>
+              <w:t xml:space="preserve">UM existing portals (MAYA, </w:t>
+            </w:r>
+            <w:proofErr w:type="spellStart"/>
+            <w:r>
+              <w:t>SiswaMail</w:t>
+            </w:r>
+            <w:proofErr w:type="spellEnd"/>
+            <w:r>
+              <w:t xml:space="preserve">, </w:t>
+            </w:r>
+            <w:proofErr w:type="spellStart"/>
+            <w:r>
+              <w:t>SPeCTRUM</w:t>
+            </w:r>
+            <w:proofErr w:type="spellEnd"/>
+            <w:r>
+              <w:t>, AskUM)</w:t>
             </w:r>
           </w:p>
         </w:tc>
@@ -561,19 +2507,18 @@
             </w:tcMar>
           </w:tcPr>
           <w:p>
-            <w:r>
-              <w:t>UniGuide complements rather than replaces them. We sit on top, plan the journey, and call into them as integrations later.</w:t>
+            <w:proofErr w:type="spellStart"/>
+            <w:r>
+              <w:t>UniGuide</w:t>
+            </w:r>
+            <w:proofErr w:type="spellEnd"/>
+            <w:r>
+              <w:t xml:space="preserve"> complements rather than replaces them. We sit on top, plan the journey, and call into them as integrations later.</w:t>
             </w:r>
           </w:p>
         </w:tc>
       </w:tr>
       <w:tr>
-        <w:tblPrEx>
-          <w:tblCellMar>
-            <w:top w:w="0" w:type="dxa"/>
-            <w:bottom w:w="0" w:type="dxa"/>
-          </w:tblCellMar>
-        </w:tblPrEx>
         <w:tc>
           <w:tcPr>
             <w:tcW w:w="2400" w:type="dxa"/>
@@ -642,12 +2587,6 @@
         </w:tc>
       </w:tr>
       <w:tr>
-        <w:tblPrEx>
-          <w:tblCellMar>
-            <w:top w:w="0" w:type="dxa"/>
-            <w:bottom w:w="0" w:type="dxa"/>
-          </w:tblCellMar>
-        </w:tblPrEx>
         <w:tc>
           <w:tcPr>
             <w:tcW w:w="2400" w:type="dxa"/>
@@ -710,18 +2649,20 @@
           </w:tcPr>
           <w:p>
             <w:r>
-              <w:t>Cannot adapt when a student's situation is unusual. Cannot read SOP updates without engineering effort. UniGuide replans dynamically on every step.</w:t>
+              <w:t xml:space="preserve">Cannot adapt when a student's situation is unusual. Cannot read SOP updates without engineering effort. </w:t>
+            </w:r>
+            <w:proofErr w:type="spellStart"/>
+            <w:r>
+              <w:t>UniGuide</w:t>
+            </w:r>
+            <w:proofErr w:type="spellEnd"/>
+            <w:r>
+              <w:t xml:space="preserve"> replans dynamically on every step.</w:t>
             </w:r>
           </w:p>
         </w:tc>
       </w:tr>
       <w:tr>
-        <w:tblPrEx>
-          <w:tblCellMar>
-            <w:top w:w="0" w:type="dxa"/>
-            <w:bottom w:w="0" w:type="dxa"/>
-          </w:tblCellMar>
-        </w:tblPrEx>
         <w:tc>
           <w:tcPr>
             <w:tcW w:w="2400" w:type="dxa"/>
@@ -784,18 +2725,20 @@
           </w:tcPr>
           <w:p>
             <w:r>
-              <w:t>Cost-per-procedure scales linearly with the number of procedures. UniGuide's planner is the same code for every procedure; only the SOP and letter templates change.</w:t>
+              <w:t xml:space="preserve">Cost-per-procedure scales linearly with the number of procedures. </w:t>
+            </w:r>
+            <w:proofErr w:type="spellStart"/>
+            <w:r>
+              <w:t>UniGuide's</w:t>
+            </w:r>
+            <w:proofErr w:type="spellEnd"/>
+            <w:r>
+              <w:t xml:space="preserve"> planner is the same code for every procedure; only the SOP and letter templates change.</w:t>
             </w:r>
           </w:p>
         </w:tc>
       </w:tr>
       <w:tr>
-        <w:tblPrEx>
-          <w:tblCellMar>
-            <w:top w:w="0" w:type="dxa"/>
-            <w:bottom w:w="0" w:type="dxa"/>
-          </w:tblCellMar>
-        </w:tblPrEx>
         <w:tc>
           <w:tcPr>
             <w:tcW w:w="2400" w:type="dxa"/>
@@ -857,8 +2800,13 @@
             </w:tcMar>
           </w:tcPr>
           <w:p>
-            <w:r>
-              <w:t>UniGuide reduces coordinator time per case from ~10 minutes to ~2 minutes, and student time-to-decision from weeks to hours.</w:t>
+            <w:proofErr w:type="spellStart"/>
+            <w:r>
+              <w:t>UniGuide</w:t>
+            </w:r>
+            <w:proofErr w:type="spellEnd"/>
+            <w:r>
+              <w:t xml:space="preserve"> reduces coordinator time per case from ~10 minutes to ~2 minutes, and student time-to-decision from weeks to hours.</w:t>
             </w:r>
           </w:p>
         </w:tc>
@@ -868,9 +2816,11 @@
       <w:pPr>
         <w:pStyle w:val="Heading1"/>
       </w:pPr>
+      <w:bookmarkStart w:id="8" w:name="_Toc228651843"/>
       <w:r>
         <w:t>6. Value Proposition</w:t>
       </w:r>
+      <w:bookmarkEnd w:id="8"/>
     </w:p>
     <w:p>
       <w:pPr>
@@ -906,7 +2856,6 @@
           <w:b/>
           <w:bCs/>
         </w:rPr>
-        <w:lastRenderedPageBreak/>
         <w:t xml:space="preserve">For coordinators: </w:t>
       </w:r>
       <w:r>
@@ -957,17 +2906,22 @@
       <w:pPr>
         <w:pStyle w:val="Heading1"/>
       </w:pPr>
+      <w:bookmarkStart w:id="9" w:name="_Toc228651844"/>
       <w:r>
         <w:t>7. Business Model</w:t>
       </w:r>
+      <w:bookmarkEnd w:id="9"/>
     </w:p>
     <w:p>
       <w:pPr>
         <w:pStyle w:val="Heading2"/>
       </w:pPr>
-      <w:r>
+      <w:bookmarkStart w:id="10" w:name="_Toc228651845"/>
+      <w:r>
+        <w:lastRenderedPageBreak/>
         <w:t>7.1 Pricing (B2B SaaS, per-student-seat)</w:t>
       </w:r>
+      <w:bookmarkEnd w:id="10"/>
     </w:p>
     <w:p>
       <w:pPr>
@@ -1001,12 +2955,6 @@
         <w:gridCol w:w="1860"/>
       </w:tblGrid>
       <w:tr>
-        <w:tblPrEx>
-          <w:tblCellMar>
-            <w:top w:w="0" w:type="dxa"/>
-            <w:bottom w:w="0" w:type="dxa"/>
-          </w:tblCellMar>
-        </w:tblPrEx>
         <w:trPr>
           <w:tblHeader/>
         </w:trPr>
@@ -1124,12 +3072,6 @@
         </w:tc>
       </w:tr>
       <w:tr>
-        <w:tblPrEx>
-          <w:tblCellMar>
-            <w:top w:w="0" w:type="dxa"/>
-            <w:bottom w:w="0" w:type="dxa"/>
-          </w:tblCellMar>
-        </w:tblPrEx>
         <w:tc>
           <w:tcPr>
             <w:tcW w:w="2400" w:type="dxa"/>
@@ -1220,12 +3162,6 @@
         </w:tc>
       </w:tr>
       <w:tr>
-        <w:tblPrEx>
-          <w:tblCellMar>
-            <w:top w:w="0" w:type="dxa"/>
-            <w:bottom w:w="0" w:type="dxa"/>
-          </w:tblCellMar>
-        </w:tblPrEx>
         <w:tc>
           <w:tcPr>
             <w:tcW w:w="2400" w:type="dxa"/>
@@ -1316,12 +3252,6 @@
         </w:tc>
       </w:tr>
       <w:tr>
-        <w:tblPrEx>
-          <w:tblCellMar>
-            <w:top w:w="0" w:type="dxa"/>
-            <w:bottom w:w="0" w:type="dxa"/>
-          </w:tblCellMar>
-        </w:tblPrEx>
         <w:tc>
           <w:tcPr>
             <w:tcW w:w="2400" w:type="dxa"/>
@@ -1406,7 +3336,15 @@
           </w:tcPr>
           <w:p>
             <w:r>
-              <w:t>Large public universities, MoE-wide deployment</w:t>
+              <w:t xml:space="preserve">Large public universities, </w:t>
+            </w:r>
+            <w:proofErr w:type="spellStart"/>
+            <w:r>
+              <w:t>MoE</w:t>
+            </w:r>
+            <w:proofErr w:type="spellEnd"/>
+            <w:r>
+              <w:t>-wide deployment</w:t>
             </w:r>
           </w:p>
         </w:tc>
@@ -1416,9 +3354,11 @@
       <w:pPr>
         <w:pStyle w:val="Heading2"/>
       </w:pPr>
+      <w:bookmarkStart w:id="11" w:name="_Toc228651846"/>
       <w:r>
         <w:t>7.2 Cost Categories</w:t>
       </w:r>
+      <w:bookmarkEnd w:id="11"/>
     </w:p>
     <w:p>
       <w:pPr>
@@ -1436,8 +3376,21 @@
         </w:rPr>
         <w:t xml:space="preserve">Hosting plus AI plus DB: </w:t>
       </w:r>
-      <w:r>
-        <w:t>Vercel hosting, Z.AI plus ILMU inference, Supabase Postgres and Storage. Scales with submission volume.</w:t>
+      <w:proofErr w:type="spellStart"/>
+      <w:r>
+        <w:t>Vercel</w:t>
+      </w:r>
+      <w:proofErr w:type="spellEnd"/>
+      <w:r>
+        <w:t xml:space="preserve"> hosting, Z.AI plus ILMU inference, </w:t>
+      </w:r>
+      <w:proofErr w:type="spellStart"/>
+      <w:r>
+        <w:t>Supabase</w:t>
+      </w:r>
+      <w:proofErr w:type="spellEnd"/>
+      <w:r>
+        <w:t xml:space="preserve"> Postgres and Storage. Scales with submission volume.</w:t>
       </w:r>
     </w:p>
     <w:p>
@@ -1504,9 +3457,11 @@
       <w:pPr>
         <w:pStyle w:val="Heading2"/>
       </w:pPr>
+      <w:bookmarkStart w:id="12" w:name="_Toc228651847"/>
       <w:r>
         <w:t>7.3 Revenue Sources</w:t>
       </w:r>
+      <w:bookmarkEnd w:id="12"/>
     </w:p>
     <w:p>
       <w:pPr>
@@ -1542,11 +3497,18 @@
           <w:b/>
           <w:bCs/>
         </w:rPr>
-        <w:lastRenderedPageBreak/>
         <w:t xml:space="preserve">Government grants (secondary): </w:t>
       </w:r>
       <w:r>
-        <w:t>Cradle Fund, MAGIC, MyDigital, MOHE-administered programmes. Grant intensity drops as commercial revenue grows.</w:t>
+        <w:t xml:space="preserve">Cradle Fund, MAGIC, </w:t>
+      </w:r>
+      <w:proofErr w:type="spellStart"/>
+      <w:r>
+        <w:t>MyDigital</w:t>
+      </w:r>
+      <w:proofErr w:type="spellEnd"/>
+      <w:r>
+        <w:t>, MOHE-administered programmes. Grant intensity drops as commercial revenue grows.</w:t>
       </w:r>
     </w:p>
     <w:p>
@@ -1613,1441 +3575,130 @@
       <w:pPr>
         <w:pStyle w:val="Heading1"/>
       </w:pPr>
+      <w:bookmarkStart w:id="13" w:name="_Toc228651848"/>
       <w:r>
         <w:t>8. Financial Projections</w:t>
       </w:r>
+      <w:bookmarkEnd w:id="13"/>
     </w:p>
     <w:p>
       <w:pPr>
         <w:spacing w:after="140"/>
       </w:pPr>
       <w:r>
-        <w:t>A 7-year projection, with detail at the four strategic milestone years (Year 1, 3, 5, and 7). Each year has all major revenue and cost lines so the path to profitability is transparent. The break-even point lands in Year 3, after which the operating margin grows alongside the customer base.</w:t>
-      </w:r>
-    </w:p>
-    <w:tbl>
-      <w:tblPr>
-        <w:tblW w:w="9060" w:type="dxa"/>
-        <w:tblBorders>
-          <w:top w:val="single" w:sz="4" w:space="0" w:color="auto"/>
-          <w:left w:val="single" w:sz="4" w:space="0" w:color="auto"/>
-          <w:bottom w:val="single" w:sz="4" w:space="0" w:color="auto"/>
-          <w:right w:val="single" w:sz="4" w:space="0" w:color="auto"/>
-          <w:insideH w:val="single" w:sz="4" w:space="0" w:color="auto"/>
-          <w:insideV w:val="single" w:sz="4" w:space="0" w:color="auto"/>
-        </w:tblBorders>
-        <w:tblCellMar>
-          <w:left w:w="10" w:type="dxa"/>
-          <w:right w:w="10" w:type="dxa"/>
-        </w:tblCellMar>
-        <w:tblLook w:val="04A0" w:firstRow="1" w:lastRow="0" w:firstColumn="1" w:lastColumn="0" w:noHBand="0" w:noVBand="1"/>
-      </w:tblPr>
-      <w:tblGrid>
-        <w:gridCol w:w="2200"/>
-        <w:gridCol w:w="1700"/>
-        <w:gridCol w:w="1700"/>
-        <w:gridCol w:w="1700"/>
-        <w:gridCol w:w="1760"/>
-      </w:tblGrid>
-      <w:tr>
-        <w:tblPrEx>
-          <w:tblCellMar>
-            <w:top w:w="0" w:type="dxa"/>
-            <w:bottom w:w="0" w:type="dxa"/>
-          </w:tblCellMar>
-        </w:tblPrEx>
-        <w:trPr>
-          <w:tblHeader/>
-        </w:trPr>
-        <w:tc>
-          <w:tcPr>
-            <w:tcW w:w="2200" w:type="dxa"/>
-            <w:tcBorders>
-              <w:top w:val="single" w:sz="4" w:space="0" w:color="BFBFBF"/>
-              <w:left w:val="single" w:sz="4" w:space="0" w:color="BFBFBF"/>
-              <w:bottom w:val="single" w:sz="4" w:space="0" w:color="BFBFBF"/>
-              <w:right w:val="single" w:sz="4" w:space="0" w:color="BFBFBF"/>
-            </w:tcBorders>
-            <w:shd w:val="clear" w:color="auto" w:fill="1F3864"/>
-            <w:tcMar>
-              <w:top w:w="100" w:type="dxa"/>
-              <w:left w:w="140" w:type="dxa"/>
-              <w:bottom w:w="100" w:type="dxa"/>
-              <w:right w:w="140" w:type="dxa"/>
-            </w:tcMar>
-          </w:tcPr>
-          <w:p>
-            <w:r>
-              <w:rPr>
-                <w:b/>
-                <w:bCs/>
-                <w:color w:val="FFFFFF"/>
-              </w:rPr>
-              <w:t>Metric</w:t>
-            </w:r>
-          </w:p>
-        </w:tc>
-        <w:tc>
-          <w:tcPr>
-            <w:tcW w:w="1700" w:type="dxa"/>
-            <w:tcBorders>
-              <w:top w:val="single" w:sz="4" w:space="0" w:color="BFBFBF"/>
-              <w:left w:val="single" w:sz="4" w:space="0" w:color="BFBFBF"/>
-              <w:bottom w:val="single" w:sz="4" w:space="0" w:color="BFBFBF"/>
-              <w:right w:val="single" w:sz="4" w:space="0" w:color="BFBFBF"/>
-            </w:tcBorders>
-            <w:shd w:val="clear" w:color="auto" w:fill="1F3864"/>
-            <w:tcMar>
-              <w:top w:w="100" w:type="dxa"/>
-              <w:left w:w="140" w:type="dxa"/>
-              <w:bottom w:w="100" w:type="dxa"/>
-              <w:right w:w="140" w:type="dxa"/>
-            </w:tcMar>
-          </w:tcPr>
-          <w:p>
-            <w:r>
-              <w:rPr>
-                <w:b/>
-                <w:bCs/>
-                <w:color w:val="FFFFFF"/>
-              </w:rPr>
-              <w:t>Y1</w:t>
-            </w:r>
-          </w:p>
-        </w:tc>
-        <w:tc>
-          <w:tcPr>
-            <w:tcW w:w="1700" w:type="dxa"/>
-            <w:tcBorders>
-              <w:top w:val="single" w:sz="4" w:space="0" w:color="BFBFBF"/>
-              <w:left w:val="single" w:sz="4" w:space="0" w:color="BFBFBF"/>
-              <w:bottom w:val="single" w:sz="4" w:space="0" w:color="BFBFBF"/>
-              <w:right w:val="single" w:sz="4" w:space="0" w:color="BFBFBF"/>
-            </w:tcBorders>
-            <w:shd w:val="clear" w:color="auto" w:fill="1F3864"/>
-            <w:tcMar>
-              <w:top w:w="100" w:type="dxa"/>
-              <w:left w:w="140" w:type="dxa"/>
-              <w:bottom w:w="100" w:type="dxa"/>
-              <w:right w:w="140" w:type="dxa"/>
-            </w:tcMar>
-          </w:tcPr>
-          <w:p>
-            <w:r>
-              <w:rPr>
-                <w:b/>
-                <w:bCs/>
-                <w:color w:val="FFFFFF"/>
-              </w:rPr>
-              <w:t>Y3</w:t>
-            </w:r>
-          </w:p>
-        </w:tc>
-        <w:tc>
-          <w:tcPr>
-            <w:tcW w:w="1700" w:type="dxa"/>
-            <w:tcBorders>
-              <w:top w:val="single" w:sz="4" w:space="0" w:color="BFBFBF"/>
-              <w:left w:val="single" w:sz="4" w:space="0" w:color="BFBFBF"/>
-              <w:bottom w:val="single" w:sz="4" w:space="0" w:color="BFBFBF"/>
-              <w:right w:val="single" w:sz="4" w:space="0" w:color="BFBFBF"/>
-            </w:tcBorders>
-            <w:shd w:val="clear" w:color="auto" w:fill="1F3864"/>
-            <w:tcMar>
-              <w:top w:w="100" w:type="dxa"/>
-              <w:left w:w="140" w:type="dxa"/>
-              <w:bottom w:w="100" w:type="dxa"/>
-              <w:right w:w="140" w:type="dxa"/>
-            </w:tcMar>
-          </w:tcPr>
-          <w:p>
-            <w:r>
-              <w:rPr>
-                <w:b/>
-                <w:bCs/>
-                <w:color w:val="FFFFFF"/>
-              </w:rPr>
-              <w:t>Y5</w:t>
-            </w:r>
-          </w:p>
-        </w:tc>
-        <w:tc>
-          <w:tcPr>
-            <w:tcW w:w="1760" w:type="dxa"/>
-            <w:tcBorders>
-              <w:top w:val="single" w:sz="4" w:space="0" w:color="BFBFBF"/>
-              <w:left w:val="single" w:sz="4" w:space="0" w:color="BFBFBF"/>
-              <w:bottom w:val="single" w:sz="4" w:space="0" w:color="BFBFBF"/>
-              <w:right w:val="single" w:sz="4" w:space="0" w:color="BFBFBF"/>
-            </w:tcBorders>
-            <w:shd w:val="clear" w:color="auto" w:fill="1F3864"/>
-            <w:tcMar>
-              <w:top w:w="100" w:type="dxa"/>
-              <w:left w:w="140" w:type="dxa"/>
-              <w:bottom w:w="100" w:type="dxa"/>
-              <w:right w:w="140" w:type="dxa"/>
-            </w:tcMar>
-          </w:tcPr>
-          <w:p>
-            <w:r>
-              <w:rPr>
-                <w:b/>
-                <w:bCs/>
-                <w:color w:val="FFFFFF"/>
-              </w:rPr>
-              <w:t>Y7</w:t>
-            </w:r>
-          </w:p>
-        </w:tc>
-      </w:tr>
-      <w:tr>
-        <w:tblPrEx>
-          <w:tblCellMar>
-            <w:top w:w="0" w:type="dxa"/>
-            <w:bottom w:w="0" w:type="dxa"/>
-          </w:tblCellMar>
-        </w:tblPrEx>
-        <w:tc>
-          <w:tcPr>
-            <w:tcW w:w="2200" w:type="dxa"/>
-            <w:tcBorders>
-              <w:top w:val="single" w:sz="4" w:space="0" w:color="BFBFBF"/>
-              <w:left w:val="single" w:sz="4" w:space="0" w:color="BFBFBF"/>
-              <w:bottom w:val="single" w:sz="4" w:space="0" w:color="BFBFBF"/>
-              <w:right w:val="single" w:sz="4" w:space="0" w:color="BFBFBF"/>
-            </w:tcBorders>
-            <w:tcMar>
-              <w:top w:w="100" w:type="dxa"/>
-              <w:left w:w="140" w:type="dxa"/>
-              <w:bottom w:w="100" w:type="dxa"/>
-              <w:right w:w="140" w:type="dxa"/>
-            </w:tcMar>
-          </w:tcPr>
-          <w:p>
-            <w:r>
-              <w:t>Active Institutions</w:t>
-            </w:r>
-          </w:p>
-        </w:tc>
-        <w:tc>
-          <w:tcPr>
-            <w:tcW w:w="1700" w:type="dxa"/>
-            <w:tcBorders>
-              <w:top w:val="single" w:sz="4" w:space="0" w:color="BFBFBF"/>
-              <w:left w:val="single" w:sz="4" w:space="0" w:color="BFBFBF"/>
-              <w:bottom w:val="single" w:sz="4" w:space="0" w:color="BFBFBF"/>
-              <w:right w:val="single" w:sz="4" w:space="0" w:color="BFBFBF"/>
-            </w:tcBorders>
-            <w:tcMar>
-              <w:top w:w="100" w:type="dxa"/>
-              <w:left w:w="140" w:type="dxa"/>
-              <w:bottom w:w="100" w:type="dxa"/>
-              <w:right w:w="140" w:type="dxa"/>
-            </w:tcMar>
-          </w:tcPr>
-          <w:p>
-            <w:r>
-              <w:t>1 (UM pilot)</w:t>
-            </w:r>
-          </w:p>
-        </w:tc>
-        <w:tc>
-          <w:tcPr>
-            <w:tcW w:w="1700" w:type="dxa"/>
-            <w:tcBorders>
-              <w:top w:val="single" w:sz="4" w:space="0" w:color="BFBFBF"/>
-              <w:left w:val="single" w:sz="4" w:space="0" w:color="BFBFBF"/>
-              <w:bottom w:val="single" w:sz="4" w:space="0" w:color="BFBFBF"/>
-              <w:right w:val="single" w:sz="4" w:space="0" w:color="BFBFBF"/>
-            </w:tcBorders>
-            <w:tcMar>
-              <w:top w:w="100" w:type="dxa"/>
-              <w:left w:w="140" w:type="dxa"/>
-              <w:bottom w:w="100" w:type="dxa"/>
-              <w:right w:w="140" w:type="dxa"/>
-            </w:tcMar>
-          </w:tcPr>
-          <w:p>
-            <w:r>
-              <w:t>5</w:t>
-            </w:r>
-          </w:p>
-        </w:tc>
-        <w:tc>
-          <w:tcPr>
-            <w:tcW w:w="1700" w:type="dxa"/>
-            <w:tcBorders>
-              <w:top w:val="single" w:sz="4" w:space="0" w:color="BFBFBF"/>
-              <w:left w:val="single" w:sz="4" w:space="0" w:color="BFBFBF"/>
-              <w:bottom w:val="single" w:sz="4" w:space="0" w:color="BFBFBF"/>
-              <w:right w:val="single" w:sz="4" w:space="0" w:color="BFBFBF"/>
-            </w:tcBorders>
-            <w:tcMar>
-              <w:top w:w="100" w:type="dxa"/>
-              <w:left w:w="140" w:type="dxa"/>
-              <w:bottom w:w="100" w:type="dxa"/>
-              <w:right w:w="140" w:type="dxa"/>
-            </w:tcMar>
-          </w:tcPr>
-          <w:p>
-            <w:r>
-              <w:t>20</w:t>
-            </w:r>
-          </w:p>
-        </w:tc>
-        <w:tc>
-          <w:tcPr>
-            <w:tcW w:w="1760" w:type="dxa"/>
-            <w:tcBorders>
-              <w:top w:val="single" w:sz="4" w:space="0" w:color="BFBFBF"/>
-              <w:left w:val="single" w:sz="4" w:space="0" w:color="BFBFBF"/>
-              <w:bottom w:val="single" w:sz="4" w:space="0" w:color="BFBFBF"/>
-              <w:right w:val="single" w:sz="4" w:space="0" w:color="BFBFBF"/>
-            </w:tcBorders>
-            <w:tcMar>
-              <w:top w:w="100" w:type="dxa"/>
-              <w:left w:w="140" w:type="dxa"/>
-              <w:bottom w:w="100" w:type="dxa"/>
-              <w:right w:w="140" w:type="dxa"/>
-            </w:tcMar>
-          </w:tcPr>
-          <w:p>
-            <w:r>
-              <w:t>40+ (incl. SEA)</w:t>
-            </w:r>
-          </w:p>
-        </w:tc>
-      </w:tr>
-      <w:tr>
-        <w:tblPrEx>
-          <w:tblCellMar>
-            <w:top w:w="0" w:type="dxa"/>
-            <w:bottom w:w="0" w:type="dxa"/>
-          </w:tblCellMar>
-        </w:tblPrEx>
-        <w:tc>
-          <w:tcPr>
-            <w:tcW w:w="2200" w:type="dxa"/>
-            <w:tcBorders>
-              <w:top w:val="single" w:sz="4" w:space="0" w:color="BFBFBF"/>
-              <w:left w:val="single" w:sz="4" w:space="0" w:color="BFBFBF"/>
-              <w:bottom w:val="single" w:sz="4" w:space="0" w:color="BFBFBF"/>
-              <w:right w:val="single" w:sz="4" w:space="0" w:color="BFBFBF"/>
-            </w:tcBorders>
-            <w:tcMar>
-              <w:top w:w="100" w:type="dxa"/>
-              <w:left w:w="140" w:type="dxa"/>
-              <w:bottom w:w="100" w:type="dxa"/>
-              <w:right w:w="140" w:type="dxa"/>
-            </w:tcMar>
-          </w:tcPr>
-          <w:p>
-            <w:r>
-              <w:t>Active Students</w:t>
-            </w:r>
-          </w:p>
-        </w:tc>
-        <w:tc>
-          <w:tcPr>
-            <w:tcW w:w="1700" w:type="dxa"/>
-            <w:tcBorders>
-              <w:top w:val="single" w:sz="4" w:space="0" w:color="BFBFBF"/>
-              <w:left w:val="single" w:sz="4" w:space="0" w:color="BFBFBF"/>
-              <w:bottom w:val="single" w:sz="4" w:space="0" w:color="BFBFBF"/>
-              <w:right w:val="single" w:sz="4" w:space="0" w:color="BFBFBF"/>
-            </w:tcBorders>
-            <w:tcMar>
-              <w:top w:w="100" w:type="dxa"/>
-              <w:left w:w="140" w:type="dxa"/>
-              <w:bottom w:w="100" w:type="dxa"/>
-              <w:right w:w="140" w:type="dxa"/>
-            </w:tcMar>
-          </w:tcPr>
-          <w:p>
-            <w:r>
-              <w:t>33K</w:t>
-            </w:r>
-          </w:p>
-        </w:tc>
-        <w:tc>
-          <w:tcPr>
-            <w:tcW w:w="1700" w:type="dxa"/>
-            <w:tcBorders>
-              <w:top w:val="single" w:sz="4" w:space="0" w:color="BFBFBF"/>
-              <w:left w:val="single" w:sz="4" w:space="0" w:color="BFBFBF"/>
-              <w:bottom w:val="single" w:sz="4" w:space="0" w:color="BFBFBF"/>
-              <w:right w:val="single" w:sz="4" w:space="0" w:color="BFBFBF"/>
-            </w:tcBorders>
-            <w:tcMar>
-              <w:top w:w="100" w:type="dxa"/>
-              <w:left w:w="140" w:type="dxa"/>
-              <w:bottom w:w="100" w:type="dxa"/>
-              <w:right w:w="140" w:type="dxa"/>
-            </w:tcMar>
-          </w:tcPr>
-          <w:p>
-            <w:r>
-              <w:t>200K</w:t>
-            </w:r>
-          </w:p>
-        </w:tc>
-        <w:tc>
-          <w:tcPr>
-            <w:tcW w:w="1700" w:type="dxa"/>
-            <w:tcBorders>
-              <w:top w:val="single" w:sz="4" w:space="0" w:color="BFBFBF"/>
-              <w:left w:val="single" w:sz="4" w:space="0" w:color="BFBFBF"/>
-              <w:bottom w:val="single" w:sz="4" w:space="0" w:color="BFBFBF"/>
-              <w:right w:val="single" w:sz="4" w:space="0" w:color="BFBFBF"/>
-            </w:tcBorders>
-            <w:tcMar>
-              <w:top w:w="100" w:type="dxa"/>
-              <w:left w:w="140" w:type="dxa"/>
-              <w:bottom w:w="100" w:type="dxa"/>
-              <w:right w:w="140" w:type="dxa"/>
-            </w:tcMar>
-          </w:tcPr>
-          <w:p>
-            <w:r>
-              <w:t>800K</w:t>
-            </w:r>
-          </w:p>
-        </w:tc>
-        <w:tc>
-          <w:tcPr>
-            <w:tcW w:w="1760" w:type="dxa"/>
-            <w:tcBorders>
-              <w:top w:val="single" w:sz="4" w:space="0" w:color="BFBFBF"/>
-              <w:left w:val="single" w:sz="4" w:space="0" w:color="BFBFBF"/>
-              <w:bottom w:val="single" w:sz="4" w:space="0" w:color="BFBFBF"/>
-              <w:right w:val="single" w:sz="4" w:space="0" w:color="BFBFBF"/>
-            </w:tcBorders>
-            <w:tcMar>
-              <w:top w:w="100" w:type="dxa"/>
-              <w:left w:w="140" w:type="dxa"/>
-              <w:bottom w:w="100" w:type="dxa"/>
-              <w:right w:w="140" w:type="dxa"/>
-            </w:tcMar>
-          </w:tcPr>
-          <w:p>
-            <w:r>
-              <w:t>2M</w:t>
-            </w:r>
-          </w:p>
-        </w:tc>
-      </w:tr>
-      <w:tr>
-        <w:tblPrEx>
-          <w:tblCellMar>
-            <w:top w:w="0" w:type="dxa"/>
-            <w:bottom w:w="0" w:type="dxa"/>
-          </w:tblCellMar>
-        </w:tblPrEx>
-        <w:tc>
-          <w:tcPr>
-            <w:tcW w:w="2200" w:type="dxa"/>
-            <w:tcBorders>
-              <w:top w:val="single" w:sz="4" w:space="0" w:color="BFBFBF"/>
-              <w:left w:val="single" w:sz="4" w:space="0" w:color="BFBFBF"/>
-              <w:bottom w:val="single" w:sz="4" w:space="0" w:color="BFBFBF"/>
-              <w:right w:val="single" w:sz="4" w:space="0" w:color="BFBFBF"/>
-            </w:tcBorders>
-            <w:tcMar>
-              <w:top w:w="100" w:type="dxa"/>
-              <w:left w:w="140" w:type="dxa"/>
-              <w:bottom w:w="100" w:type="dxa"/>
-              <w:right w:w="140" w:type="dxa"/>
-            </w:tcMar>
-          </w:tcPr>
-          <w:p>
-            <w:r>
-              <w:t>Licensing Revenue</w:t>
-            </w:r>
-          </w:p>
-        </w:tc>
-        <w:tc>
-          <w:tcPr>
-            <w:tcW w:w="1700" w:type="dxa"/>
-            <w:tcBorders>
-              <w:top w:val="single" w:sz="4" w:space="0" w:color="BFBFBF"/>
-              <w:left w:val="single" w:sz="4" w:space="0" w:color="BFBFBF"/>
-              <w:bottom w:val="single" w:sz="4" w:space="0" w:color="BFBFBF"/>
-              <w:right w:val="single" w:sz="4" w:space="0" w:color="BFBFBF"/>
-            </w:tcBorders>
-            <w:tcMar>
-              <w:top w:w="100" w:type="dxa"/>
-              <w:left w:w="140" w:type="dxa"/>
-              <w:bottom w:w="100" w:type="dxa"/>
-              <w:right w:w="140" w:type="dxa"/>
-            </w:tcMar>
-          </w:tcPr>
-          <w:p>
-            <w:r>
-              <w:t>RM 50K</w:t>
-            </w:r>
-          </w:p>
-        </w:tc>
-        <w:tc>
-          <w:tcPr>
-            <w:tcW w:w="1700" w:type="dxa"/>
-            <w:tcBorders>
-              <w:top w:val="single" w:sz="4" w:space="0" w:color="BFBFBF"/>
-              <w:left w:val="single" w:sz="4" w:space="0" w:color="BFBFBF"/>
-              <w:bottom w:val="single" w:sz="4" w:space="0" w:color="BFBFBF"/>
-              <w:right w:val="single" w:sz="4" w:space="0" w:color="BFBFBF"/>
-            </w:tcBorders>
-            <w:tcMar>
-              <w:top w:w="100" w:type="dxa"/>
-              <w:left w:w="140" w:type="dxa"/>
-              <w:bottom w:w="100" w:type="dxa"/>
-              <w:right w:w="140" w:type="dxa"/>
-            </w:tcMar>
-          </w:tcPr>
-          <w:p>
-            <w:r>
-              <w:t>RM 500K</w:t>
-            </w:r>
-          </w:p>
-        </w:tc>
-        <w:tc>
-          <w:tcPr>
-            <w:tcW w:w="1700" w:type="dxa"/>
-            <w:tcBorders>
-              <w:top w:val="single" w:sz="4" w:space="0" w:color="BFBFBF"/>
-              <w:left w:val="single" w:sz="4" w:space="0" w:color="BFBFBF"/>
-              <w:bottom w:val="single" w:sz="4" w:space="0" w:color="BFBFBF"/>
-              <w:right w:val="single" w:sz="4" w:space="0" w:color="BFBFBF"/>
-            </w:tcBorders>
-            <w:tcMar>
-              <w:top w:w="100" w:type="dxa"/>
-              <w:left w:w="140" w:type="dxa"/>
-              <w:bottom w:w="100" w:type="dxa"/>
-              <w:right w:w="140" w:type="dxa"/>
-            </w:tcMar>
-          </w:tcPr>
-          <w:p>
-            <w:r>
-              <w:t>RM 3M</w:t>
-            </w:r>
-          </w:p>
-        </w:tc>
-        <w:tc>
-          <w:tcPr>
-            <w:tcW w:w="1760" w:type="dxa"/>
-            <w:tcBorders>
-              <w:top w:val="single" w:sz="4" w:space="0" w:color="BFBFBF"/>
-              <w:left w:val="single" w:sz="4" w:space="0" w:color="BFBFBF"/>
-              <w:bottom w:val="single" w:sz="4" w:space="0" w:color="BFBFBF"/>
-              <w:right w:val="single" w:sz="4" w:space="0" w:color="BFBFBF"/>
-            </w:tcBorders>
-            <w:tcMar>
-              <w:top w:w="100" w:type="dxa"/>
-              <w:left w:w="140" w:type="dxa"/>
-              <w:bottom w:w="100" w:type="dxa"/>
-              <w:right w:w="140" w:type="dxa"/>
-            </w:tcMar>
-          </w:tcPr>
-          <w:p>
-            <w:r>
-              <w:t>RM 8M</w:t>
-            </w:r>
-          </w:p>
-        </w:tc>
-      </w:tr>
-      <w:tr>
-        <w:tblPrEx>
-          <w:tblCellMar>
-            <w:top w:w="0" w:type="dxa"/>
-            <w:bottom w:w="0" w:type="dxa"/>
-          </w:tblCellMar>
-        </w:tblPrEx>
-        <w:tc>
-          <w:tcPr>
-            <w:tcW w:w="2200" w:type="dxa"/>
-            <w:tcBorders>
-              <w:top w:val="single" w:sz="4" w:space="0" w:color="BFBFBF"/>
-              <w:left w:val="single" w:sz="4" w:space="0" w:color="BFBFBF"/>
-              <w:bottom w:val="single" w:sz="4" w:space="0" w:color="BFBFBF"/>
-              <w:right w:val="single" w:sz="4" w:space="0" w:color="BFBFBF"/>
-            </w:tcBorders>
-            <w:tcMar>
-              <w:top w:w="100" w:type="dxa"/>
-              <w:left w:w="140" w:type="dxa"/>
-              <w:bottom w:w="100" w:type="dxa"/>
-              <w:right w:w="140" w:type="dxa"/>
-            </w:tcMar>
-          </w:tcPr>
-          <w:p>
-            <w:r>
-              <w:t>Government Grants</w:t>
-            </w:r>
-          </w:p>
-        </w:tc>
-        <w:tc>
-          <w:tcPr>
-            <w:tcW w:w="1700" w:type="dxa"/>
-            <w:tcBorders>
-              <w:top w:val="single" w:sz="4" w:space="0" w:color="BFBFBF"/>
-              <w:left w:val="single" w:sz="4" w:space="0" w:color="BFBFBF"/>
-              <w:bottom w:val="single" w:sz="4" w:space="0" w:color="BFBFBF"/>
-              <w:right w:val="single" w:sz="4" w:space="0" w:color="BFBFBF"/>
-            </w:tcBorders>
-            <w:tcMar>
-              <w:top w:w="100" w:type="dxa"/>
-              <w:left w:w="140" w:type="dxa"/>
-              <w:bottom w:w="100" w:type="dxa"/>
-              <w:right w:w="140" w:type="dxa"/>
-            </w:tcMar>
-          </w:tcPr>
-          <w:p>
-            <w:r>
-              <w:t>RM 100K</w:t>
-            </w:r>
-          </w:p>
-        </w:tc>
-        <w:tc>
-          <w:tcPr>
-            <w:tcW w:w="1700" w:type="dxa"/>
-            <w:tcBorders>
-              <w:top w:val="single" w:sz="4" w:space="0" w:color="BFBFBF"/>
-              <w:left w:val="single" w:sz="4" w:space="0" w:color="BFBFBF"/>
-              <w:bottom w:val="single" w:sz="4" w:space="0" w:color="BFBFBF"/>
-              <w:right w:val="single" w:sz="4" w:space="0" w:color="BFBFBF"/>
-            </w:tcBorders>
-            <w:tcMar>
-              <w:top w:w="100" w:type="dxa"/>
-              <w:left w:w="140" w:type="dxa"/>
-              <w:bottom w:w="100" w:type="dxa"/>
-              <w:right w:w="140" w:type="dxa"/>
-            </w:tcMar>
-          </w:tcPr>
-          <w:p>
-            <w:r>
-              <w:t>RM 300K</w:t>
-            </w:r>
-          </w:p>
-        </w:tc>
-        <w:tc>
-          <w:tcPr>
-            <w:tcW w:w="1700" w:type="dxa"/>
-            <w:tcBorders>
-              <w:top w:val="single" w:sz="4" w:space="0" w:color="BFBFBF"/>
-              <w:left w:val="single" w:sz="4" w:space="0" w:color="BFBFBF"/>
-              <w:bottom w:val="single" w:sz="4" w:space="0" w:color="BFBFBF"/>
-              <w:right w:val="single" w:sz="4" w:space="0" w:color="BFBFBF"/>
-            </w:tcBorders>
-            <w:tcMar>
-              <w:top w:w="100" w:type="dxa"/>
-              <w:left w:w="140" w:type="dxa"/>
-              <w:bottom w:w="100" w:type="dxa"/>
-              <w:right w:w="140" w:type="dxa"/>
-            </w:tcMar>
-          </w:tcPr>
-          <w:p>
-            <w:r>
-              <w:t>RM 500K</w:t>
-            </w:r>
-          </w:p>
-        </w:tc>
-        <w:tc>
-          <w:tcPr>
-            <w:tcW w:w="1760" w:type="dxa"/>
-            <w:tcBorders>
-              <w:top w:val="single" w:sz="4" w:space="0" w:color="BFBFBF"/>
-              <w:left w:val="single" w:sz="4" w:space="0" w:color="BFBFBF"/>
-              <w:bottom w:val="single" w:sz="4" w:space="0" w:color="BFBFBF"/>
-              <w:right w:val="single" w:sz="4" w:space="0" w:color="BFBFBF"/>
-            </w:tcBorders>
-            <w:tcMar>
-              <w:top w:w="100" w:type="dxa"/>
-              <w:left w:w="140" w:type="dxa"/>
-              <w:bottom w:w="100" w:type="dxa"/>
-              <w:right w:w="140" w:type="dxa"/>
-            </w:tcMar>
-          </w:tcPr>
-          <w:p>
-            <w:r>
-              <w:t>RM 800K</w:t>
-            </w:r>
-          </w:p>
-        </w:tc>
-      </w:tr>
-      <w:tr>
-        <w:tblPrEx>
-          <w:tblCellMar>
-            <w:top w:w="0" w:type="dxa"/>
-            <w:bottom w:w="0" w:type="dxa"/>
-          </w:tblCellMar>
-        </w:tblPrEx>
-        <w:tc>
-          <w:tcPr>
-            <w:tcW w:w="2200" w:type="dxa"/>
-            <w:tcBorders>
-              <w:top w:val="single" w:sz="4" w:space="0" w:color="BFBFBF"/>
-              <w:left w:val="single" w:sz="4" w:space="0" w:color="BFBFBF"/>
-              <w:bottom w:val="single" w:sz="4" w:space="0" w:color="BFBFBF"/>
-              <w:right w:val="single" w:sz="4" w:space="0" w:color="BFBFBF"/>
-            </w:tcBorders>
-            <w:tcMar>
-              <w:top w:w="100" w:type="dxa"/>
-              <w:left w:w="140" w:type="dxa"/>
-              <w:bottom w:w="100" w:type="dxa"/>
-              <w:right w:w="140" w:type="dxa"/>
-            </w:tcMar>
-          </w:tcPr>
-          <w:p>
-            <w:r>
-              <w:t>Hosting + AI + DB</w:t>
-            </w:r>
-          </w:p>
-        </w:tc>
-        <w:tc>
-          <w:tcPr>
-            <w:tcW w:w="1700" w:type="dxa"/>
-            <w:tcBorders>
-              <w:top w:val="single" w:sz="4" w:space="0" w:color="BFBFBF"/>
-              <w:left w:val="single" w:sz="4" w:space="0" w:color="BFBFBF"/>
-              <w:bottom w:val="single" w:sz="4" w:space="0" w:color="BFBFBF"/>
-              <w:right w:val="single" w:sz="4" w:space="0" w:color="BFBFBF"/>
-            </w:tcBorders>
-            <w:tcMar>
-              <w:top w:w="100" w:type="dxa"/>
-              <w:left w:w="140" w:type="dxa"/>
-              <w:bottom w:w="100" w:type="dxa"/>
-              <w:right w:w="140" w:type="dxa"/>
-            </w:tcMar>
-          </w:tcPr>
-          <w:p>
-            <w:r>
-              <w:t>RM 80K</w:t>
-            </w:r>
-          </w:p>
-        </w:tc>
-        <w:tc>
-          <w:tcPr>
-            <w:tcW w:w="1700" w:type="dxa"/>
-            <w:tcBorders>
-              <w:top w:val="single" w:sz="4" w:space="0" w:color="BFBFBF"/>
-              <w:left w:val="single" w:sz="4" w:space="0" w:color="BFBFBF"/>
-              <w:bottom w:val="single" w:sz="4" w:space="0" w:color="BFBFBF"/>
-              <w:right w:val="single" w:sz="4" w:space="0" w:color="BFBFBF"/>
-            </w:tcBorders>
-            <w:tcMar>
-              <w:top w:w="100" w:type="dxa"/>
-              <w:left w:w="140" w:type="dxa"/>
-              <w:bottom w:w="100" w:type="dxa"/>
-              <w:right w:w="140" w:type="dxa"/>
-            </w:tcMar>
-          </w:tcPr>
-          <w:p>
-            <w:r>
-              <w:t>RM 200K</w:t>
-            </w:r>
-          </w:p>
-        </w:tc>
-        <w:tc>
-          <w:tcPr>
-            <w:tcW w:w="1700" w:type="dxa"/>
-            <w:tcBorders>
-              <w:top w:val="single" w:sz="4" w:space="0" w:color="BFBFBF"/>
-              <w:left w:val="single" w:sz="4" w:space="0" w:color="BFBFBF"/>
-              <w:bottom w:val="single" w:sz="4" w:space="0" w:color="BFBFBF"/>
-              <w:right w:val="single" w:sz="4" w:space="0" w:color="BFBFBF"/>
-            </w:tcBorders>
-            <w:tcMar>
-              <w:top w:w="100" w:type="dxa"/>
-              <w:left w:w="140" w:type="dxa"/>
-              <w:bottom w:w="100" w:type="dxa"/>
-              <w:right w:w="140" w:type="dxa"/>
-            </w:tcMar>
-          </w:tcPr>
-          <w:p>
-            <w:r>
-              <w:t>RM 900K</w:t>
-            </w:r>
-          </w:p>
-        </w:tc>
-        <w:tc>
-          <w:tcPr>
-            <w:tcW w:w="1760" w:type="dxa"/>
-            <w:tcBorders>
-              <w:top w:val="single" w:sz="4" w:space="0" w:color="BFBFBF"/>
-              <w:left w:val="single" w:sz="4" w:space="0" w:color="BFBFBF"/>
-              <w:bottom w:val="single" w:sz="4" w:space="0" w:color="BFBFBF"/>
-              <w:right w:val="single" w:sz="4" w:space="0" w:color="BFBFBF"/>
-            </w:tcBorders>
-            <w:tcMar>
-              <w:top w:w="100" w:type="dxa"/>
-              <w:left w:w="140" w:type="dxa"/>
-              <w:bottom w:w="100" w:type="dxa"/>
-              <w:right w:w="140" w:type="dxa"/>
-            </w:tcMar>
-          </w:tcPr>
-          <w:p>
-            <w:r>
-              <w:t>RM 2M</w:t>
-            </w:r>
-          </w:p>
-        </w:tc>
-      </w:tr>
-      <w:tr>
-        <w:tblPrEx>
-          <w:tblCellMar>
-            <w:top w:w="0" w:type="dxa"/>
-            <w:bottom w:w="0" w:type="dxa"/>
-          </w:tblCellMar>
-        </w:tblPrEx>
-        <w:tc>
-          <w:tcPr>
-            <w:tcW w:w="2200" w:type="dxa"/>
-            <w:tcBorders>
-              <w:top w:val="single" w:sz="4" w:space="0" w:color="BFBFBF"/>
-              <w:left w:val="single" w:sz="4" w:space="0" w:color="BFBFBF"/>
-              <w:bottom w:val="single" w:sz="4" w:space="0" w:color="BFBFBF"/>
-              <w:right w:val="single" w:sz="4" w:space="0" w:color="BFBFBF"/>
-            </w:tcBorders>
-            <w:tcMar>
-              <w:top w:w="100" w:type="dxa"/>
-              <w:left w:w="140" w:type="dxa"/>
-              <w:bottom w:w="100" w:type="dxa"/>
-              <w:right w:w="140" w:type="dxa"/>
-            </w:tcMar>
-          </w:tcPr>
-          <w:p>
-            <w:r>
-              <w:t>Staff Salary</w:t>
-            </w:r>
-          </w:p>
-        </w:tc>
-        <w:tc>
-          <w:tcPr>
-            <w:tcW w:w="1700" w:type="dxa"/>
-            <w:tcBorders>
-              <w:top w:val="single" w:sz="4" w:space="0" w:color="BFBFBF"/>
-              <w:left w:val="single" w:sz="4" w:space="0" w:color="BFBFBF"/>
-              <w:bottom w:val="single" w:sz="4" w:space="0" w:color="BFBFBF"/>
-              <w:right w:val="single" w:sz="4" w:space="0" w:color="BFBFBF"/>
-            </w:tcBorders>
-            <w:tcMar>
-              <w:top w:w="100" w:type="dxa"/>
-              <w:left w:w="140" w:type="dxa"/>
-              <w:bottom w:w="100" w:type="dxa"/>
-              <w:right w:w="140" w:type="dxa"/>
-            </w:tcMar>
-          </w:tcPr>
-          <w:p>
-            <w:r>
-              <w:t>RM 150K</w:t>
-            </w:r>
-          </w:p>
-        </w:tc>
-        <w:tc>
-          <w:tcPr>
-            <w:tcW w:w="1700" w:type="dxa"/>
-            <w:tcBorders>
-              <w:top w:val="single" w:sz="4" w:space="0" w:color="BFBFBF"/>
-              <w:left w:val="single" w:sz="4" w:space="0" w:color="BFBFBF"/>
-              <w:bottom w:val="single" w:sz="4" w:space="0" w:color="BFBFBF"/>
-              <w:right w:val="single" w:sz="4" w:space="0" w:color="BFBFBF"/>
-            </w:tcBorders>
-            <w:tcMar>
-              <w:top w:w="100" w:type="dxa"/>
-              <w:left w:w="140" w:type="dxa"/>
-              <w:bottom w:w="100" w:type="dxa"/>
-              <w:right w:w="140" w:type="dxa"/>
-            </w:tcMar>
-          </w:tcPr>
-          <w:p>
-            <w:r>
-              <w:t>RM 400K</w:t>
-            </w:r>
-          </w:p>
-        </w:tc>
-        <w:tc>
-          <w:tcPr>
-            <w:tcW w:w="1700" w:type="dxa"/>
-            <w:tcBorders>
-              <w:top w:val="single" w:sz="4" w:space="0" w:color="BFBFBF"/>
-              <w:left w:val="single" w:sz="4" w:space="0" w:color="BFBFBF"/>
-              <w:bottom w:val="single" w:sz="4" w:space="0" w:color="BFBFBF"/>
-              <w:right w:val="single" w:sz="4" w:space="0" w:color="BFBFBF"/>
-            </w:tcBorders>
-            <w:tcMar>
-              <w:top w:w="100" w:type="dxa"/>
-              <w:left w:w="140" w:type="dxa"/>
-              <w:bottom w:w="100" w:type="dxa"/>
-              <w:right w:w="140" w:type="dxa"/>
-            </w:tcMar>
-          </w:tcPr>
-          <w:p>
-            <w:r>
-              <w:t>RM 1.2M</w:t>
-            </w:r>
-          </w:p>
-        </w:tc>
-        <w:tc>
-          <w:tcPr>
-            <w:tcW w:w="1760" w:type="dxa"/>
-            <w:tcBorders>
-              <w:top w:val="single" w:sz="4" w:space="0" w:color="BFBFBF"/>
-              <w:left w:val="single" w:sz="4" w:space="0" w:color="BFBFBF"/>
-              <w:bottom w:val="single" w:sz="4" w:space="0" w:color="BFBFBF"/>
-              <w:right w:val="single" w:sz="4" w:space="0" w:color="BFBFBF"/>
-            </w:tcBorders>
-            <w:tcMar>
-              <w:top w:w="100" w:type="dxa"/>
-              <w:left w:w="140" w:type="dxa"/>
-              <w:bottom w:w="100" w:type="dxa"/>
-              <w:right w:w="140" w:type="dxa"/>
-            </w:tcMar>
-          </w:tcPr>
-          <w:p>
-            <w:r>
-              <w:t>RM 3M</w:t>
-            </w:r>
-          </w:p>
-        </w:tc>
-      </w:tr>
-      <w:tr>
-        <w:tblPrEx>
-          <w:tblCellMar>
-            <w:top w:w="0" w:type="dxa"/>
-            <w:bottom w:w="0" w:type="dxa"/>
-          </w:tblCellMar>
-        </w:tblPrEx>
-        <w:tc>
-          <w:tcPr>
-            <w:tcW w:w="2200" w:type="dxa"/>
-            <w:tcBorders>
-              <w:top w:val="single" w:sz="4" w:space="0" w:color="BFBFBF"/>
-              <w:left w:val="single" w:sz="4" w:space="0" w:color="BFBFBF"/>
-              <w:bottom w:val="single" w:sz="4" w:space="0" w:color="BFBFBF"/>
-              <w:right w:val="single" w:sz="4" w:space="0" w:color="BFBFBF"/>
-            </w:tcBorders>
-            <w:tcMar>
-              <w:top w:w="100" w:type="dxa"/>
-              <w:left w:w="140" w:type="dxa"/>
-              <w:bottom w:w="100" w:type="dxa"/>
-              <w:right w:w="140" w:type="dxa"/>
-            </w:tcMar>
-          </w:tcPr>
-          <w:p>
-            <w:r>
-              <w:t>Marketing</w:t>
-            </w:r>
-          </w:p>
-        </w:tc>
-        <w:tc>
-          <w:tcPr>
-            <w:tcW w:w="1700" w:type="dxa"/>
-            <w:tcBorders>
-              <w:top w:val="single" w:sz="4" w:space="0" w:color="BFBFBF"/>
-              <w:left w:val="single" w:sz="4" w:space="0" w:color="BFBFBF"/>
-              <w:bottom w:val="single" w:sz="4" w:space="0" w:color="BFBFBF"/>
-              <w:right w:val="single" w:sz="4" w:space="0" w:color="BFBFBF"/>
-            </w:tcBorders>
-            <w:tcMar>
-              <w:top w:w="100" w:type="dxa"/>
-              <w:left w:w="140" w:type="dxa"/>
-              <w:bottom w:w="100" w:type="dxa"/>
-              <w:right w:w="140" w:type="dxa"/>
-            </w:tcMar>
-          </w:tcPr>
-          <w:p>
-            <w:r>
-              <w:t>RM 10K</w:t>
-            </w:r>
-          </w:p>
-        </w:tc>
-        <w:tc>
-          <w:tcPr>
-            <w:tcW w:w="1700" w:type="dxa"/>
-            <w:tcBorders>
-              <w:top w:val="single" w:sz="4" w:space="0" w:color="BFBFBF"/>
-              <w:left w:val="single" w:sz="4" w:space="0" w:color="BFBFBF"/>
-              <w:bottom w:val="single" w:sz="4" w:space="0" w:color="BFBFBF"/>
-              <w:right w:val="single" w:sz="4" w:space="0" w:color="BFBFBF"/>
-            </w:tcBorders>
-            <w:tcMar>
-              <w:top w:w="100" w:type="dxa"/>
-              <w:left w:w="140" w:type="dxa"/>
-              <w:bottom w:w="100" w:type="dxa"/>
-              <w:right w:w="140" w:type="dxa"/>
-            </w:tcMar>
-          </w:tcPr>
-          <w:p>
-            <w:r>
-              <w:t>RM 50K</w:t>
-            </w:r>
-          </w:p>
-        </w:tc>
-        <w:tc>
-          <w:tcPr>
-            <w:tcW w:w="1700" w:type="dxa"/>
-            <w:tcBorders>
-              <w:top w:val="single" w:sz="4" w:space="0" w:color="BFBFBF"/>
-              <w:left w:val="single" w:sz="4" w:space="0" w:color="BFBFBF"/>
-              <w:bottom w:val="single" w:sz="4" w:space="0" w:color="BFBFBF"/>
-              <w:right w:val="single" w:sz="4" w:space="0" w:color="BFBFBF"/>
-            </w:tcBorders>
-            <w:tcMar>
-              <w:top w:w="100" w:type="dxa"/>
-              <w:left w:w="140" w:type="dxa"/>
-              <w:bottom w:w="100" w:type="dxa"/>
-              <w:right w:w="140" w:type="dxa"/>
-            </w:tcMar>
-          </w:tcPr>
-          <w:p>
-            <w:r>
-              <w:t>RM 150K</w:t>
-            </w:r>
-          </w:p>
-        </w:tc>
-        <w:tc>
-          <w:tcPr>
-            <w:tcW w:w="1760" w:type="dxa"/>
-            <w:tcBorders>
-              <w:top w:val="single" w:sz="4" w:space="0" w:color="BFBFBF"/>
-              <w:left w:val="single" w:sz="4" w:space="0" w:color="BFBFBF"/>
-              <w:bottom w:val="single" w:sz="4" w:space="0" w:color="BFBFBF"/>
-              <w:right w:val="single" w:sz="4" w:space="0" w:color="BFBFBF"/>
-            </w:tcBorders>
-            <w:tcMar>
-              <w:top w:w="100" w:type="dxa"/>
-              <w:left w:w="140" w:type="dxa"/>
-              <w:bottom w:w="100" w:type="dxa"/>
-              <w:right w:w="140" w:type="dxa"/>
-            </w:tcMar>
-          </w:tcPr>
-          <w:p>
-            <w:r>
-              <w:t>RM 400K</w:t>
-            </w:r>
-          </w:p>
-        </w:tc>
-      </w:tr>
-      <w:tr>
-        <w:tblPrEx>
-          <w:tblCellMar>
-            <w:top w:w="0" w:type="dxa"/>
-            <w:bottom w:w="0" w:type="dxa"/>
-          </w:tblCellMar>
-        </w:tblPrEx>
-        <w:tc>
-          <w:tcPr>
-            <w:tcW w:w="2200" w:type="dxa"/>
-            <w:tcBorders>
-              <w:top w:val="single" w:sz="4" w:space="0" w:color="BFBFBF"/>
-              <w:left w:val="single" w:sz="4" w:space="0" w:color="BFBFBF"/>
-              <w:bottom w:val="single" w:sz="4" w:space="0" w:color="BFBFBF"/>
-              <w:right w:val="single" w:sz="4" w:space="0" w:color="BFBFBF"/>
-            </w:tcBorders>
-            <w:tcMar>
-              <w:top w:w="100" w:type="dxa"/>
-              <w:left w:w="140" w:type="dxa"/>
-              <w:bottom w:w="100" w:type="dxa"/>
-              <w:right w:w="140" w:type="dxa"/>
-            </w:tcMar>
-          </w:tcPr>
-          <w:p>
-            <w:r>
-              <w:t>Legal</w:t>
-            </w:r>
-          </w:p>
-        </w:tc>
-        <w:tc>
-          <w:tcPr>
-            <w:tcW w:w="1700" w:type="dxa"/>
-            <w:tcBorders>
-              <w:top w:val="single" w:sz="4" w:space="0" w:color="BFBFBF"/>
-              <w:left w:val="single" w:sz="4" w:space="0" w:color="BFBFBF"/>
-              <w:bottom w:val="single" w:sz="4" w:space="0" w:color="BFBFBF"/>
-              <w:right w:val="single" w:sz="4" w:space="0" w:color="BFBFBF"/>
-            </w:tcBorders>
-            <w:tcMar>
-              <w:top w:w="100" w:type="dxa"/>
-              <w:left w:w="140" w:type="dxa"/>
-              <w:bottom w:w="100" w:type="dxa"/>
-              <w:right w:w="140" w:type="dxa"/>
-            </w:tcMar>
-          </w:tcPr>
-          <w:p>
-            <w:r>
-              <w:t>RM 10K</w:t>
-            </w:r>
-          </w:p>
-        </w:tc>
-        <w:tc>
-          <w:tcPr>
-            <w:tcW w:w="1700" w:type="dxa"/>
-            <w:tcBorders>
-              <w:top w:val="single" w:sz="4" w:space="0" w:color="BFBFBF"/>
-              <w:left w:val="single" w:sz="4" w:space="0" w:color="BFBFBF"/>
-              <w:bottom w:val="single" w:sz="4" w:space="0" w:color="BFBFBF"/>
-              <w:right w:val="single" w:sz="4" w:space="0" w:color="BFBFBF"/>
-            </w:tcBorders>
-            <w:tcMar>
-              <w:top w:w="100" w:type="dxa"/>
-              <w:left w:w="140" w:type="dxa"/>
-              <w:bottom w:w="100" w:type="dxa"/>
-              <w:right w:w="140" w:type="dxa"/>
-            </w:tcMar>
-          </w:tcPr>
-          <w:p>
-            <w:r>
-              <w:t>RM 20K</w:t>
-            </w:r>
-          </w:p>
-        </w:tc>
-        <w:tc>
-          <w:tcPr>
-            <w:tcW w:w="1700" w:type="dxa"/>
-            <w:tcBorders>
-              <w:top w:val="single" w:sz="4" w:space="0" w:color="BFBFBF"/>
-              <w:left w:val="single" w:sz="4" w:space="0" w:color="BFBFBF"/>
-              <w:bottom w:val="single" w:sz="4" w:space="0" w:color="BFBFBF"/>
-              <w:right w:val="single" w:sz="4" w:space="0" w:color="BFBFBF"/>
-            </w:tcBorders>
-            <w:tcMar>
-              <w:top w:w="100" w:type="dxa"/>
-              <w:left w:w="140" w:type="dxa"/>
-              <w:bottom w:w="100" w:type="dxa"/>
-              <w:right w:w="140" w:type="dxa"/>
-            </w:tcMar>
-          </w:tcPr>
-          <w:p>
-            <w:r>
-              <w:t>RM 50K</w:t>
-            </w:r>
-          </w:p>
-        </w:tc>
-        <w:tc>
-          <w:tcPr>
-            <w:tcW w:w="1760" w:type="dxa"/>
-            <w:tcBorders>
-              <w:top w:val="single" w:sz="4" w:space="0" w:color="BFBFBF"/>
-              <w:left w:val="single" w:sz="4" w:space="0" w:color="BFBFBF"/>
-              <w:bottom w:val="single" w:sz="4" w:space="0" w:color="BFBFBF"/>
-              <w:right w:val="single" w:sz="4" w:space="0" w:color="BFBFBF"/>
-            </w:tcBorders>
-            <w:tcMar>
-              <w:top w:w="100" w:type="dxa"/>
-              <w:left w:w="140" w:type="dxa"/>
-              <w:bottom w:w="100" w:type="dxa"/>
-              <w:right w:w="140" w:type="dxa"/>
-            </w:tcMar>
-          </w:tcPr>
-          <w:p>
-            <w:r>
-              <w:t>RM 120K</w:t>
-            </w:r>
-          </w:p>
-        </w:tc>
-      </w:tr>
-      <w:tr>
-        <w:tblPrEx>
-          <w:tblCellMar>
-            <w:top w:w="0" w:type="dxa"/>
-            <w:bottom w:w="0" w:type="dxa"/>
-          </w:tblCellMar>
-        </w:tblPrEx>
-        <w:tc>
-          <w:tcPr>
-            <w:tcW w:w="2200" w:type="dxa"/>
-            <w:tcBorders>
-              <w:top w:val="single" w:sz="4" w:space="0" w:color="BFBFBF"/>
-              <w:left w:val="single" w:sz="4" w:space="0" w:color="BFBFBF"/>
-              <w:bottom w:val="single" w:sz="4" w:space="0" w:color="BFBFBF"/>
-              <w:right w:val="single" w:sz="4" w:space="0" w:color="BFBFBF"/>
-            </w:tcBorders>
-            <w:tcMar>
-              <w:top w:w="100" w:type="dxa"/>
-              <w:left w:w="140" w:type="dxa"/>
-              <w:bottom w:w="100" w:type="dxa"/>
-              <w:right w:w="140" w:type="dxa"/>
-            </w:tcMar>
-          </w:tcPr>
-          <w:p>
-            <w:r>
-              <w:rPr>
-                <w:b/>
-                <w:bCs/>
-              </w:rPr>
-              <w:t>Total Cost</w:t>
-            </w:r>
-          </w:p>
-        </w:tc>
-        <w:tc>
-          <w:tcPr>
-            <w:tcW w:w="1700" w:type="dxa"/>
-            <w:tcBorders>
-              <w:top w:val="single" w:sz="4" w:space="0" w:color="BFBFBF"/>
-              <w:left w:val="single" w:sz="4" w:space="0" w:color="BFBFBF"/>
-              <w:bottom w:val="single" w:sz="4" w:space="0" w:color="BFBFBF"/>
-              <w:right w:val="single" w:sz="4" w:space="0" w:color="BFBFBF"/>
-            </w:tcBorders>
-            <w:tcMar>
-              <w:top w:w="100" w:type="dxa"/>
-              <w:left w:w="140" w:type="dxa"/>
-              <w:bottom w:w="100" w:type="dxa"/>
-              <w:right w:w="140" w:type="dxa"/>
-            </w:tcMar>
-          </w:tcPr>
-          <w:p>
-            <w:r>
-              <w:rPr>
-                <w:b/>
-                <w:bCs/>
-              </w:rPr>
-              <w:t>RM 250K</w:t>
-            </w:r>
-          </w:p>
-        </w:tc>
-        <w:tc>
-          <w:tcPr>
-            <w:tcW w:w="1700" w:type="dxa"/>
-            <w:tcBorders>
-              <w:top w:val="single" w:sz="4" w:space="0" w:color="BFBFBF"/>
-              <w:left w:val="single" w:sz="4" w:space="0" w:color="BFBFBF"/>
-              <w:bottom w:val="single" w:sz="4" w:space="0" w:color="BFBFBF"/>
-              <w:right w:val="single" w:sz="4" w:space="0" w:color="BFBFBF"/>
-            </w:tcBorders>
-            <w:tcMar>
-              <w:top w:w="100" w:type="dxa"/>
-              <w:left w:w="140" w:type="dxa"/>
-              <w:bottom w:w="100" w:type="dxa"/>
-              <w:right w:w="140" w:type="dxa"/>
-            </w:tcMar>
-          </w:tcPr>
-          <w:p>
-            <w:r>
-              <w:rPr>
-                <w:b/>
-                <w:bCs/>
-              </w:rPr>
-              <w:t>RM 670K</w:t>
-            </w:r>
-          </w:p>
-        </w:tc>
-        <w:tc>
-          <w:tcPr>
-            <w:tcW w:w="1700" w:type="dxa"/>
-            <w:tcBorders>
-              <w:top w:val="single" w:sz="4" w:space="0" w:color="BFBFBF"/>
-              <w:left w:val="single" w:sz="4" w:space="0" w:color="BFBFBF"/>
-              <w:bottom w:val="single" w:sz="4" w:space="0" w:color="BFBFBF"/>
-              <w:right w:val="single" w:sz="4" w:space="0" w:color="BFBFBF"/>
-            </w:tcBorders>
-            <w:tcMar>
-              <w:top w:w="100" w:type="dxa"/>
-              <w:left w:w="140" w:type="dxa"/>
-              <w:bottom w:w="100" w:type="dxa"/>
-              <w:right w:w="140" w:type="dxa"/>
-            </w:tcMar>
-          </w:tcPr>
-          <w:p>
-            <w:r>
-              <w:rPr>
-                <w:b/>
-                <w:bCs/>
-              </w:rPr>
-              <w:t>RM 2.3M</w:t>
-            </w:r>
-          </w:p>
-        </w:tc>
-        <w:tc>
-          <w:tcPr>
-            <w:tcW w:w="1760" w:type="dxa"/>
-            <w:tcBorders>
-              <w:top w:val="single" w:sz="4" w:space="0" w:color="BFBFBF"/>
-              <w:left w:val="single" w:sz="4" w:space="0" w:color="BFBFBF"/>
-              <w:bottom w:val="single" w:sz="4" w:space="0" w:color="BFBFBF"/>
-              <w:right w:val="single" w:sz="4" w:space="0" w:color="BFBFBF"/>
-            </w:tcBorders>
-            <w:tcMar>
-              <w:top w:w="100" w:type="dxa"/>
-              <w:left w:w="140" w:type="dxa"/>
-              <w:bottom w:w="100" w:type="dxa"/>
-              <w:right w:w="140" w:type="dxa"/>
-            </w:tcMar>
-          </w:tcPr>
-          <w:p>
-            <w:r>
-              <w:rPr>
-                <w:b/>
-                <w:bCs/>
-              </w:rPr>
-              <w:t>RM 5.5M</w:t>
-            </w:r>
-          </w:p>
-        </w:tc>
-      </w:tr>
-      <w:tr>
-        <w:tblPrEx>
-          <w:tblCellMar>
-            <w:top w:w="0" w:type="dxa"/>
-            <w:bottom w:w="0" w:type="dxa"/>
-          </w:tblCellMar>
-        </w:tblPrEx>
-        <w:tc>
-          <w:tcPr>
-            <w:tcW w:w="2200" w:type="dxa"/>
-            <w:tcBorders>
-              <w:top w:val="single" w:sz="4" w:space="0" w:color="BFBFBF"/>
-              <w:left w:val="single" w:sz="4" w:space="0" w:color="BFBFBF"/>
-              <w:bottom w:val="single" w:sz="4" w:space="0" w:color="BFBFBF"/>
-              <w:right w:val="single" w:sz="4" w:space="0" w:color="BFBFBF"/>
-            </w:tcBorders>
-            <w:tcMar>
-              <w:top w:w="100" w:type="dxa"/>
-              <w:left w:w="140" w:type="dxa"/>
-              <w:bottom w:w="100" w:type="dxa"/>
-              <w:right w:w="140" w:type="dxa"/>
-            </w:tcMar>
-          </w:tcPr>
-          <w:p>
-            <w:r>
-              <w:rPr>
-                <w:b/>
-                <w:bCs/>
-              </w:rPr>
-              <w:t>Profit / Loss</w:t>
-            </w:r>
-          </w:p>
-        </w:tc>
-        <w:tc>
-          <w:tcPr>
-            <w:tcW w:w="1700" w:type="dxa"/>
-            <w:tcBorders>
-              <w:top w:val="single" w:sz="4" w:space="0" w:color="BFBFBF"/>
-              <w:left w:val="single" w:sz="4" w:space="0" w:color="BFBFBF"/>
-              <w:bottom w:val="single" w:sz="4" w:space="0" w:color="BFBFBF"/>
-              <w:right w:val="single" w:sz="4" w:space="0" w:color="BFBFBF"/>
-            </w:tcBorders>
-            <w:shd w:val="clear" w:color="auto" w:fill="FFCDD2"/>
-            <w:tcMar>
-              <w:top w:w="100" w:type="dxa"/>
-              <w:left w:w="140" w:type="dxa"/>
-              <w:bottom w:w="100" w:type="dxa"/>
-              <w:right w:w="140" w:type="dxa"/>
-            </w:tcMar>
-          </w:tcPr>
-          <w:p>
-            <w:r>
-              <w:rPr>
-                <w:b/>
-                <w:bCs/>
-              </w:rPr>
-              <w:t>-RM 100K</w:t>
-            </w:r>
-          </w:p>
-        </w:tc>
-        <w:tc>
-          <w:tcPr>
-            <w:tcW w:w="1700" w:type="dxa"/>
-            <w:tcBorders>
-              <w:top w:val="single" w:sz="4" w:space="0" w:color="BFBFBF"/>
-              <w:left w:val="single" w:sz="4" w:space="0" w:color="BFBFBF"/>
-              <w:bottom w:val="single" w:sz="4" w:space="0" w:color="BFBFBF"/>
-              <w:right w:val="single" w:sz="4" w:space="0" w:color="BFBFBF"/>
-            </w:tcBorders>
-            <w:shd w:val="clear" w:color="auto" w:fill="C8E6C9"/>
-            <w:tcMar>
-              <w:top w:w="100" w:type="dxa"/>
-              <w:left w:w="140" w:type="dxa"/>
-              <w:bottom w:w="100" w:type="dxa"/>
-              <w:right w:w="140" w:type="dxa"/>
-            </w:tcMar>
-          </w:tcPr>
-          <w:p>
-            <w:r>
-              <w:rPr>
-                <w:b/>
-                <w:bCs/>
-              </w:rPr>
-              <w:t>+RM 130K</w:t>
-            </w:r>
-          </w:p>
-        </w:tc>
-        <w:tc>
-          <w:tcPr>
-            <w:tcW w:w="1700" w:type="dxa"/>
-            <w:tcBorders>
-              <w:top w:val="single" w:sz="4" w:space="0" w:color="BFBFBF"/>
-              <w:left w:val="single" w:sz="4" w:space="0" w:color="BFBFBF"/>
-              <w:bottom w:val="single" w:sz="4" w:space="0" w:color="BFBFBF"/>
-              <w:right w:val="single" w:sz="4" w:space="0" w:color="BFBFBF"/>
-            </w:tcBorders>
-            <w:shd w:val="clear" w:color="auto" w:fill="C8E6C9"/>
-            <w:tcMar>
-              <w:top w:w="100" w:type="dxa"/>
-              <w:left w:w="140" w:type="dxa"/>
-              <w:bottom w:w="100" w:type="dxa"/>
-              <w:right w:w="140" w:type="dxa"/>
-            </w:tcMar>
-          </w:tcPr>
-          <w:p>
-            <w:r>
-              <w:rPr>
-                <w:b/>
-                <w:bCs/>
-              </w:rPr>
-              <w:t>+RM 1.2M</w:t>
-            </w:r>
-          </w:p>
-        </w:tc>
-        <w:tc>
-          <w:tcPr>
-            <w:tcW w:w="1760" w:type="dxa"/>
-            <w:tcBorders>
-              <w:top w:val="single" w:sz="4" w:space="0" w:color="BFBFBF"/>
-              <w:left w:val="single" w:sz="4" w:space="0" w:color="BFBFBF"/>
-              <w:bottom w:val="single" w:sz="4" w:space="0" w:color="BFBFBF"/>
-              <w:right w:val="single" w:sz="4" w:space="0" w:color="BFBFBF"/>
-            </w:tcBorders>
-            <w:shd w:val="clear" w:color="auto" w:fill="C8E6C9"/>
-            <w:tcMar>
-              <w:top w:w="100" w:type="dxa"/>
-              <w:left w:w="140" w:type="dxa"/>
-              <w:bottom w:w="100" w:type="dxa"/>
-              <w:right w:w="140" w:type="dxa"/>
-            </w:tcMar>
-          </w:tcPr>
-          <w:p>
-            <w:r>
-              <w:rPr>
-                <w:b/>
-                <w:bCs/>
-              </w:rPr>
-              <w:t>+RM 3.3M</w:t>
-            </w:r>
-          </w:p>
-        </w:tc>
-      </w:tr>
-    </w:tbl>
+        <w:lastRenderedPageBreak/>
+        <w:t xml:space="preserve">A 7-year projection, with detail at the four strategic milestone years (Year 1, 3, 5, and 7). Each year has all major revenue and cost lines so the path to profitability is transparent. The operating margin </w:t>
+      </w:r>
+      <w:r>
+        <w:t xml:space="preserve">is positive from Year 1 and </w:t>
+      </w:r>
+      <w:r>
+        <w:t>grows alongside the customer base.</w:t>
+      </w:r>
+    </w:p>
     <w:p>
       <w:pPr>
         <w:spacing w:after="140"/>
-      </w:pPr>
-      <w:r>
-        <w:t>Notes on the projection. Year 1 covers the UM pilot only and is intentionally loss-making because the pilot is co-funded by UM Centre of Innovation at a nominal per-seat price; the goal is the case study, not commercial revenue. Year 3 turns the corner with five paying institutions and a small operating profit. Year 5 marks the start of the ASEAN expansion (Indonesia and Singapore) and a multi-tenant rebuild that absorbs additional hosting plus engineering cost. Year 7 represents a regional ASEAN footprint with 40 plus institutions, RM 8.8M total revenue, and a 38% operating margin.</w:t>
+        <w:rPr>
+          <w:lang w:val="en-US"/>
+        </w:rPr>
+      </w:pPr>
+      <w:r>
+        <w:rPr>
+          <w:lang w:val="en-US"/>
+        </w:rPr>
+        <w:drawing>
+          <wp:inline distT="0" distB="0" distL="0" distR="0" wp14:anchorId="6C76BDD3" wp14:editId="64DE3613">
+            <wp:extent cx="5943600" cy="3096260"/>
+            <wp:effectExtent l="0" t="0" r="0" b="8890"/>
+            <wp:docPr id="1736366416" name="Picture 2"/>
+            <wp:cNvGraphicFramePr>
+              <a:graphicFrameLocks xmlns:a="http://schemas.openxmlformats.org/drawingml/2006/main" noChangeAspect="1"/>
+            </wp:cNvGraphicFramePr>
+            <a:graphic xmlns:a="http://schemas.openxmlformats.org/drawingml/2006/main">
+              <a:graphicData uri="http://schemas.openxmlformats.org/drawingml/2006/picture">
+                <pic:pic xmlns:pic="http://schemas.openxmlformats.org/drawingml/2006/picture">
+                  <pic:nvPicPr>
+                    <pic:cNvPr id="0" name="Picture 6"/>
+                    <pic:cNvPicPr>
+                      <a:picLocks noChangeAspect="1" noChangeArrowheads="1"/>
+                    </pic:cNvPicPr>
+                  </pic:nvPicPr>
+                  <pic:blipFill>
+                    <a:blip r:embed="rId7">
+                      <a:extLst>
+                        <a:ext uri="{28A0092B-C50C-407E-A947-70E740481C1C}">
+                          <a14:useLocalDpi xmlns:a14="http://schemas.microsoft.com/office/drawing/2010/main" val="0"/>
+                        </a:ext>
+                      </a:extLst>
+                    </a:blip>
+                    <a:srcRect/>
+                    <a:stretch>
+                      <a:fillRect/>
+                    </a:stretch>
+                  </pic:blipFill>
+                  <pic:spPr bwMode="auto">
+                    <a:xfrm>
+                      <a:off x="0" y="0"/>
+                      <a:ext cx="5943600" cy="3096260"/>
+                    </a:xfrm>
+                    <a:prstGeom prst="rect">
+                      <a:avLst/>
+                    </a:prstGeom>
+                    <a:noFill/>
+                    <a:ln>
+                      <a:noFill/>
+                    </a:ln>
+                  </pic:spPr>
+                </pic:pic>
+              </a:graphicData>
+            </a:graphic>
+          </wp:inline>
+        </w:drawing>
+      </w:r>
+    </w:p>
+    <w:p>
+      <w:pPr>
+        <w:spacing w:after="140"/>
+      </w:pPr>
+      <w:r>
+        <w:t>Notes on the projection.</w:t>
+      </w:r>
+      <w:r>
+        <w:t xml:space="preserve"> Year 1 covers the UM pilot only and is </w:t>
+      </w:r>
+      <w:r>
+        <w:t>modestly profitable at RM 30K, co-funded by UM Centre of Innovation at a nominal per-seat price; the primary goal is the case study and validation, not scale. Year 3 accelerates with five paying institutions and a growing operating margin</w:t>
+      </w:r>
+      <w:r>
+        <w:t xml:space="preserve">. Year 5 marks the start of the ASEAN expansion (Indonesia and Singapore) and a multi-tenant rebuild that absorbs additional hosting plus engineering cost. Year 7 represents a regional ASEAN footprint with 40 plus institutions, RM 8.8M total revenue, and </w:t>
+      </w:r>
+      <w:r>
+        <w:t>a 37.5% operating margin</w:t>
+      </w:r>
+      <w:r>
+        <w:t>.</w:t>
       </w:r>
     </w:p>
     <w:p>
       <w:pPr>
         <w:pStyle w:val="Heading1"/>
       </w:pPr>
+      <w:bookmarkStart w:id="14" w:name="_Toc228651849"/>
       <w:r>
         <w:t>9. Go-to-Market Strategy</w:t>
       </w:r>
+      <w:bookmarkEnd w:id="14"/>
     </w:p>
     <w:p>
       <w:pPr>
         <w:pStyle w:val="Heading2"/>
       </w:pPr>
+      <w:bookmarkStart w:id="15" w:name="_Toc228651850"/>
       <w:r>
         <w:t>Phase 1: UM as Starting Market (Months 0 to 6)</w:t>
       </w:r>
+      <w:bookmarkEnd w:id="15"/>
     </w:p>
     <w:p>
       <w:pPr>
@@ -3059,7 +3710,23 @@
         <w:spacing w:after="60"/>
       </w:pPr>
       <w:r>
-        <w:t>Co-fund with UM Centre of Innovation and the relevant deans (HEP, IGS). Run on UM's own Supabase and Vercel infrastructure.</w:t>
+        <w:t xml:space="preserve">Co-fund with UM Centre of Innovation and the relevant deans (HEP, IGS). Run on UM's own </w:t>
+      </w:r>
+      <w:proofErr w:type="spellStart"/>
+      <w:r>
+        <w:t>Supabase</w:t>
+      </w:r>
+      <w:proofErr w:type="spellEnd"/>
+      <w:r>
+        <w:t xml:space="preserve"> and </w:t>
+      </w:r>
+      <w:proofErr w:type="spellStart"/>
+      <w:r>
+        <w:t>Vercel</w:t>
+      </w:r>
+      <w:proofErr w:type="spellEnd"/>
+      <w:r>
+        <w:t xml:space="preserve"> infrastructure.</w:t>
       </w:r>
     </w:p>
     <w:p>
@@ -3072,7 +3739,6 @@
         <w:spacing w:after="60"/>
       </w:pPr>
       <w:r>
-        <w:lastRenderedPageBreak/>
         <w:t>Publish a case study after one academic semester documenting time-to-decision improvements and student-satisfaction lift.</w:t>
       </w:r>
     </w:p>
@@ -3080,9 +3746,11 @@
       <w:pPr>
         <w:pStyle w:val="Heading2"/>
       </w:pPr>
+      <w:bookmarkStart w:id="16" w:name="_Toc228651851"/>
       <w:r>
         <w:t>Phase 2: Malaysian Public Sector (Months 6 to 18)</w:t>
       </w:r>
+      <w:bookmarkEnd w:id="16"/>
     </w:p>
     <w:p>
       <w:pPr>
@@ -3127,9 +3795,11 @@
       <w:pPr>
         <w:pStyle w:val="Heading2"/>
       </w:pPr>
+      <w:bookmarkStart w:id="17" w:name="_Toc228651852"/>
       <w:r>
         <w:t>Phase 3: Malaysian Private Universities (Months 18 to 36)</w:t>
       </w:r>
+      <w:bookmarkEnd w:id="17"/>
     </w:p>
     <w:p>
       <w:pPr>
@@ -3141,6 +3811,7 @@
         <w:spacing w:after="60"/>
       </w:pPr>
       <w:r>
+        <w:lastRenderedPageBreak/>
         <w:t>Taylor's, Sunway, Monash MY, Nottingham MY, INTI; different procurement cycles but similar pain points.</w:t>
       </w:r>
     </w:p>
@@ -3161,9 +3832,11 @@
       <w:pPr>
         <w:pStyle w:val="Heading2"/>
       </w:pPr>
+      <w:bookmarkStart w:id="18" w:name="_Toc228651853"/>
       <w:r>
         <w:t>Phase 4: ASEAN Expansion (Year 4 onwards)</w:t>
       </w:r>
+      <w:bookmarkEnd w:id="18"/>
     </w:p>
     <w:p>
       <w:pPr>
@@ -3201,16 +3874,26 @@
         <w:spacing w:after="60"/>
       </w:pPr>
       <w:r>
-        <w:t>Multi-tenant rebuild required (out of MVP scope); see Roadmap.</w:t>
+        <w:t xml:space="preserve">Multi-tenant </w:t>
+      </w:r>
+      <w:proofErr w:type="gramStart"/>
+      <w:r>
+        <w:t>rebuild</w:t>
+      </w:r>
+      <w:proofErr w:type="gramEnd"/>
+      <w:r>
+        <w:t xml:space="preserve"> required (out of MVP scope); see Roadmap.</w:t>
       </w:r>
     </w:p>
     <w:p>
       <w:pPr>
         <w:pStyle w:val="Heading1"/>
       </w:pPr>
+      <w:bookmarkStart w:id="19" w:name="_Toc228651854"/>
       <w:r>
         <w:t>10. Team &amp; Execution</w:t>
       </w:r>
+      <w:bookmarkEnd w:id="19"/>
     </w:p>
     <w:p>
       <w:pPr>
@@ -3269,12 +3952,21 @@
         </w:numPr>
         <w:spacing w:after="60"/>
       </w:pPr>
+      <w:proofErr w:type="spellStart"/>
       <w:r>
         <w:rPr>
           <w:b/>
           <w:bCs/>
         </w:rPr>
-        <w:t xml:space="preserve">Nyow An Qi. </w:t>
+        <w:t>Nyow</w:t>
+      </w:r>
+      <w:proofErr w:type="spellEnd"/>
+      <w:r>
+        <w:rPr>
+          <w:b/>
+          <w:bCs/>
+        </w:rPr>
+        <w:t xml:space="preserve"> An Qi. </w:t>
       </w:r>
       <w:r>
         <w:t>Pitch deck design and finals pitch presentation.</w:t>
@@ -3289,12 +3981,21 @@
         </w:numPr>
         <w:spacing w:after="60"/>
       </w:pPr>
+      <w:proofErr w:type="spellStart"/>
       <w:r>
         <w:rPr>
           <w:b/>
           <w:bCs/>
         </w:rPr>
-        <w:t xml:space="preserve">Thevesh A/L Chandran. </w:t>
+        <w:t>Thevesh</w:t>
+      </w:r>
+      <w:proofErr w:type="spellEnd"/>
+      <w:r>
+        <w:rPr>
+          <w:b/>
+          <w:bCs/>
+        </w:rPr>
+        <w:t xml:space="preserve"> A/L Chandran. </w:t>
       </w:r>
       <w:r>
         <w:t>Engineering. Schema, integrations, data quality.</w:t>
@@ -3305,16 +4006,42 @@
         <w:spacing w:after="140"/>
       </w:pPr>
       <w:r>
-        <w:t>The team's UMHackathon 2026 finals build is shipped, deployed, and measurable. Today's work shipped the parseDocument wiring, SOP-grounded briefing, plan-mode confirmation on Request More Info, coordinator coassist, student AI chat with hybrid escalation, the /admin/cost token-spend dashboard, ten realistic dummy supporting-document PDFs for the demo, and updated non-technical specifications. All schema migrations are applied to production.</w:t>
+        <w:t xml:space="preserve">The team's </w:t>
+      </w:r>
+      <w:proofErr w:type="spellStart"/>
+      <w:r>
+        <w:t>UMHackathon</w:t>
+      </w:r>
+      <w:proofErr w:type="spellEnd"/>
+      <w:r>
+        <w:t xml:space="preserve"> 2026 finals build is shipped, deployed, and measurable. Today's work shipped the </w:t>
+      </w:r>
+      <w:proofErr w:type="spellStart"/>
+      <w:r>
+        <w:t>parseDocument</w:t>
+      </w:r>
+      <w:proofErr w:type="spellEnd"/>
+      <w:r>
+        <w:t xml:space="preserve"> wiring, SOP-grounded briefing, plan-mode confirmation on Request More Info, coordinator </w:t>
+      </w:r>
+      <w:proofErr w:type="spellStart"/>
+      <w:r>
+        <w:t>coassist</w:t>
+      </w:r>
+      <w:proofErr w:type="spellEnd"/>
+      <w:r>
+        <w:t>, student AI chat with hybrid escalation, the /admin/cost token-spend dashboard, ten realistic dummy supporting-document PDFs for the demo, and updated non-technical specifications. All schema migrations are applied to production.</w:t>
       </w:r>
     </w:p>
     <w:p>
       <w:pPr>
         <w:pStyle w:val="Heading1"/>
       </w:pPr>
+      <w:bookmarkStart w:id="20" w:name="_Toc228651855"/>
       <w:r>
         <w:t>11. Risks &amp; Mitigations</w:t>
       </w:r>
+      <w:bookmarkEnd w:id="20"/>
     </w:p>
     <w:tbl>
       <w:tblPr>
@@ -3339,12 +4066,6 @@
         <w:gridCol w:w="3360"/>
       </w:tblGrid>
       <w:tr>
-        <w:tblPrEx>
-          <w:tblCellMar>
-            <w:top w:w="0" w:type="dxa"/>
-            <w:bottom w:w="0" w:type="dxa"/>
-          </w:tblCellMar>
-        </w:tblPrEx>
         <w:trPr>
           <w:tblHeader/>
         </w:trPr>
@@ -3434,12 +4155,6 @@
         </w:tc>
       </w:tr>
       <w:tr>
-        <w:tblPrEx>
-          <w:tblCellMar>
-            <w:top w:w="0" w:type="dxa"/>
-            <w:bottom w:w="0" w:type="dxa"/>
-          </w:tblCellMar>
-        </w:tblPrEx>
         <w:tc>
           <w:tcPr>
             <w:tcW w:w="3000" w:type="dxa"/>
@@ -3501,29 +4216,19 @@
             </w:tcMar>
           </w:tcPr>
           <w:p>
-            <w:commentRangeStart w:id="0"/>
-            <w:r>
-              <w:t>Regex hallucination check; coordinator-as-final-reviewer; SOP-grounded briefing flags; never auto-send</w:t>
-            </w:r>
-            <w:commentRangeEnd w:id="0"/>
-            <w:r>
-              <w:rPr>
-                <w:rStyle w:val="CommentReference"/>
-                <w:sz w:val="22"/>
-                <w:szCs w:val="22"/>
-              </w:rPr>
-              <w:commentReference w:id="0"/>
+            <w:r>
+              <w:t xml:space="preserve">Regex hallucination check; </w:t>
+            </w:r>
+            <w:r>
+              <w:t xml:space="preserve">GLM second-layer judge (a separate GLM call cross-verifies every factual claim in the draft letter against the student's record before coordinator review); </w:t>
+            </w:r>
+            <w:r>
+              <w:t>coordinator-as-final-reviewer; SOP-grounded briefing flags; never auto-send</w:t>
             </w:r>
           </w:p>
         </w:tc>
       </w:tr>
       <w:tr>
-        <w:tblPrEx>
-          <w:tblCellMar>
-            <w:top w:w="0" w:type="dxa"/>
-            <w:bottom w:w="0" w:type="dxa"/>
-          </w:tblCellMar>
-        </w:tblPrEx>
         <w:tc>
           <w:tcPr>
             <w:tcW w:w="3000" w:type="dxa"/>
@@ -3542,7 +4247,6 @@
           </w:tcPr>
           <w:p>
             <w:r>
-              <w:lastRenderedPageBreak/>
               <w:t>AI provider outage (Z.AI rate-limit or downtime)</w:t>
             </w:r>
           </w:p>
@@ -3593,12 +4297,6 @@
         </w:tc>
       </w:tr>
       <w:tr>
-        <w:tblPrEx>
-          <w:tblCellMar>
-            <w:top w:w="0" w:type="dxa"/>
-            <w:bottom w:w="0" w:type="dxa"/>
-          </w:tblCellMar>
-        </w:tblPrEx>
         <w:tc>
           <w:tcPr>
             <w:tcW w:w="3000" w:type="dxa"/>
@@ -3667,12 +4365,6 @@
         </w:tc>
       </w:tr>
       <w:tr>
-        <w:tblPrEx>
-          <w:tblCellMar>
-            <w:top w:w="0" w:type="dxa"/>
-            <w:bottom w:w="0" w:type="dxa"/>
-          </w:tblCellMar>
-        </w:tblPrEx>
         <w:tc>
           <w:tcPr>
             <w:tcW w:w="3000" w:type="dxa"/>
@@ -3691,6 +4383,7 @@
           </w:tcPr>
           <w:p>
             <w:r>
+              <w:lastRenderedPageBreak/>
               <w:t>Procurement-cycle inertia in public universities</w:t>
             </w:r>
           </w:p>
@@ -3741,12 +4434,6 @@
         </w:tc>
       </w:tr>
       <w:tr>
-        <w:tblPrEx>
-          <w:tblCellMar>
-            <w:top w:w="0" w:type="dxa"/>
-            <w:bottom w:w="0" w:type="dxa"/>
-          </w:tblCellMar>
-        </w:tblPrEx>
         <w:tc>
           <w:tcPr>
             <w:tcW w:w="3000" w:type="dxa"/>
@@ -3815,12 +4502,6 @@
         </w:tc>
       </w:tr>
       <w:tr>
-        <w:tblPrEx>
-          <w:tblCellMar>
-            <w:top w:w="0" w:type="dxa"/>
-            <w:bottom w:w="0" w:type="dxa"/>
-          </w:tblCellMar>
-        </w:tblPrEx>
         <w:tc>
           <w:tcPr>
             <w:tcW w:w="3000" w:type="dxa"/>
@@ -3893,9 +4574,11 @@
       <w:pPr>
         <w:pStyle w:val="Heading1"/>
       </w:pPr>
+      <w:bookmarkStart w:id="21" w:name="_Toc228651856"/>
       <w:r>
         <w:t>12. Funding &amp; Sustainability</w:t>
       </w:r>
+      <w:bookmarkEnd w:id="21"/>
     </w:p>
     <w:p>
       <w:pPr>
@@ -3920,7 +4603,23 @@
         <w:spacing w:after="60"/>
       </w:pPr>
       <w:r>
-        <w:t>Cradle Fund / MAGIC / MyDigital startup grants (dual-track: enterprise SaaS plus GovTech).</w:t>
+        <w:t xml:space="preserve">Cradle Fund / MAGIC / </w:t>
+      </w:r>
+      <w:proofErr w:type="spellStart"/>
+      <w:r>
+        <w:t>MyDigital</w:t>
+      </w:r>
+      <w:proofErr w:type="spellEnd"/>
+      <w:r>
+        <w:t xml:space="preserve"> startup grants (dual-track: enterprise SaaS plus </w:t>
+      </w:r>
+      <w:proofErr w:type="spellStart"/>
+      <w:r>
+        <w:t>GovTech</w:t>
+      </w:r>
+      <w:proofErr w:type="spellEnd"/>
+      <w:r>
+        <w:t>).</w:t>
       </w:r>
     </w:p>
     <w:p>
@@ -3953,9 +4652,11 @@
       <w:pPr>
         <w:pStyle w:val="Heading1"/>
       </w:pPr>
+      <w:bookmarkStart w:id="22" w:name="_Toc228651857"/>
       <w:r>
         <w:t>13. Product Roadmap</w:t>
       </w:r>
+      <w:bookmarkEnd w:id="22"/>
     </w:p>
     <w:p>
       <w:pPr>
@@ -4002,7 +4703,31 @@
         <w:t xml:space="preserve">Q4 2026: </w:t>
       </w:r>
       <w:r>
-        <w:t>Tamper-proof audit log (append-only and signed); Bahasa Melayu UI; integration with MAYA, SiswaMail, SPeCTRUM where APIs allow.</w:t>
+        <w:t xml:space="preserve">Tamper-proof audit log (append-only and signed); Bahasa </w:t>
+      </w:r>
+      <w:proofErr w:type="spellStart"/>
+      <w:r>
+        <w:t>Melayu</w:t>
+      </w:r>
+      <w:proofErr w:type="spellEnd"/>
+      <w:r>
+        <w:t xml:space="preserve"> UI; integration with MAYA, </w:t>
+      </w:r>
+      <w:proofErr w:type="spellStart"/>
+      <w:r>
+        <w:t>SiswaMail</w:t>
+      </w:r>
+      <w:proofErr w:type="spellEnd"/>
+      <w:r>
+        <w:t xml:space="preserve">, </w:t>
+      </w:r>
+      <w:proofErr w:type="spellStart"/>
+      <w:r>
+        <w:t>SPeCTRUM</w:t>
+      </w:r>
+      <w:proofErr w:type="spellEnd"/>
+      <w:r>
+        <w:t xml:space="preserve"> where APIs allow.</w:t>
       </w:r>
     </w:p>
     <w:p>
@@ -4050,7 +4775,6 @@
         <w:spacing w:after="140"/>
       </w:pPr>
       <w:r>
-        <w:lastRenderedPageBreak/>
         <w:t>Our objective beyond the hackathon is unambiguous: end the silent-fail problem in university paperwork at scale, starting at home.</w:t>
       </w:r>
     </w:p>
@@ -4058,9 +4782,11 @@
       <w:pPr>
         <w:pStyle w:val="Heading1"/>
       </w:pPr>
+      <w:bookmarkStart w:id="23" w:name="_Toc228651858"/>
       <w:r>
         <w:t>14. Terms &amp; Definitions</w:t>
       </w:r>
+      <w:bookmarkEnd w:id="23"/>
     </w:p>
     <w:p>
       <w:pPr>
@@ -4092,12 +4818,6 @@
         <w:gridCol w:w="6560"/>
       </w:tblGrid>
       <w:tr>
-        <w:tblPrEx>
-          <w:tblCellMar>
-            <w:top w:w="0" w:type="dxa"/>
-            <w:bottom w:w="0" w:type="dxa"/>
-          </w:tblCellMar>
-        </w:tblPrEx>
         <w:trPr>
           <w:tblHeader/>
         </w:trPr>
@@ -4125,6 +4845,7 @@
                 <w:bCs/>
                 <w:color w:val="FFFFFF"/>
               </w:rPr>
+              <w:lastRenderedPageBreak/>
               <w:t>Term</w:t>
             </w:r>
           </w:p>
@@ -4159,12 +4880,6 @@
         </w:tc>
       </w:tr>
       <w:tr>
-        <w:tblPrEx>
-          <w:tblCellMar>
-            <w:top w:w="0" w:type="dxa"/>
-            <w:bottom w:w="0" w:type="dxa"/>
-          </w:tblCellMar>
-        </w:tblPrEx>
         <w:tc>
           <w:tcPr>
             <w:tcW w:w="2800" w:type="dxa"/>
@@ -4205,18 +4920,20 @@
           </w:tcPr>
           <w:p>
             <w:r>
-              <w:t>When the AI states something untrue or invents a fact (for example, a wrong CGPA in a letter). UniGuide's hallucination check is a regex layer that catches these mismatches before any letter is sent.</w:t>
+              <w:t xml:space="preserve">When the AI states something untrue or invents a fact (for example, a wrong CGPA in a letter). </w:t>
+            </w:r>
+            <w:proofErr w:type="spellStart"/>
+            <w:r>
+              <w:t>UniGuide's</w:t>
+            </w:r>
+            <w:proofErr w:type="spellEnd"/>
+            <w:r>
+              <w:t xml:space="preserve"> hallucination check is a regex layer that catches these mismatches before any letter is sent.</w:t>
             </w:r>
           </w:p>
         </w:tc>
       </w:tr>
       <w:tr>
-        <w:tblPrEx>
-          <w:tblCellMar>
-            <w:top w:w="0" w:type="dxa"/>
-            <w:bottom w:w="0" w:type="dxa"/>
-          </w:tblCellMar>
-        </w:tblPrEx>
         <w:tc>
           <w:tcPr>
             <w:tcW w:w="2800" w:type="dxa"/>
@@ -4263,12 +4980,6 @@
         </w:tc>
       </w:tr>
       <w:tr>
-        <w:tblPrEx>
-          <w:tblCellMar>
-            <w:top w:w="0" w:type="dxa"/>
-            <w:bottom w:w="0" w:type="dxa"/>
-          </w:tblCellMar>
-        </w:tblPrEx>
         <w:tc>
           <w:tcPr>
             <w:tcW w:w="2800" w:type="dxa"/>
@@ -4315,12 +5026,6 @@
         </w:tc>
       </w:tr>
       <w:tr>
-        <w:tblPrEx>
-          <w:tblCellMar>
-            <w:top w:w="0" w:type="dxa"/>
-            <w:bottom w:w="0" w:type="dxa"/>
-          </w:tblCellMar>
-        </w:tblPrEx>
         <w:tc>
           <w:tcPr>
             <w:tcW w:w="2800" w:type="dxa"/>
@@ -4367,12 +5072,6 @@
         </w:tc>
       </w:tr>
       <w:tr>
-        <w:tblPrEx>
-          <w:tblCellMar>
-            <w:top w:w="0" w:type="dxa"/>
-            <w:bottom w:w="0" w:type="dxa"/>
-          </w:tblCellMar>
-        </w:tblPrEx>
         <w:tc>
           <w:tcPr>
             <w:tcW w:w="2800" w:type="dxa"/>
@@ -4419,12 +5118,6 @@
         </w:tc>
       </w:tr>
       <w:tr>
-        <w:tblPrEx>
-          <w:tblCellMar>
-            <w:top w:w="0" w:type="dxa"/>
-            <w:bottom w:w="0" w:type="dxa"/>
-          </w:tblCellMar>
-        </w:tblPrEx>
         <w:tc>
           <w:tcPr>
             <w:tcW w:w="2800" w:type="dxa"/>
@@ -4442,9 +5135,11 @@
             </w:tcMar>
           </w:tcPr>
           <w:p>
+            <w:proofErr w:type="spellStart"/>
             <w:r>
               <w:t>Coassist</w:t>
             </w:r>
+            <w:proofErr w:type="spellEnd"/>
           </w:p>
         </w:tc>
         <w:tc>
@@ -4464,19 +5159,18 @@
             </w:tcMar>
           </w:tcPr>
           <w:p>
-            <w:r>
-              <w:t>UniGuide's natural-language Revise channel for coordinators: type 'make it softer' or 'add the appeal info' and the AI revises the letter, the proposed step, or the briefing reasoning inline.</w:t>
+            <w:proofErr w:type="spellStart"/>
+            <w:r>
+              <w:t>UniGuide's</w:t>
+            </w:r>
+            <w:proofErr w:type="spellEnd"/>
+            <w:r>
+              <w:t xml:space="preserve"> natural-language Revise channel for coordinators: type 'make it softer' or 'add the appeal info' and the AI revises the letter, the proposed step, or the briefing reasoning inline.</w:t>
             </w:r>
           </w:p>
         </w:tc>
       </w:tr>
       <w:tr>
-        <w:tblPrEx>
-          <w:tblCellMar>
-            <w:top w:w="0" w:type="dxa"/>
-            <w:bottom w:w="0" w:type="dxa"/>
-          </w:tblCellMar>
-        </w:tblPrEx>
         <w:tc>
           <w:tcPr>
             <w:tcW w:w="2800" w:type="dxa"/>
@@ -4523,12 +5217,6 @@
         </w:tc>
       </w:tr>
       <w:tr>
-        <w:tblPrEx>
-          <w:tblCellMar>
-            <w:top w:w="0" w:type="dxa"/>
-            <w:bottom w:w="0" w:type="dxa"/>
-          </w:tblCellMar>
-        </w:tblPrEx>
         <w:tc>
           <w:tcPr>
             <w:tcW w:w="2800" w:type="dxa"/>
@@ -4575,12 +5263,6 @@
         </w:tc>
       </w:tr>
       <w:tr>
-        <w:tblPrEx>
-          <w:tblCellMar>
-            <w:top w:w="0" w:type="dxa"/>
-            <w:bottom w:w="0" w:type="dxa"/>
-          </w:tblCellMar>
-        </w:tblPrEx>
         <w:tc>
           <w:tcPr>
             <w:tcW w:w="2800" w:type="dxa"/>
@@ -4627,12 +5309,6 @@
         </w:tc>
       </w:tr>
       <w:tr>
-        <w:tblPrEx>
-          <w:tblCellMar>
-            <w:top w:w="0" w:type="dxa"/>
-            <w:bottom w:w="0" w:type="dxa"/>
-          </w:tblCellMar>
-        </w:tblPrEx>
         <w:tc>
           <w:tcPr>
             <w:tcW w:w="2800" w:type="dxa"/>
@@ -4672,19 +5348,26 @@
             </w:tcMar>
           </w:tcPr>
           <w:p>
-            <w:r>
-              <w:t>Z.AI's family of large language models (GLM-4.6 and GLM-4.5-flash). The mandatory model for UMHackathon 2026.</w:t>
+            <w:proofErr w:type="gramStart"/>
+            <w:r>
+              <w:t>Z.AI's</w:t>
+            </w:r>
+            <w:proofErr w:type="gramEnd"/>
+            <w:r>
+              <w:t xml:space="preserve"> family of large language models (GLM-4.6 and GLM-4.5-flash). The mandatory model for </w:t>
+            </w:r>
+            <w:proofErr w:type="spellStart"/>
+            <w:r>
+              <w:t>UMHackathon</w:t>
+            </w:r>
+            <w:proofErr w:type="spellEnd"/>
+            <w:r>
+              <w:t xml:space="preserve"> 2026.</w:t>
             </w:r>
           </w:p>
         </w:tc>
       </w:tr>
       <w:tr>
-        <w:tblPrEx>
-          <w:tblCellMar>
-            <w:top w:w="0" w:type="dxa"/>
-            <w:bottom w:w="0" w:type="dxa"/>
-          </w:tblCellMar>
-        </w:tblPrEx>
         <w:tc>
           <w:tcPr>
             <w:tcW w:w="2800" w:type="dxa"/>
@@ -4731,12 +5414,6 @@
         </w:tc>
       </w:tr>
       <w:tr>
-        <w:tblPrEx>
-          <w:tblCellMar>
-            <w:top w:w="0" w:type="dxa"/>
-            <w:bottom w:w="0" w:type="dxa"/>
-          </w:tblCellMar>
-        </w:tblPrEx>
         <w:tc>
           <w:tcPr>
             <w:tcW w:w="2800" w:type="dxa"/>
@@ -4755,7 +5432,6 @@
           </w:tcPr>
           <w:p>
             <w:r>
-              <w:lastRenderedPageBreak/>
               <w:t>ILMU</w:t>
             </w:r>
           </w:p>
@@ -4778,18 +5454,20 @@
           </w:tcPr>
           <w:p>
             <w:r>
-              <w:t>Malaysia's sovereign large language model, developed by YTL AI Labs and Universiti Malaya. Routable as the briefing provider in UniGuide for Bahasa-heavy content.</w:t>
+              <w:t xml:space="preserve">Malaysia's sovereign large language model, developed by YTL AI Labs and Universiti Malaya. Routable as the briefing provider in </w:t>
+            </w:r>
+            <w:proofErr w:type="spellStart"/>
+            <w:r>
+              <w:t>UniGuide</w:t>
+            </w:r>
+            <w:proofErr w:type="spellEnd"/>
+            <w:r>
+              <w:t xml:space="preserve"> for Bahasa-heavy content.</w:t>
             </w:r>
           </w:p>
         </w:tc>
       </w:tr>
       <w:tr>
-        <w:tblPrEx>
-          <w:tblCellMar>
-            <w:top w:w="0" w:type="dxa"/>
-            <w:bottom w:w="0" w:type="dxa"/>
-          </w:tblCellMar>
-        </w:tblPrEx>
         <w:tc>
           <w:tcPr>
             <w:tcW w:w="2800" w:type="dxa"/>
@@ -4836,12 +5514,6 @@
         </w:tc>
       </w:tr>
       <w:tr>
-        <w:tblPrEx>
-          <w:tblCellMar>
-            <w:top w:w="0" w:type="dxa"/>
-            <w:bottom w:w="0" w:type="dxa"/>
-          </w:tblCellMar>
-        </w:tblPrEx>
         <w:tc>
           <w:tcPr>
             <w:tcW w:w="2800" w:type="dxa"/>
@@ -4860,6 +5532,7 @@
           </w:tcPr>
           <w:p>
             <w:r>
+              <w:lastRenderedPageBreak/>
               <w:t>PDPA</w:t>
             </w:r>
           </w:p>
@@ -4888,12 +5561,6 @@
         </w:tc>
       </w:tr>
       <w:tr>
-        <w:tblPrEx>
-          <w:tblCellMar>
-            <w:top w:w="0" w:type="dxa"/>
-            <w:bottom w:w="0" w:type="dxa"/>
-          </w:tblCellMar>
-        </w:tblPrEx>
         <w:tc>
           <w:tcPr>
             <w:tcW w:w="2800" w:type="dxa"/>
@@ -4934,18 +5601,20 @@
           </w:tcPr>
           <w:p>
             <w:r>
-              <w:t>Row-Level Security; a database feature that restricts which rows each user can read or write. UniGuide enforces RLS on every table holding personal data.</w:t>
+              <w:t xml:space="preserve">Row-Level Security; a database feature that restricts which rows each user can read or write. </w:t>
+            </w:r>
+            <w:proofErr w:type="spellStart"/>
+            <w:r>
+              <w:t>UniGuide</w:t>
+            </w:r>
+            <w:proofErr w:type="spellEnd"/>
+            <w:r>
+              <w:t xml:space="preserve"> enforces RLS on every table holding personal data.</w:t>
             </w:r>
           </w:p>
         </w:tc>
       </w:tr>
       <w:tr>
-        <w:tblPrEx>
-          <w:tblCellMar>
-            <w:top w:w="0" w:type="dxa"/>
-            <w:bottom w:w="0" w:type="dxa"/>
-          </w:tblCellMar>
-        </w:tblPrEx>
         <w:tc>
           <w:tcPr>
             <w:tcW w:w="2800" w:type="dxa"/>
@@ -4992,12 +5661,6 @@
         </w:tc>
       </w:tr>
       <w:tr>
-        <w:tblPrEx>
-          <w:tblCellMar>
-            <w:top w:w="0" w:type="dxa"/>
-            <w:bottom w:w="0" w:type="dxa"/>
-          </w:tblCellMar>
-        </w:tblPrEx>
         <w:tc>
           <w:tcPr>
             <w:tcW w:w="2800" w:type="dxa"/>
@@ -5044,12 +5707,6 @@
         </w:tc>
       </w:tr>
       <w:tr>
-        <w:tblPrEx>
-          <w:tblCellMar>
-            <w:top w:w="0" w:type="dxa"/>
-            <w:bottom w:w="0" w:type="dxa"/>
-          </w:tblCellMar>
-        </w:tblPrEx>
         <w:tc>
           <w:tcPr>
             <w:tcW w:w="2800" w:type="dxa"/>
@@ -5090,18 +5747,20 @@
           </w:tcPr>
           <w:p>
             <w:r>
-              <w:t>Standard Operating Procedure; the official UM document that describes how a procedure (scholarship, FYP, deferment, etc.) is meant to run. UniGuide's AI reads the SOP at every step.</w:t>
+              <w:t xml:space="preserve">Standard Operating Procedure; the official UM document that describes how a procedure (scholarship, FYP, deferment, etc.) is meant to run. </w:t>
+            </w:r>
+            <w:proofErr w:type="spellStart"/>
+            <w:r>
+              <w:t>UniGuide's</w:t>
+            </w:r>
+            <w:proofErr w:type="spellEnd"/>
+            <w:r>
+              <w:t xml:space="preserve"> AI reads the SOP at every step.</w:t>
             </w:r>
           </w:p>
         </w:tc>
       </w:tr>
       <w:tr>
-        <w:tblPrEx>
-          <w:tblCellMar>
-            <w:top w:w="0" w:type="dxa"/>
-            <w:bottom w:w="0" w:type="dxa"/>
-          </w:tblCellMar>
-        </w:tblPrEx>
         <w:tc>
           <w:tcPr>
             <w:tcW w:w="2800" w:type="dxa"/>
@@ -5163,8 +5822,12 @@
       </w:r>
     </w:p>
     <w:sectPr>
-      <w:headerReference w:type="default" r:id="rId11"/>
-      <w:footerReference w:type="default" r:id="rId12"/>
+      <w:headerReference w:type="even" r:id="rId8"/>
+      <w:headerReference w:type="default" r:id="rId9"/>
+      <w:footerReference w:type="even" r:id="rId10"/>
+      <w:footerReference w:type="default" r:id="rId11"/>
+      <w:headerReference w:type="first" r:id="rId12"/>
+      <w:footerReference w:type="first" r:id="rId13"/>
       <w:pgSz w:w="12240" w:h="15840"/>
       <w:pgMar w:top="1620" w:right="1440" w:bottom="1440" w:left="1440" w:header="708" w:footer="708" w:gutter="0"/>
       <w:cols w:space="720"/>
@@ -5174,45 +5837,6 @@
 </w:document>
 </file>
 
-<file path=word/comments.xml><?xml version="1.0" encoding="utf-8"?>
-<w:comments xmlns:wpc="http://schemas.microsoft.com/office/word/2010/wordprocessingCanvas" xmlns:cx="http://schemas.microsoft.com/office/drawing/2014/chartex" xmlns:cx1="http://schemas.microsoft.com/office/drawing/2015/9/8/chartex" xmlns:cx2="http://schemas.microsoft.com/office/drawing/2015/10/21/chartex" xmlns:cx3="http://schemas.microsoft.com/office/drawing/2016/5/9/chartex" xmlns:cx4="http://schemas.microsoft.com/office/drawing/2016/5/10/chartex" xmlns:cx5="http://schemas.microsoft.com/office/drawing/2016/5/11/chartex" xmlns:cx6="http://schemas.microsoft.com/office/drawing/2016/5/12/chartex" xmlns:cx7="http://schemas.microsoft.com/office/drawing/2016/5/13/chartex" xmlns:cx8="http://schemas.microsoft.com/office/drawing/2016/5/14/chartex" xmlns:mc="http://schemas.openxmlformats.org/markup-compatibility/2006" xmlns:aink="http://schemas.microsoft.com/office/drawing/2016/ink" xmlns:am3d="http://schemas.microsoft.com/office/drawing/2017/model3d" xmlns:o="urn:schemas-microsoft-com:office:office" xmlns:oel="http://schemas.microsoft.com/office/2019/extlst" xmlns:r="http://schemas.openxmlformats.org/officeDocument/2006/relationships" xmlns:m="http://schemas.openxmlformats.org/officeDocument/2006/math" xmlns:v="urn:schemas-microsoft-com:vml" xmlns:wp14="http://schemas.microsoft.com/office/word/2010/wordprocessingDrawing" xmlns:wp="http://schemas.openxmlformats.org/drawingml/2006/wordprocessingDrawing" xmlns:w10="urn:schemas-microsoft-com:office:word" xmlns:w="http://schemas.openxmlformats.org/wordprocessingml/2006/main" xmlns:w14="http://schemas.microsoft.com/office/word/2010/wordml" xmlns:w15="http://schemas.microsoft.com/office/word/2012/wordml" xmlns:w16cex="http://schemas.microsoft.com/office/word/2018/wordml/cex" xmlns:w16cid="http://schemas.microsoft.com/office/word/2016/wordml/cid" xmlns:w16="http://schemas.microsoft.com/office/word/2018/wordml" xmlns:w16du="http://schemas.microsoft.com/office/word/2023/wordml/word16du" xmlns:w16sdtdh="http://schemas.microsoft.com/office/word/2020/wordml/sdtdatahash" xmlns:w16sdtfl="http://schemas.microsoft.com/office/word/2024/wordml/sdtformatlock" xmlns:w16se="http://schemas.microsoft.com/office/word/2015/wordml/symex" xmlns:wpg="http://schemas.microsoft.com/office/word/2010/wordprocessingGroup" xmlns:wpi="http://schemas.microsoft.com/office/word/2010/wordprocessingInk" xmlns:wne="http://schemas.microsoft.com/office/word/2006/wordml" xmlns:wps="http://schemas.microsoft.com/office/word/2010/wordprocessingShape" mc:Ignorable="w14 w15 w16se w16cid w16 w16cex w16sdtdh w16sdtfl w16du wp14">
-  <w:comment w:id="0" w:author="Thevesh Chandran" w:date="2026-05-02T15:24:00Z" w:initials="TC">
-    <w:p>
-      <w:pPr>
-        <w:pStyle w:val="CommentText"/>
-      </w:pPr>
-      <w:r>
-        <w:rPr>
-          <w:rStyle w:val="CommentReference"/>
-        </w:rPr>
-        <w:annotationRef/>
-      </w:r>
-      <w:r>
-        <w:t>Add Z.Ai glm as a second layer judge</w:t>
-      </w:r>
-    </w:p>
-  </w:comment>
-</w:comments>
-</file>
-
-<file path=word/commentsExtended.xml><?xml version="1.0" encoding="utf-8"?>
-<w15:commentsEx xmlns:wpc="http://schemas.microsoft.com/office/word/2010/wordprocessingCanvas" xmlns:cx="http://schemas.microsoft.com/office/drawing/2014/chartex" xmlns:cx1="http://schemas.microsoft.com/office/drawing/2015/9/8/chartex" xmlns:cx2="http://schemas.microsoft.com/office/drawing/2015/10/21/chartex" xmlns:cx3="http://schemas.microsoft.com/office/drawing/2016/5/9/chartex" xmlns:cx4="http://schemas.microsoft.com/office/drawing/2016/5/10/chartex" xmlns:cx5="http://schemas.microsoft.com/office/drawing/2016/5/11/chartex" xmlns:cx6="http://schemas.microsoft.com/office/drawing/2016/5/12/chartex" xmlns:cx7="http://schemas.microsoft.com/office/drawing/2016/5/13/chartex" xmlns:cx8="http://schemas.microsoft.com/office/drawing/2016/5/14/chartex" xmlns:mc="http://schemas.openxmlformats.org/markup-compatibility/2006" xmlns:aink="http://schemas.microsoft.com/office/drawing/2016/ink" xmlns:am3d="http://schemas.microsoft.com/office/drawing/2017/model3d" xmlns:o="urn:schemas-microsoft-com:office:office" xmlns:oel="http://schemas.microsoft.com/office/2019/extlst" xmlns:r="http://schemas.openxmlformats.org/officeDocument/2006/relationships" xmlns:m="http://schemas.openxmlformats.org/officeDocument/2006/math" xmlns:v="urn:schemas-microsoft-com:vml" xmlns:wp14="http://schemas.microsoft.com/office/word/2010/wordprocessingDrawing" xmlns:wp="http://schemas.openxmlformats.org/drawingml/2006/wordprocessingDrawing" xmlns:w10="urn:schemas-microsoft-com:office:word" xmlns:w="http://schemas.openxmlformats.org/wordprocessingml/2006/main" xmlns:w14="http://schemas.microsoft.com/office/word/2010/wordml" xmlns:w15="http://schemas.microsoft.com/office/word/2012/wordml" xmlns:w16cex="http://schemas.microsoft.com/office/word/2018/wordml/cex" xmlns:w16cid="http://schemas.microsoft.com/office/word/2016/wordml/cid" xmlns:w16="http://schemas.microsoft.com/office/word/2018/wordml" xmlns:w16du="http://schemas.microsoft.com/office/word/2023/wordml/word16du" xmlns:w16sdtdh="http://schemas.microsoft.com/office/word/2020/wordml/sdtdatahash" xmlns:w16sdtfl="http://schemas.microsoft.com/office/word/2024/wordml/sdtformatlock" xmlns:w16se="http://schemas.microsoft.com/office/word/2015/wordml/symex" xmlns:wpg="http://schemas.microsoft.com/office/word/2010/wordprocessingGroup" xmlns:wpi="http://schemas.microsoft.com/office/word/2010/wordprocessingInk" xmlns:wne="http://schemas.microsoft.com/office/word/2006/wordml" xmlns:wps="http://schemas.microsoft.com/office/word/2010/wordprocessingShape" mc:Ignorable="w14 w15 w16se w16cid w16 w16cex w16sdtdh w16sdtfl w16du wp14">
-  <w15:commentEx w15:paraId="290379EA" w15:done="0"/>
-</w15:commentsEx>
-</file>
-
-<file path=word/commentsExtensible.xml><?xml version="1.0" encoding="utf-8"?>
-<w16cex:commentsExtensible xmlns:wpc="http://schemas.microsoft.com/office/word/2010/wordprocessingCanvas" xmlns:cx="http://schemas.microsoft.com/office/drawing/2014/chartex" xmlns:cx1="http://schemas.microsoft.com/office/drawing/2015/9/8/chartex" xmlns:cx2="http://schemas.microsoft.com/office/drawing/2015/10/21/chartex" xmlns:cx3="http://schemas.microsoft.com/office/drawing/2016/5/9/chartex" xmlns:cx4="http://schemas.microsoft.com/office/drawing/2016/5/10/chartex" xmlns:cx5="http://schemas.microsoft.com/office/drawing/2016/5/11/chartex" xmlns:cx6="http://schemas.microsoft.com/office/drawing/2016/5/12/chartex" xmlns:cx7="http://schemas.microsoft.com/office/drawing/2016/5/13/chartex" xmlns:cx8="http://schemas.microsoft.com/office/drawing/2016/5/14/chartex" xmlns:cr="http://schemas.microsoft.com/office/comments/2020/reactions" xmlns:mc="http://schemas.openxmlformats.org/markup-compatibility/2006" xmlns:aink="http://schemas.microsoft.com/office/drawing/2016/ink" xmlns:am3d="http://schemas.microsoft.com/office/drawing/2017/model3d" xmlns:o="urn:schemas-microsoft-com:office:office" xmlns:oel="http://schemas.microsoft.com/office/2019/extlst" xmlns:r="http://schemas.openxmlformats.org/officeDocument/2006/relationships" xmlns:m="http://schemas.openxmlformats.org/officeDocument/2006/math" xmlns:v="urn:schemas-microsoft-com:vml" xmlns:wp14="http://schemas.microsoft.com/office/word/2010/wordprocessingDrawing" xmlns:wp="http://schemas.openxmlformats.org/drawingml/2006/wordprocessingDrawing" xmlns:w10="urn:schemas-microsoft-com:office:word" xmlns:w="http://schemas.openxmlformats.org/wordprocessingml/2006/main" xmlns:w14="http://schemas.microsoft.com/office/word/2010/wordml" xmlns:w15="http://schemas.microsoft.com/office/word/2012/wordml" xmlns:w16cex="http://schemas.microsoft.com/office/word/2018/wordml/cex" xmlns:w16cid="http://schemas.microsoft.com/office/word/2016/wordml/cid" xmlns:w16="http://schemas.microsoft.com/office/word/2018/wordml" xmlns:w16du="http://schemas.microsoft.com/office/word/2023/wordml/word16du" xmlns:w16sdtdh="http://schemas.microsoft.com/office/word/2020/wordml/sdtdatahash" xmlns:w16sdtfl="http://schemas.microsoft.com/office/word/2024/wordml/sdtformatlock" xmlns:w16se="http://schemas.microsoft.com/office/word/2015/wordml/symex" xmlns:wpg="http://schemas.microsoft.com/office/word/2010/wordprocessingGroup" xmlns:wpi="http://schemas.microsoft.com/office/word/2010/wordprocessingInk" xmlns:wne="http://schemas.microsoft.com/office/word/2006/wordml" xmlns:wps="http://schemas.microsoft.com/office/word/2010/wordprocessingShape" mc:Ignorable="w14 w15 w16se w16cid w16 w16cex w16sdtdh w16sdtfl cr w16du wp14">
-  <w16cex:commentExtensible w16cex:durableId="3A2C515B" w16cex:dateUtc="2026-05-02T07:24:00Z"/>
-</w16cex:commentsExtensible>
-</file>
-
-<file path=word/commentsIds.xml><?xml version="1.0" encoding="utf-8"?>
-<w16cid:commentsIds xmlns:wpc="http://schemas.microsoft.com/office/word/2010/wordprocessingCanvas" xmlns:cx="http://schemas.microsoft.com/office/drawing/2014/chartex" xmlns:cx1="http://schemas.microsoft.com/office/drawing/2015/9/8/chartex" xmlns:cx2="http://schemas.microsoft.com/office/drawing/2015/10/21/chartex" xmlns:cx3="http://schemas.microsoft.com/office/drawing/2016/5/9/chartex" xmlns:cx4="http://schemas.microsoft.com/office/drawing/2016/5/10/chartex" xmlns:cx5="http://schemas.microsoft.com/office/drawing/2016/5/11/chartex" xmlns:cx6="http://schemas.microsoft.com/office/drawing/2016/5/12/chartex" xmlns:cx7="http://schemas.microsoft.com/office/drawing/2016/5/13/chartex" xmlns:cx8="http://schemas.microsoft.com/office/drawing/2016/5/14/chartex" xmlns:mc="http://schemas.openxmlformats.org/markup-compatibility/2006" xmlns:aink="http://schemas.microsoft.com/office/drawing/2016/ink" xmlns:am3d="http://schemas.microsoft.com/office/drawing/2017/model3d" xmlns:o="urn:schemas-microsoft-com:office:office" xmlns:oel="http://schemas.microsoft.com/office/2019/extlst" xmlns:r="http://schemas.openxmlformats.org/officeDocument/2006/relationships" xmlns:m="http://schemas.openxmlformats.org/officeDocument/2006/math" xmlns:v="urn:schemas-microsoft-com:vml" xmlns:wp14="http://schemas.microsoft.com/office/word/2010/wordprocessingDrawing" xmlns:wp="http://schemas.openxmlformats.org/drawingml/2006/wordprocessingDrawing" xmlns:w10="urn:schemas-microsoft-com:office:word" xmlns:w="http://schemas.openxmlformats.org/wordprocessingml/2006/main" xmlns:w14="http://schemas.microsoft.com/office/word/2010/wordml" xmlns:w15="http://schemas.microsoft.com/office/word/2012/wordml" xmlns:w16cex="http://schemas.microsoft.com/office/word/2018/wordml/cex" xmlns:w16cid="http://schemas.microsoft.com/office/word/2016/wordml/cid" xmlns:w16="http://schemas.microsoft.com/office/word/2018/wordml" xmlns:w16du="http://schemas.microsoft.com/office/word/2023/wordml/word16du" xmlns:w16sdtdh="http://schemas.microsoft.com/office/word/2020/wordml/sdtdatahash" xmlns:w16sdtfl="http://schemas.microsoft.com/office/word/2024/wordml/sdtformatlock" xmlns:w16se="http://schemas.microsoft.com/office/word/2015/wordml/symex" xmlns:wpg="http://schemas.microsoft.com/office/word/2010/wordprocessingGroup" xmlns:wpi="http://schemas.microsoft.com/office/word/2010/wordprocessingInk" xmlns:wne="http://schemas.microsoft.com/office/word/2006/wordml" xmlns:wps="http://schemas.microsoft.com/office/word/2010/wordprocessingShape" mc:Ignorable="w14 w15 w16se w16cid w16 w16cex w16sdtdh w16sdtfl w16du wp14">
-  <w16cid:commentId w16cid:paraId="290379EA" w16cid:durableId="3A2C515B"/>
-</w16cid:commentsIds>
-</file>
-
 <file path=word/endnotes.xml><?xml version="1.0" encoding="utf-8"?>
 <w:endnotes xmlns:wpc="http://schemas.microsoft.com/office/word/2010/wordprocessingCanvas" xmlns:cx="http://schemas.microsoft.com/office/drawing/2014/chartex" xmlns:cx1="http://schemas.microsoft.com/office/drawing/2015/9/8/chartex" xmlns:cx2="http://schemas.microsoft.com/office/drawing/2015/10/21/chartex" xmlns:cx3="http://schemas.microsoft.com/office/drawing/2016/5/9/chartex" xmlns:cx4="http://schemas.microsoft.com/office/drawing/2016/5/10/chartex" xmlns:cx5="http://schemas.microsoft.com/office/drawing/2016/5/11/chartex" xmlns:cx6="http://schemas.microsoft.com/office/drawing/2016/5/12/chartex" xmlns:cx7="http://schemas.microsoft.com/office/drawing/2016/5/13/chartex" xmlns:cx8="http://schemas.microsoft.com/office/drawing/2016/5/14/chartex" xmlns:mc="http://schemas.openxmlformats.org/markup-compatibility/2006" xmlns:aink="http://schemas.microsoft.com/office/drawing/2016/ink" xmlns:am3d="http://schemas.microsoft.com/office/drawing/2017/model3d" xmlns:o="urn:schemas-microsoft-com:office:office" xmlns:oel="http://schemas.microsoft.com/office/2019/extlst" xmlns:r="http://schemas.openxmlformats.org/officeDocument/2006/relationships" xmlns:m="http://schemas.openxmlformats.org/officeDocument/2006/math" xmlns:v="urn:schemas-microsoft-com:vml" xmlns:wp14="http://schemas.microsoft.com/office/word/2010/wordprocessingDrawing" xmlns:wp="http://schemas.openxmlformats.org/drawingml/2006/wordprocessingDrawing" xmlns:w10="urn:schemas-microsoft-com:office:word" xmlns:w="http://schemas.openxmlformats.org/wordprocessingml/2006/main" xmlns:w14="http://schemas.microsoft.com/office/word/2010/wordml" xmlns:w15="http://schemas.microsoft.com/office/word/2012/wordml" xmlns:w16cex="http://schemas.microsoft.com/office/word/2018/wordml/cex" xmlns:w16cid="http://schemas.microsoft.com/office/word/2016/wordml/cid" xmlns:w16="http://schemas.microsoft.com/office/word/2018/wordml" xmlns:w16du="http://schemas.microsoft.com/office/word/2023/wordml/word16du" xmlns:w16sdtdh="http://schemas.microsoft.com/office/word/2020/wordml/sdtdatahash" xmlns:w16sdtfl="http://schemas.microsoft.com/office/word/2024/wordml/sdtformatlock" xmlns:w16se="http://schemas.microsoft.com/office/word/2015/wordml/symex" xmlns:wpg="http://schemas.microsoft.com/office/word/2010/wordprocessingGroup" xmlns:wpi="http://schemas.microsoft.com/office/word/2010/wordprocessingInk" xmlns:wne="http://schemas.microsoft.com/office/word/2006/wordml" xmlns:wps="http://schemas.microsoft.com/office/word/2010/wordprocessingShape" mc:Ignorable="w14 w15 w16se w16cid w16 w16cex w16sdtdh w16sdtfl w16du wp14">
   <w:endnote w:type="separator" w:id="-1">
@@ -5233,6 +5857,16 @@
 </file>
 
 <file path=word/footer1.xml><?xml version="1.0" encoding="utf-8"?>
+<w:ftr xmlns:wpc="http://schemas.microsoft.com/office/word/2010/wordprocessingCanvas" xmlns:cx="http://schemas.microsoft.com/office/drawing/2014/chartex" xmlns:cx1="http://schemas.microsoft.com/office/drawing/2015/9/8/chartex" xmlns:cx2="http://schemas.microsoft.com/office/drawing/2015/10/21/chartex" xmlns:cx3="http://schemas.microsoft.com/office/drawing/2016/5/9/chartex" xmlns:cx4="http://schemas.microsoft.com/office/drawing/2016/5/10/chartex" xmlns:cx5="http://schemas.microsoft.com/office/drawing/2016/5/11/chartex" xmlns:cx6="http://schemas.microsoft.com/office/drawing/2016/5/12/chartex" xmlns:cx7="http://schemas.microsoft.com/office/drawing/2016/5/13/chartex" xmlns:cx8="http://schemas.microsoft.com/office/drawing/2016/5/14/chartex" xmlns:mc="http://schemas.openxmlformats.org/markup-compatibility/2006" xmlns:aink="http://schemas.microsoft.com/office/drawing/2016/ink" xmlns:am3d="http://schemas.microsoft.com/office/drawing/2017/model3d" xmlns:o="urn:schemas-microsoft-com:office:office" xmlns:oel="http://schemas.microsoft.com/office/2019/extlst" xmlns:r="http://schemas.openxmlformats.org/officeDocument/2006/relationships" xmlns:m="http://schemas.openxmlformats.org/officeDocument/2006/math" xmlns:v="urn:schemas-microsoft-com:vml" xmlns:wp14="http://schemas.microsoft.com/office/word/2010/wordprocessingDrawing" xmlns:wp="http://schemas.openxmlformats.org/drawingml/2006/wordprocessingDrawing" xmlns:w10="urn:schemas-microsoft-com:office:word" xmlns:w="http://schemas.openxmlformats.org/wordprocessingml/2006/main" xmlns:w14="http://schemas.microsoft.com/office/word/2010/wordml" xmlns:w15="http://schemas.microsoft.com/office/word/2012/wordml" xmlns:w16cex="http://schemas.microsoft.com/office/word/2018/wordml/cex" xmlns:w16cid="http://schemas.microsoft.com/office/word/2016/wordml/cid" xmlns:w16="http://schemas.microsoft.com/office/word/2018/wordml" xmlns:w16du="http://schemas.microsoft.com/office/word/2023/wordml/word16du" xmlns:w16sdtdh="http://schemas.microsoft.com/office/word/2020/wordml/sdtdatahash" xmlns:w16sdtfl="http://schemas.microsoft.com/office/word/2024/wordml/sdtformatlock" xmlns:w16se="http://schemas.microsoft.com/office/word/2015/wordml/symex" xmlns:wpg="http://schemas.microsoft.com/office/word/2010/wordprocessingGroup" xmlns:wpi="http://schemas.microsoft.com/office/word/2010/wordprocessingInk" xmlns:wne="http://schemas.microsoft.com/office/word/2006/wordml" xmlns:wps="http://schemas.microsoft.com/office/word/2010/wordprocessingShape" mc:Ignorable="w14 w15 w16se w16cid w16 w16cex w16sdtdh w16sdtfl w16du wp14">
+  <w:p>
+    <w:pPr>
+      <w:pStyle w:val="Footer"/>
+    </w:pPr>
+  </w:p>
+</w:ftr>
+</file>
+
+<file path=word/footer2.xml><?xml version="1.0" encoding="utf-8"?>
 <w:ftr xmlns:wpc="http://schemas.microsoft.com/office/word/2010/wordprocessingCanvas" xmlns:cx="http://schemas.microsoft.com/office/drawing/2014/chartex" xmlns:cx1="http://schemas.microsoft.com/office/drawing/2015/9/8/chartex" xmlns:cx2="http://schemas.microsoft.com/office/drawing/2015/10/21/chartex" xmlns:cx3="http://schemas.microsoft.com/office/drawing/2016/5/9/chartex" xmlns:cx4="http://schemas.microsoft.com/office/drawing/2016/5/10/chartex" xmlns:cx5="http://schemas.microsoft.com/office/drawing/2016/5/11/chartex" xmlns:cx6="http://schemas.microsoft.com/office/drawing/2016/5/12/chartex" xmlns:cx7="http://schemas.microsoft.com/office/drawing/2016/5/13/chartex" xmlns:cx8="http://schemas.microsoft.com/office/drawing/2016/5/14/chartex" xmlns:mc="http://schemas.openxmlformats.org/markup-compatibility/2006" xmlns:aink="http://schemas.microsoft.com/office/drawing/2016/ink" xmlns:am3d="http://schemas.microsoft.com/office/drawing/2017/model3d" xmlns:o="urn:schemas-microsoft-com:office:office" xmlns:oel="http://schemas.microsoft.com/office/2019/extlst" xmlns:r="http://schemas.openxmlformats.org/officeDocument/2006/relationships" xmlns:m="http://schemas.openxmlformats.org/officeDocument/2006/math" xmlns:v="urn:schemas-microsoft-com:vml" xmlns:wp14="http://schemas.microsoft.com/office/word/2010/wordprocessingDrawing" xmlns:wp="http://schemas.openxmlformats.org/drawingml/2006/wordprocessingDrawing" xmlns:w10="urn:schemas-microsoft-com:office:word" xmlns:w="http://schemas.openxmlformats.org/wordprocessingml/2006/main" xmlns:w14="http://schemas.microsoft.com/office/word/2010/wordml" xmlns:w15="http://schemas.microsoft.com/office/word/2012/wordml" xmlns:w16cex="http://schemas.microsoft.com/office/word/2018/wordml/cex" xmlns:w16cid="http://schemas.microsoft.com/office/word/2016/wordml/cid" xmlns:w16="http://schemas.microsoft.com/office/word/2018/wordml" xmlns:w16du="http://schemas.microsoft.com/office/word/2023/wordml/word16du" xmlns:w16sdtdh="http://schemas.microsoft.com/office/word/2020/wordml/sdtdatahash" xmlns:w16sdtfl="http://schemas.microsoft.com/office/word/2024/wordml/sdtformatlock" xmlns:w16se="http://schemas.microsoft.com/office/word/2015/wordml/symex" xmlns:wpg="http://schemas.microsoft.com/office/word/2010/wordprocessingGroup" xmlns:wpi="http://schemas.microsoft.com/office/word/2010/wordprocessingInk" xmlns:wne="http://schemas.microsoft.com/office/word/2006/wordml" xmlns:wps="http://schemas.microsoft.com/office/word/2010/wordprocessingShape" mc:Ignorable="w14 w15 w16se w16cid w16 w16cex w16sdtdh w16sdtfl w16du wp14">
   <w:p>
     <w:pPr>
@@ -5340,6 +5974,16 @@
 </w:ftr>
 </file>
 
+<file path=word/footer3.xml><?xml version="1.0" encoding="utf-8"?>
+<w:ftr xmlns:wpc="http://schemas.microsoft.com/office/word/2010/wordprocessingCanvas" xmlns:cx="http://schemas.microsoft.com/office/drawing/2014/chartex" xmlns:cx1="http://schemas.microsoft.com/office/drawing/2015/9/8/chartex" xmlns:cx2="http://schemas.microsoft.com/office/drawing/2015/10/21/chartex" xmlns:cx3="http://schemas.microsoft.com/office/drawing/2016/5/9/chartex" xmlns:cx4="http://schemas.microsoft.com/office/drawing/2016/5/10/chartex" xmlns:cx5="http://schemas.microsoft.com/office/drawing/2016/5/11/chartex" xmlns:cx6="http://schemas.microsoft.com/office/drawing/2016/5/12/chartex" xmlns:cx7="http://schemas.microsoft.com/office/drawing/2016/5/13/chartex" xmlns:cx8="http://schemas.microsoft.com/office/drawing/2016/5/14/chartex" xmlns:mc="http://schemas.openxmlformats.org/markup-compatibility/2006" xmlns:aink="http://schemas.microsoft.com/office/drawing/2016/ink" xmlns:am3d="http://schemas.microsoft.com/office/drawing/2017/model3d" xmlns:o="urn:schemas-microsoft-com:office:office" xmlns:oel="http://schemas.microsoft.com/office/2019/extlst" xmlns:r="http://schemas.openxmlformats.org/officeDocument/2006/relationships" xmlns:m="http://schemas.openxmlformats.org/officeDocument/2006/math" xmlns:v="urn:schemas-microsoft-com:vml" xmlns:wp14="http://schemas.microsoft.com/office/word/2010/wordprocessingDrawing" xmlns:wp="http://schemas.openxmlformats.org/drawingml/2006/wordprocessingDrawing" xmlns:w10="urn:schemas-microsoft-com:office:word" xmlns:w="http://schemas.openxmlformats.org/wordprocessingml/2006/main" xmlns:w14="http://schemas.microsoft.com/office/word/2010/wordml" xmlns:w15="http://schemas.microsoft.com/office/word/2012/wordml" xmlns:w16cex="http://schemas.microsoft.com/office/word/2018/wordml/cex" xmlns:w16cid="http://schemas.microsoft.com/office/word/2016/wordml/cid" xmlns:w16="http://schemas.microsoft.com/office/word/2018/wordml" xmlns:w16du="http://schemas.microsoft.com/office/word/2023/wordml/word16du" xmlns:w16sdtdh="http://schemas.microsoft.com/office/word/2020/wordml/sdtdatahash" xmlns:w16sdtfl="http://schemas.microsoft.com/office/word/2024/wordml/sdtformatlock" xmlns:w16se="http://schemas.microsoft.com/office/word/2015/wordml/symex" xmlns:wpg="http://schemas.microsoft.com/office/word/2010/wordprocessingGroup" xmlns:wpi="http://schemas.microsoft.com/office/word/2010/wordprocessingInk" xmlns:wne="http://schemas.microsoft.com/office/word/2006/wordml" xmlns:wps="http://schemas.microsoft.com/office/word/2010/wordprocessingShape" mc:Ignorable="w14 w15 w16se w16cid w16 w16cex w16sdtdh w16sdtfl w16du wp14">
+  <w:p>
+    <w:pPr>
+      <w:pStyle w:val="Footer"/>
+    </w:pPr>
+  </w:p>
+</w:ftr>
+</file>
+
 <file path=word/footnotes.xml><?xml version="1.0" encoding="utf-8"?>
 <w:footnotes xmlns:wpc="http://schemas.microsoft.com/office/word/2010/wordprocessingCanvas" xmlns:cx="http://schemas.microsoft.com/office/drawing/2014/chartex" xmlns:cx1="http://schemas.microsoft.com/office/drawing/2015/9/8/chartex" xmlns:cx2="http://schemas.microsoft.com/office/drawing/2015/10/21/chartex" xmlns:cx3="http://schemas.microsoft.com/office/drawing/2016/5/9/chartex" xmlns:cx4="http://schemas.microsoft.com/office/drawing/2016/5/10/chartex" xmlns:cx5="http://schemas.microsoft.com/office/drawing/2016/5/11/chartex" xmlns:cx6="http://schemas.microsoft.com/office/drawing/2016/5/12/chartex" xmlns:cx7="http://schemas.microsoft.com/office/drawing/2016/5/13/chartex" xmlns:cx8="http://schemas.microsoft.com/office/drawing/2016/5/14/chartex" xmlns:mc="http://schemas.openxmlformats.org/markup-compatibility/2006" xmlns:aink="http://schemas.microsoft.com/office/drawing/2016/ink" xmlns:am3d="http://schemas.microsoft.com/office/drawing/2017/model3d" xmlns:o="urn:schemas-microsoft-com:office:office" xmlns:oel="http://schemas.microsoft.com/office/2019/extlst" xmlns:r="http://schemas.openxmlformats.org/officeDocument/2006/relationships" xmlns:m="http://schemas.openxmlformats.org/officeDocument/2006/math" xmlns:v="urn:schemas-microsoft-com:vml" xmlns:wp14="http://schemas.microsoft.com/office/word/2010/wordprocessingDrawing" xmlns:wp="http://schemas.openxmlformats.org/drawingml/2006/wordprocessingDrawing" xmlns:w10="urn:schemas-microsoft-com:office:word" xmlns:w="http://schemas.openxmlformats.org/wordprocessingml/2006/main" xmlns:w14="http://schemas.microsoft.com/office/word/2010/wordml" xmlns:w15="http://schemas.microsoft.com/office/word/2012/wordml" xmlns:w16cex="http://schemas.microsoft.com/office/word/2018/wordml/cex" xmlns:w16cid="http://schemas.microsoft.com/office/word/2016/wordml/cid" xmlns:w16="http://schemas.microsoft.com/office/word/2018/wordml" xmlns:w16du="http://schemas.microsoft.com/office/word/2023/wordml/word16du" xmlns:w16sdtdh="http://schemas.microsoft.com/office/word/2020/wordml/sdtdatahash" xmlns:w16sdtfl="http://schemas.microsoft.com/office/word/2024/wordml/sdtformatlock" xmlns:w16se="http://schemas.microsoft.com/office/word/2015/wordml/symex" xmlns:wpg="http://schemas.microsoft.com/office/word/2010/wordprocessingGroup" xmlns:wpi="http://schemas.microsoft.com/office/word/2010/wordprocessingInk" xmlns:wne="http://schemas.microsoft.com/office/word/2006/wordml" xmlns:wps="http://schemas.microsoft.com/office/word/2010/wordprocessingShape" mc:Ignorable="w14 w15 w16se w16cid w16 w16cex w16sdtdh w16sdtfl w16du wp14">
   <w:footnote w:type="separator" w:id="-1">
@@ -5363,17 +6007,30 @@
 <w:hdr xmlns:wpc="http://schemas.microsoft.com/office/word/2010/wordprocessingCanvas" xmlns:cx="http://schemas.microsoft.com/office/drawing/2014/chartex" xmlns:cx1="http://schemas.microsoft.com/office/drawing/2015/9/8/chartex" xmlns:cx2="http://schemas.microsoft.com/office/drawing/2015/10/21/chartex" xmlns:cx3="http://schemas.microsoft.com/office/drawing/2016/5/9/chartex" xmlns:cx4="http://schemas.microsoft.com/office/drawing/2016/5/10/chartex" xmlns:cx5="http://schemas.microsoft.com/office/drawing/2016/5/11/chartex" xmlns:cx6="http://schemas.microsoft.com/office/drawing/2016/5/12/chartex" xmlns:cx7="http://schemas.microsoft.com/office/drawing/2016/5/13/chartex" xmlns:cx8="http://schemas.microsoft.com/office/drawing/2016/5/14/chartex" xmlns:mc="http://schemas.openxmlformats.org/markup-compatibility/2006" xmlns:aink="http://schemas.microsoft.com/office/drawing/2016/ink" xmlns:am3d="http://schemas.microsoft.com/office/drawing/2017/model3d" xmlns:o="urn:schemas-microsoft-com:office:office" xmlns:oel="http://schemas.microsoft.com/office/2019/extlst" xmlns:r="http://schemas.openxmlformats.org/officeDocument/2006/relationships" xmlns:m="http://schemas.openxmlformats.org/officeDocument/2006/math" xmlns:v="urn:schemas-microsoft-com:vml" xmlns:wp14="http://schemas.microsoft.com/office/word/2010/wordprocessingDrawing" xmlns:wp="http://schemas.openxmlformats.org/drawingml/2006/wordprocessingDrawing" xmlns:w10="urn:schemas-microsoft-com:office:word" xmlns:w="http://schemas.openxmlformats.org/wordprocessingml/2006/main" xmlns:w14="http://schemas.microsoft.com/office/word/2010/wordml" xmlns:w15="http://schemas.microsoft.com/office/word/2012/wordml" xmlns:w16cex="http://schemas.microsoft.com/office/word/2018/wordml/cex" xmlns:w16cid="http://schemas.microsoft.com/office/word/2016/wordml/cid" xmlns:w16="http://schemas.microsoft.com/office/word/2018/wordml" xmlns:w16du="http://schemas.microsoft.com/office/word/2023/wordml/word16du" xmlns:w16sdtdh="http://schemas.microsoft.com/office/word/2020/wordml/sdtdatahash" xmlns:w16sdtfl="http://schemas.microsoft.com/office/word/2024/wordml/sdtformatlock" xmlns:w16se="http://schemas.microsoft.com/office/word/2015/wordml/symex" xmlns:wpg="http://schemas.microsoft.com/office/word/2010/wordprocessingGroup" xmlns:wpi="http://schemas.microsoft.com/office/word/2010/wordprocessingInk" xmlns:wne="http://schemas.microsoft.com/office/word/2006/wordml" xmlns:wps="http://schemas.microsoft.com/office/word/2010/wordprocessingShape" mc:Ignorable="w14 w15 w16se w16cid w16 w16cex w16sdtdh w16sdtfl w16du wp14">
   <w:p>
     <w:pPr>
-      <w:jc w:val="right"/>
+      <w:pStyle w:val="Header"/>
+    </w:pPr>
+  </w:p>
+</w:hdr>
+</file>
+
+<file path=word/header2.xml><?xml version="1.0" encoding="utf-8"?>
+<w:hdr xmlns:wpc="http://schemas.microsoft.com/office/word/2010/wordprocessingCanvas" xmlns:cx="http://schemas.microsoft.com/office/drawing/2014/chartex" xmlns:cx1="http://schemas.microsoft.com/office/drawing/2015/9/8/chartex" xmlns:cx2="http://schemas.microsoft.com/office/drawing/2015/10/21/chartex" xmlns:cx3="http://schemas.microsoft.com/office/drawing/2016/5/9/chartex" xmlns:cx4="http://schemas.microsoft.com/office/drawing/2016/5/10/chartex" xmlns:cx5="http://schemas.microsoft.com/office/drawing/2016/5/11/chartex" xmlns:cx6="http://schemas.microsoft.com/office/drawing/2016/5/12/chartex" xmlns:cx7="http://schemas.microsoft.com/office/drawing/2016/5/13/chartex" xmlns:cx8="http://schemas.microsoft.com/office/drawing/2016/5/14/chartex" xmlns:mc="http://schemas.openxmlformats.org/markup-compatibility/2006" xmlns:aink="http://schemas.microsoft.com/office/drawing/2016/ink" xmlns:am3d="http://schemas.microsoft.com/office/drawing/2017/model3d" xmlns:o="urn:schemas-microsoft-com:office:office" xmlns:oel="http://schemas.microsoft.com/office/2019/extlst" xmlns:r="http://schemas.openxmlformats.org/officeDocument/2006/relationships" xmlns:m="http://schemas.openxmlformats.org/officeDocument/2006/math" xmlns:v="urn:schemas-microsoft-com:vml" xmlns:wp14="http://schemas.microsoft.com/office/word/2010/wordprocessingDrawing" xmlns:wp="http://schemas.openxmlformats.org/drawingml/2006/wordprocessingDrawing" xmlns:w10="urn:schemas-microsoft-com:office:word" xmlns:w="http://schemas.openxmlformats.org/wordprocessingml/2006/main" xmlns:w14="http://schemas.microsoft.com/office/word/2010/wordml" xmlns:w15="http://schemas.microsoft.com/office/word/2012/wordml" xmlns:w16cex="http://schemas.microsoft.com/office/word/2018/wordml/cex" xmlns:w16cid="http://schemas.microsoft.com/office/word/2016/wordml/cid" xmlns:w16="http://schemas.microsoft.com/office/word/2018/wordml" xmlns:w16du="http://schemas.microsoft.com/office/word/2023/wordml/word16du" xmlns:w16sdtdh="http://schemas.microsoft.com/office/word/2020/wordml/sdtdatahash" xmlns:w16sdtfl="http://schemas.microsoft.com/office/word/2024/wordml/sdtformatlock" xmlns:w16se="http://schemas.microsoft.com/office/word/2015/wordml/symex" xmlns:wpg="http://schemas.microsoft.com/office/word/2010/wordprocessingGroup" xmlns:wpi="http://schemas.microsoft.com/office/word/2010/wordprocessingInk" xmlns:wne="http://schemas.microsoft.com/office/word/2006/wordml" xmlns:wps="http://schemas.microsoft.com/office/word/2010/wordprocessingShape" mc:Ignorable="w14 w15 w16se w16cid w16 w16cex w16sdtdh w16sdtfl w16du wp14">
+  <w:p>
+    <w:pPr>
+      <w:jc w:val="center"/>
+      <w:rPr>
+        <w:lang w:val="en-US"/>
+      </w:rPr>
     </w:pPr>
     <w:r>
       <w:rPr>
-        <w:noProof/>
+        <w:lang w:val="en-US"/>
       </w:rPr>
       <w:drawing>
-        <wp:inline distT="0" distB="0" distL="0" distR="0" wp14:anchorId="57C3CAE2" wp14:editId="0D4B1945">
-          <wp:extent cx="1524000" cy="266700"/>
-          <wp:effectExtent l="0" t="0" r="0" b="0"/>
-          <wp:docPr id="1" name="SponsorLogos" descr="Sponsor logos for UMHackathon 2026 Finals" title="Z.AI and YTL AI Labs"/>
+        <wp:inline distT="0" distB="0" distL="0" distR="0" wp14:anchorId="43661DD9" wp14:editId="5881C88B">
+          <wp:extent cx="1670050" cy="403238"/>
+          <wp:effectExtent l="0" t="0" r="6350" b="0"/>
+          <wp:docPr id="1330956449" name="Picture 4"/>
           <wp:cNvGraphicFramePr>
             <a:graphicFrameLocks xmlns:a="http://schemas.openxmlformats.org/drawingml/2006/main" noChangeAspect="1"/>
           </wp:cNvGraphicFramePr>
@@ -5381,14 +6038,20 @@
             <a:graphicData uri="http://schemas.openxmlformats.org/drawingml/2006/picture">
               <pic:pic xmlns:pic="http://schemas.openxmlformats.org/drawingml/2006/picture">
                 <pic:nvPicPr>
-                  <pic:cNvPr id="0" name=""/>
+                  <pic:cNvPr id="0" name="Picture 14"/>
                   <pic:cNvPicPr>
                     <a:picLocks noChangeAspect="1" noChangeArrowheads="1"/>
                   </pic:cNvPicPr>
                 </pic:nvPicPr>
-                <pic:blipFill>
-                  <a:blip r:embed="rId1"/>
-                  <a:srcRect/>
+                <pic:blipFill rotWithShape="1">
+                  <a:blip r:embed="rId1">
+                    <a:extLst>
+                      <a:ext uri="{28A0092B-C50C-407E-A947-70E740481C1C}">
+                        <a14:useLocalDpi xmlns:a14="http://schemas.microsoft.com/office/drawing/2010/main" val="0"/>
+                      </a:ext>
+                    </a:extLst>
+                  </a:blip>
+                  <a:srcRect t="25831" b="31243"/>
                   <a:stretch>
                     <a:fillRect/>
                   </a:stretch>
@@ -5396,11 +6059,20 @@
                 <pic:spPr bwMode="auto">
                   <a:xfrm>
                     <a:off x="0" y="0"/>
-                    <a:ext cx="1524000" cy="266700"/>
+                    <a:ext cx="1744576" cy="421233"/>
                   </a:xfrm>
                   <a:prstGeom prst="rect">
                     <a:avLst/>
                   </a:prstGeom>
+                  <a:noFill/>
+                  <a:ln>
+                    <a:noFill/>
+                  </a:ln>
+                  <a:extLst>
+                    <a:ext uri="{53640926-AAD7-44D8-BBD7-CCE9431645EC}">
+                      <a14:shadowObscured xmlns:a14="http://schemas.microsoft.com/office/drawing/2010/main"/>
+                    </a:ext>
+                  </a:extLst>
                 </pic:spPr>
               </pic:pic>
             </a:graphicData>
@@ -5408,6 +6080,21 @@
         </wp:inline>
       </w:drawing>
     </w:r>
+  </w:p>
+  <w:p>
+    <w:pPr>
+      <w:jc w:val="center"/>
+    </w:pPr>
+  </w:p>
+</w:hdr>
+</file>
+
+<file path=word/header3.xml><?xml version="1.0" encoding="utf-8"?>
+<w:hdr xmlns:wpc="http://schemas.microsoft.com/office/word/2010/wordprocessingCanvas" xmlns:cx="http://schemas.microsoft.com/office/drawing/2014/chartex" xmlns:cx1="http://schemas.microsoft.com/office/drawing/2015/9/8/chartex" xmlns:cx2="http://schemas.microsoft.com/office/drawing/2015/10/21/chartex" xmlns:cx3="http://schemas.microsoft.com/office/drawing/2016/5/9/chartex" xmlns:cx4="http://schemas.microsoft.com/office/drawing/2016/5/10/chartex" xmlns:cx5="http://schemas.microsoft.com/office/drawing/2016/5/11/chartex" xmlns:cx6="http://schemas.microsoft.com/office/drawing/2016/5/12/chartex" xmlns:cx7="http://schemas.microsoft.com/office/drawing/2016/5/13/chartex" xmlns:cx8="http://schemas.microsoft.com/office/drawing/2016/5/14/chartex" xmlns:mc="http://schemas.openxmlformats.org/markup-compatibility/2006" xmlns:aink="http://schemas.microsoft.com/office/drawing/2016/ink" xmlns:am3d="http://schemas.microsoft.com/office/drawing/2017/model3d" xmlns:o="urn:schemas-microsoft-com:office:office" xmlns:oel="http://schemas.microsoft.com/office/2019/extlst" xmlns:r="http://schemas.openxmlformats.org/officeDocument/2006/relationships" xmlns:m="http://schemas.openxmlformats.org/officeDocument/2006/math" xmlns:v="urn:schemas-microsoft-com:vml" xmlns:wp14="http://schemas.microsoft.com/office/word/2010/wordprocessingDrawing" xmlns:wp="http://schemas.openxmlformats.org/drawingml/2006/wordprocessingDrawing" xmlns:w10="urn:schemas-microsoft-com:office:word" xmlns:w="http://schemas.openxmlformats.org/wordprocessingml/2006/main" xmlns:w14="http://schemas.microsoft.com/office/word/2010/wordml" xmlns:w15="http://schemas.microsoft.com/office/word/2012/wordml" xmlns:w16cex="http://schemas.microsoft.com/office/word/2018/wordml/cex" xmlns:w16cid="http://schemas.microsoft.com/office/word/2016/wordml/cid" xmlns:w16="http://schemas.microsoft.com/office/word/2018/wordml" xmlns:w16du="http://schemas.microsoft.com/office/word/2023/wordml/word16du" xmlns:w16sdtdh="http://schemas.microsoft.com/office/word/2020/wordml/sdtdatahash" xmlns:w16sdtfl="http://schemas.microsoft.com/office/word/2024/wordml/sdtformatlock" xmlns:w16se="http://schemas.microsoft.com/office/word/2015/wordml/symex" xmlns:wpg="http://schemas.microsoft.com/office/word/2010/wordprocessingGroup" xmlns:wpi="http://schemas.microsoft.com/office/word/2010/wordprocessingInk" xmlns:wne="http://schemas.microsoft.com/office/word/2006/wordml" xmlns:wps="http://schemas.microsoft.com/office/word/2010/wordprocessingShape" mc:Ignorable="w14 w15 w16se w16cid w16 w16cex w16sdtdh w16sdtfl w16du wp14">
+  <w:p>
+    <w:pPr>
+      <w:pStyle w:val="Header"/>
+    </w:pPr>
   </w:p>
 </w:hdr>
 </file>
@@ -5567,14 +6254,6 @@
     </w:lvlOverride>
   </w:num>
 </w:numbering>
-</file>
-
-<file path=word/people.xml><?xml version="1.0" encoding="utf-8"?>
-<w15:people xmlns:wpc="http://schemas.microsoft.com/office/word/2010/wordprocessingCanvas" xmlns:cx="http://schemas.microsoft.com/office/drawing/2014/chartex" xmlns:cx1="http://schemas.microsoft.com/office/drawing/2015/9/8/chartex" xmlns:cx2="http://schemas.microsoft.com/office/drawing/2015/10/21/chartex" xmlns:cx3="http://schemas.microsoft.com/office/drawing/2016/5/9/chartex" xmlns:cx4="http://schemas.microsoft.com/office/drawing/2016/5/10/chartex" xmlns:cx5="http://schemas.microsoft.com/office/drawing/2016/5/11/chartex" xmlns:cx6="http://schemas.microsoft.com/office/drawing/2016/5/12/chartex" xmlns:cx7="http://schemas.microsoft.com/office/drawing/2016/5/13/chartex" xmlns:cx8="http://schemas.microsoft.com/office/drawing/2016/5/14/chartex" xmlns:mc="http://schemas.openxmlformats.org/markup-compatibility/2006" xmlns:aink="http://schemas.microsoft.com/office/drawing/2016/ink" xmlns:am3d="http://schemas.microsoft.com/office/drawing/2017/model3d" xmlns:o="urn:schemas-microsoft-com:office:office" xmlns:oel="http://schemas.microsoft.com/office/2019/extlst" xmlns:r="http://schemas.openxmlformats.org/officeDocument/2006/relationships" xmlns:m="http://schemas.openxmlformats.org/officeDocument/2006/math" xmlns:v="urn:schemas-microsoft-com:vml" xmlns:wp14="http://schemas.microsoft.com/office/word/2010/wordprocessingDrawing" xmlns:wp="http://schemas.openxmlformats.org/drawingml/2006/wordprocessingDrawing" xmlns:w10="urn:schemas-microsoft-com:office:word" xmlns:w="http://schemas.openxmlformats.org/wordprocessingml/2006/main" xmlns:w14="http://schemas.microsoft.com/office/word/2010/wordml" xmlns:w15="http://schemas.microsoft.com/office/word/2012/wordml" xmlns:w16cex="http://schemas.microsoft.com/office/word/2018/wordml/cex" xmlns:w16cid="http://schemas.microsoft.com/office/word/2016/wordml/cid" xmlns:w16="http://schemas.microsoft.com/office/word/2018/wordml" xmlns:w16du="http://schemas.microsoft.com/office/word/2023/wordml/word16du" xmlns:w16sdtdh="http://schemas.microsoft.com/office/word/2020/wordml/sdtdatahash" xmlns:w16sdtfl="http://schemas.microsoft.com/office/word/2024/wordml/sdtformatlock" xmlns:w16se="http://schemas.microsoft.com/office/word/2015/wordml/symex" xmlns:wpg="http://schemas.microsoft.com/office/word/2010/wordprocessingGroup" xmlns:wpi="http://schemas.microsoft.com/office/word/2010/wordprocessingInk" xmlns:wne="http://schemas.microsoft.com/office/word/2006/wordml" xmlns:wps="http://schemas.microsoft.com/office/word/2010/wordprocessingShape" mc:Ignorable="w14 w15 w16se w16cid w16 w16cex w16sdtdh w16sdtfl w16du wp14">
-  <w15:person w15:author="Thevesh Chandran">
-    <w15:presenceInfo w15:providerId="Windows Live" w15:userId="167bc4cc7035bc02"/>
-  </w15:person>
-</w15:people>
 </file>
 
 <file path=word/styles.xml><?xml version="1.0" encoding="utf-8"?>
@@ -6065,7 +6744,6 @@
   <w:style w:type="character" w:default="1" w:styleId="DefaultParagraphFont">
     <w:name w:val="Default Paragraph Font"/>
     <w:uiPriority w:val="1"/>
-    <w:semiHidden/>
     <w:unhideWhenUsed/>
   </w:style>
   <w:style w:type="table" w:default="1" w:styleId="TableNormal">
@@ -6243,6 +6921,73 @@
       <w:sz w:val="20"/>
       <w:szCs w:val="20"/>
     </w:rPr>
+  </w:style>
+  <w:style w:type="paragraph" w:styleId="Header">
+    <w:name w:val="header"/>
+    <w:basedOn w:val="Normal"/>
+    <w:link w:val="HeaderChar"/>
+    <w:uiPriority w:val="99"/>
+    <w:unhideWhenUsed/>
+    <w:rsid w:val="007638B3"/>
+    <w:pPr>
+      <w:tabs>
+        <w:tab w:val="center" w:pos="4680"/>
+        <w:tab w:val="right" w:pos="9360"/>
+      </w:tabs>
+    </w:pPr>
+  </w:style>
+  <w:style w:type="character" w:customStyle="1" w:styleId="HeaderChar">
+    <w:name w:val="Header Char"/>
+    <w:basedOn w:val="DefaultParagraphFont"/>
+    <w:link w:val="Header"/>
+    <w:uiPriority w:val="99"/>
+    <w:rsid w:val="007638B3"/>
+  </w:style>
+  <w:style w:type="paragraph" w:styleId="Footer">
+    <w:name w:val="footer"/>
+    <w:basedOn w:val="Normal"/>
+    <w:link w:val="FooterChar"/>
+    <w:uiPriority w:val="99"/>
+    <w:unhideWhenUsed/>
+    <w:rsid w:val="007638B3"/>
+    <w:pPr>
+      <w:tabs>
+        <w:tab w:val="center" w:pos="4680"/>
+        <w:tab w:val="right" w:pos="9360"/>
+      </w:tabs>
+    </w:pPr>
+  </w:style>
+  <w:style w:type="character" w:customStyle="1" w:styleId="FooterChar">
+    <w:name w:val="Footer Char"/>
+    <w:basedOn w:val="DefaultParagraphFont"/>
+    <w:link w:val="Footer"/>
+    <w:uiPriority w:val="99"/>
+    <w:rsid w:val="007638B3"/>
+  </w:style>
+  <w:style w:type="paragraph" w:styleId="TOC1">
+    <w:name w:val="toc 1"/>
+    <w:basedOn w:val="Normal"/>
+    <w:next w:val="Normal"/>
+    <w:autoRedefine/>
+    <w:uiPriority w:val="39"/>
+    <w:unhideWhenUsed/>
+    <w:rsid w:val="00D0331C"/>
+    <w:pPr>
+      <w:spacing w:after="100"/>
+    </w:pPr>
+  </w:style>
+  <w:style w:type="paragraph" w:styleId="TOC2">
+    <w:name w:val="toc 2"/>
+    <w:basedOn w:val="Normal"/>
+    <w:next w:val="Normal"/>
+    <w:autoRedefine/>
+    <w:uiPriority w:val="39"/>
+    <w:unhideWhenUsed/>
+    <w:rsid w:val="00D0331C"/>
+    <w:pPr>
+      <w:spacing w:after="100"/>
+      <w:ind w:left="220"/>
+    </w:pPr>
   </w:style>
 </w:styles>
 </file>
@@ -6560,4 +7305,26 @@
     </a:ext>
   </a:extLst>
 </a:theme>
+</file>
+
+<file path=word/webextensions/taskpanes.xml><?xml version="1.0" encoding="utf-8"?>
+<wetp:taskpanes xmlns:wetp="http://schemas.microsoft.com/office/webextensions/taskpanes/2010/11">
+  <wetp:taskpane dockstate="right" visibility="0" width="525" row="2">
+    <wetp:webextensionref xmlns:r="http://schemas.openxmlformats.org/officeDocument/2006/relationships" r:id="rId1"/>
+  </wetp:taskpane>
+</wetp:taskpanes>
+</file>
+
+<file path=word/webextensions/webextension1.xml><?xml version="1.0" encoding="utf-8"?>
+<we:webextension xmlns:we="http://schemas.microsoft.com/office/webextensions/webextension/2010/11" id="{250B56DA-8FAE-433B-A4C1-AB99ED15835F}">
+  <we:reference id="WA200010453" version="1.0.0.1" store="Omex" storeType="OMEX"/>
+  <we:alternateReferences>
+    <we:reference id="WA200010453" version="1.0.0.1" store="WA200010453" storeType="OMEX"/>
+  </we:alternateReferences>
+  <we:properties>
+    <we:property name="claude.fileId" value="&quot;e5577dbb-86d6-4ca8-97a8-a9909bd012a7&quot;"/>
+  </we:properties>
+  <we:bindings/>
+  <we:snapshot xmlns:r="http://schemas.openxmlformats.org/officeDocument/2006/relationships"/>
+</we:webextension>
 </file>